--- a/paper/论文.docx
+++ b/paper/论文.docx
@@ -156,7 +156,7 @@
               <w:tab w:val="right" w:leader="dot" w:pos="8630"/>
             </w:tabs>
             <w:rPr>
-              <w:rFonts w:cstheme="minorBidi" w:hint="eastAsia"/>
+              <w:rFonts w:cstheme="minorBidi"/>
               <w:noProof/>
               <w:kern w:val="2"/>
               <w:szCs w:val="24"/>
@@ -258,7 +258,7 @@
               <w:tab w:val="right" w:leader="dot" w:pos="8630"/>
             </w:tabs>
             <w:rPr>
-              <w:rFonts w:cstheme="minorBidi" w:hint="eastAsia"/>
+              <w:rFonts w:cstheme="minorBidi"/>
               <w:noProof/>
               <w:kern w:val="2"/>
               <w:szCs w:val="24"/>
@@ -365,7 +365,7 @@
               <w:tab w:val="right" w:leader="dot" w:pos="8630"/>
             </w:tabs>
             <w:rPr>
-              <w:rFonts w:cstheme="minorBidi" w:hint="eastAsia"/>
+              <w:rFonts w:cstheme="minorBidi"/>
               <w:noProof/>
               <w:kern w:val="2"/>
               <w:szCs w:val="24"/>
@@ -465,7 +465,7 @@
               <w:tab w:val="right" w:leader="dot" w:pos="8630"/>
             </w:tabs>
             <w:rPr>
-              <w:rFonts w:cstheme="minorBidi" w:hint="eastAsia"/>
+              <w:rFonts w:cstheme="minorBidi"/>
               <w:noProof/>
               <w:kern w:val="2"/>
               <w:szCs w:val="24"/>
@@ -565,7 +565,7 @@
               <w:tab w:val="right" w:leader="dot" w:pos="8630"/>
             </w:tabs>
             <w:rPr>
-              <w:rFonts w:cstheme="minorBidi" w:hint="eastAsia"/>
+              <w:rFonts w:cstheme="minorBidi"/>
               <w:noProof/>
               <w:kern w:val="2"/>
               <w:szCs w:val="24"/>
@@ -665,7 +665,7 @@
               <w:tab w:val="right" w:leader="dot" w:pos="8630"/>
             </w:tabs>
             <w:rPr>
-              <w:rFonts w:cstheme="minorBidi" w:hint="eastAsia"/>
+              <w:rFonts w:cstheme="minorBidi"/>
               <w:noProof/>
               <w:kern w:val="2"/>
               <w:szCs w:val="24"/>
@@ -765,7 +765,7 @@
               <w:tab w:val="right" w:leader="dot" w:pos="8630"/>
             </w:tabs>
             <w:rPr>
-              <w:rFonts w:cstheme="minorBidi" w:hint="eastAsia"/>
+              <w:rFonts w:cstheme="minorBidi"/>
               <w:noProof/>
               <w:kern w:val="2"/>
               <w:szCs w:val="24"/>
@@ -865,7 +865,7 @@
               <w:tab w:val="right" w:leader="dot" w:pos="8630"/>
             </w:tabs>
             <w:rPr>
-              <w:rFonts w:cstheme="minorBidi" w:hint="eastAsia"/>
+              <w:rFonts w:cstheme="minorBidi"/>
               <w:noProof/>
               <w:kern w:val="2"/>
               <w:szCs w:val="24"/>
@@ -965,7 +965,7 @@
               <w:tab w:val="right" w:leader="dot" w:pos="8630"/>
             </w:tabs>
             <w:rPr>
-              <w:rFonts w:cstheme="minorBidi" w:hint="eastAsia"/>
+              <w:rFonts w:cstheme="minorBidi"/>
               <w:noProof/>
               <w:kern w:val="2"/>
               <w:szCs w:val="24"/>
@@ -1065,7 +1065,7 @@
               <w:tab w:val="right" w:leader="dot" w:pos="8630"/>
             </w:tabs>
             <w:rPr>
-              <w:rFonts w:cstheme="minorBidi" w:hint="eastAsia"/>
+              <w:rFonts w:cstheme="minorBidi"/>
               <w:noProof/>
               <w:kern w:val="2"/>
               <w:szCs w:val="24"/>
@@ -1165,7 +1165,7 @@
               <w:tab w:val="right" w:leader="dot" w:pos="8630"/>
             </w:tabs>
             <w:rPr>
-              <w:rFonts w:cstheme="minorBidi" w:hint="eastAsia"/>
+              <w:rFonts w:cstheme="minorBidi"/>
               <w:noProof/>
               <w:kern w:val="2"/>
               <w:szCs w:val="24"/>
@@ -1265,7 +1265,7 @@
               <w:tab w:val="right" w:leader="dot" w:pos="8630"/>
             </w:tabs>
             <w:rPr>
-              <w:rFonts w:cstheme="minorBidi" w:hint="eastAsia"/>
+              <w:rFonts w:cstheme="minorBidi"/>
               <w:noProof/>
               <w:kern w:val="2"/>
               <w:szCs w:val="24"/>
@@ -1372,7 +1372,7 @@
               <w:tab w:val="right" w:leader="dot" w:pos="8630"/>
             </w:tabs>
             <w:rPr>
-              <w:rFonts w:cstheme="minorBidi" w:hint="eastAsia"/>
+              <w:rFonts w:cstheme="minorBidi"/>
               <w:noProof/>
               <w:kern w:val="2"/>
               <w:szCs w:val="24"/>
@@ -1472,7 +1472,7 @@
               <w:tab w:val="right" w:leader="dot" w:pos="8630"/>
             </w:tabs>
             <w:rPr>
-              <w:rFonts w:cstheme="minorBidi" w:hint="eastAsia"/>
+              <w:rFonts w:cstheme="minorBidi"/>
               <w:noProof/>
               <w:kern w:val="2"/>
               <w:szCs w:val="24"/>
@@ -1572,7 +1572,7 @@
               <w:tab w:val="right" w:leader="dot" w:pos="8630"/>
             </w:tabs>
             <w:rPr>
-              <w:rFonts w:cstheme="minorBidi" w:hint="eastAsia"/>
+              <w:rFonts w:cstheme="minorBidi"/>
               <w:noProof/>
               <w:kern w:val="2"/>
               <w:szCs w:val="24"/>
@@ -1672,7 +1672,7 @@
               <w:tab w:val="right" w:leader="dot" w:pos="8630"/>
             </w:tabs>
             <w:rPr>
-              <w:rFonts w:cstheme="minorBidi" w:hint="eastAsia"/>
+              <w:rFonts w:cstheme="minorBidi"/>
               <w:noProof/>
               <w:kern w:val="2"/>
               <w:szCs w:val="24"/>
@@ -1772,7 +1772,7 @@
               <w:tab w:val="right" w:leader="dot" w:pos="8630"/>
             </w:tabs>
             <w:rPr>
-              <w:rFonts w:cstheme="minorBidi" w:hint="eastAsia"/>
+              <w:rFonts w:cstheme="minorBidi"/>
               <w:noProof/>
               <w:kern w:val="2"/>
               <w:szCs w:val="24"/>
@@ -1872,7 +1872,7 @@
               <w:tab w:val="right" w:leader="dot" w:pos="8630"/>
             </w:tabs>
             <w:rPr>
-              <w:rFonts w:cstheme="minorBidi" w:hint="eastAsia"/>
+              <w:rFonts w:cstheme="minorBidi"/>
               <w:noProof/>
               <w:kern w:val="2"/>
               <w:szCs w:val="24"/>
@@ -1972,7 +1972,7 @@
               <w:tab w:val="right" w:leader="dot" w:pos="8630"/>
             </w:tabs>
             <w:rPr>
-              <w:rFonts w:cstheme="minorBidi" w:hint="eastAsia"/>
+              <w:rFonts w:cstheme="minorBidi"/>
               <w:noProof/>
               <w:kern w:val="2"/>
               <w:szCs w:val="24"/>
@@ -2072,7 +2072,7 @@
               <w:tab w:val="right" w:leader="dot" w:pos="8630"/>
             </w:tabs>
             <w:rPr>
-              <w:rFonts w:cstheme="minorBidi" w:hint="eastAsia"/>
+              <w:rFonts w:cstheme="minorBidi"/>
               <w:noProof/>
               <w:kern w:val="2"/>
               <w:szCs w:val="24"/>
@@ -2172,7 +2172,7 @@
               <w:tab w:val="right" w:leader="dot" w:pos="8630"/>
             </w:tabs>
             <w:rPr>
-              <w:rFonts w:cstheme="minorBidi" w:hint="eastAsia"/>
+              <w:rFonts w:cstheme="minorBidi"/>
               <w:noProof/>
               <w:kern w:val="2"/>
               <w:szCs w:val="24"/>
@@ -2272,7 +2272,7 @@
               <w:tab w:val="right" w:leader="dot" w:pos="8630"/>
             </w:tabs>
             <w:rPr>
-              <w:rFonts w:cstheme="minorBidi" w:hint="eastAsia"/>
+              <w:rFonts w:cstheme="minorBidi"/>
               <w:noProof/>
               <w:kern w:val="2"/>
               <w:szCs w:val="24"/>
@@ -2386,7 +2386,7 @@
               <w:tab w:val="right" w:leader="dot" w:pos="8630"/>
             </w:tabs>
             <w:rPr>
-              <w:rFonts w:cstheme="minorBidi" w:hint="eastAsia"/>
+              <w:rFonts w:cstheme="minorBidi"/>
               <w:noProof/>
               <w:kern w:val="2"/>
               <w:szCs w:val="24"/>
@@ -2479,7 +2479,7 @@
               <w:tab w:val="right" w:leader="dot" w:pos="8630"/>
             </w:tabs>
             <w:rPr>
-              <w:rFonts w:cstheme="minorBidi" w:hint="eastAsia"/>
+              <w:rFonts w:cstheme="minorBidi"/>
               <w:noProof/>
               <w:kern w:val="2"/>
               <w:szCs w:val="24"/>
@@ -2531,6 +2531,106 @@
                 <w:webHidden/>
               </w:rPr>
               <w:instrText>PAGEREF _Toc237956994 \h</w:instrText>
+            </w:r>
+            <w:r>
+              <w:rPr>
+                <w:rFonts w:hint="eastAsia"/>
+                <w:noProof/>
+                <w:webHidden/>
+              </w:rPr>
+              <w:instrText xml:space="preserve"> </w:instrText>
+            </w:r>
+            <w:r>
+              <w:rPr>
+                <w:rFonts w:hint="eastAsia"/>
+                <w:noProof/>
+                <w:webHidden/>
+              </w:rPr>
+            </w:r>
+            <w:r>
+              <w:rPr>
+                <w:rFonts w:hint="eastAsia"/>
+                <w:noProof/>
+                <w:webHidden/>
+              </w:rPr>
+              <w:fldChar w:fldCharType="separate"/>
+            </w:r>
+            <w:r>
+              <w:rPr>
+                <w:noProof/>
+                <w:webHidden/>
+              </w:rPr>
+              <w:t>12</w:t>
+            </w:r>
+            <w:r>
+              <w:rPr>
+                <w:rFonts w:hint="eastAsia"/>
+                <w:noProof/>
+                <w:webHidden/>
+              </w:rPr>
+              <w:fldChar w:fldCharType="end"/>
+            </w:r>
+          </w:hyperlink>
+        </w:p>
+        <w:p>
+          <w:pPr>
+            <w:pStyle w:val="TOC2"/>
+            <w:tabs>
+              <w:tab w:val="right" w:leader="dot" w:pos="8630"/>
+            </w:tabs>
+            <w:rPr>
+              <w:rFonts w:cstheme="minorBidi"/>
+              <w:noProof/>
+              <w:kern w:val="2"/>
+              <w:szCs w:val="24"/>
+              <w14:ligatures w14:val="standardContextual"/>
+            </w:rPr>
+          </w:pPr>
+          <w:hyperlink w:anchor="_RedisTOC27" w:history="1">
+            <w:r>
+              <w:rPr>
+                <w:rStyle w:val="ad"/>
+                <w:noProof/>
+              </w:rPr>
+              <w:t>2.7 Redis</w:t>
+            </w:r>
+            <w:r>
+              <w:rPr>
+                <w:rStyle w:val="ad"/>
+                <w:noProof/>
+              </w:rPr>
+              <w:t>临时状态与查询缓存选型</w:t>
+            </w:r>
+            <w:r>
+              <w:rPr>
+                <w:rFonts w:hint="eastAsia"/>
+                <w:noProof/>
+                <w:webHidden/>
+              </w:rPr>
+              <w:tab/>
+            </w:r>
+            <w:r>
+              <w:rPr>
+                <w:rFonts w:hint="eastAsia"/>
+                <w:noProof/>
+                <w:webHidden/>
+              </w:rPr>
+              <w:fldChar w:fldCharType="begin"/>
+            </w:r>
+            <w:r>
+              <w:rPr>
+                <w:rFonts w:hint="eastAsia"/>
+                <w:noProof/>
+                <w:webHidden/>
+              </w:rPr>
+              <w:instrText xml:space="preserve"> </w:instrText>
+            </w:r>
+            <w:r>
+              <w:rPr>
+                <w:noProof/>
+                <w:webHidden/>
+              </w:rPr>
+              <w:instrText>PAGEREF _RedisTOC27 \h</w:instrText>
             </w:r>
             <w:r>
               <w:rPr>
@@ -2579,7 +2679,7 @@
               <w:tab w:val="right" w:leader="dot" w:pos="8630"/>
             </w:tabs>
             <w:rPr>
-              <w:rFonts w:cstheme="minorBidi" w:hint="eastAsia"/>
+              <w:rFonts w:cstheme="minorBidi"/>
               <w:noProof/>
               <w:kern w:val="2"/>
               <w:szCs w:val="24"/>
@@ -2686,7 +2786,7 @@
               <w:tab w:val="right" w:leader="dot" w:pos="8630"/>
             </w:tabs>
             <w:rPr>
-              <w:rFonts w:cstheme="minorBidi" w:hint="eastAsia"/>
+              <w:rFonts w:cstheme="minorBidi"/>
               <w:noProof/>
               <w:kern w:val="2"/>
               <w:szCs w:val="24"/>
@@ -2786,7 +2886,7 @@
               <w:tab w:val="right" w:leader="dot" w:pos="8630"/>
             </w:tabs>
             <w:rPr>
-              <w:rFonts w:cstheme="minorBidi" w:hint="eastAsia"/>
+              <w:rFonts w:cstheme="minorBidi"/>
               <w:noProof/>
               <w:kern w:val="2"/>
               <w:szCs w:val="24"/>
@@ -2886,7 +2986,7 @@
               <w:tab w:val="right" w:leader="dot" w:pos="8630"/>
             </w:tabs>
             <w:rPr>
-              <w:rFonts w:cstheme="minorBidi" w:hint="eastAsia"/>
+              <w:rFonts w:cstheme="minorBidi"/>
               <w:noProof/>
               <w:kern w:val="2"/>
               <w:szCs w:val="24"/>
@@ -2986,7 +3086,7 @@
               <w:tab w:val="right" w:leader="dot" w:pos="8630"/>
             </w:tabs>
             <w:rPr>
-              <w:rFonts w:cstheme="minorBidi" w:hint="eastAsia"/>
+              <w:rFonts w:cstheme="minorBidi"/>
               <w:noProof/>
               <w:kern w:val="2"/>
               <w:szCs w:val="24"/>
@@ -3086,7 +3186,7 @@
               <w:tab w:val="right" w:leader="dot" w:pos="8630"/>
             </w:tabs>
             <w:rPr>
-              <w:rFonts w:cstheme="minorBidi" w:hint="eastAsia"/>
+              <w:rFonts w:cstheme="minorBidi"/>
               <w:noProof/>
               <w:kern w:val="2"/>
               <w:szCs w:val="24"/>
@@ -3186,7 +3286,7 @@
               <w:tab w:val="right" w:leader="dot" w:pos="8630"/>
             </w:tabs>
             <w:rPr>
-              <w:rFonts w:cstheme="minorBidi" w:hint="eastAsia"/>
+              <w:rFonts w:cstheme="minorBidi"/>
               <w:noProof/>
               <w:kern w:val="2"/>
               <w:szCs w:val="24"/>
@@ -3286,7 +3386,7 @@
               <w:tab w:val="right" w:leader="dot" w:pos="8630"/>
             </w:tabs>
             <w:rPr>
-              <w:rFonts w:cstheme="minorBidi" w:hint="eastAsia"/>
+              <w:rFonts w:cstheme="minorBidi"/>
               <w:noProof/>
               <w:kern w:val="2"/>
               <w:szCs w:val="24"/>
@@ -3386,7 +3486,7 @@
               <w:tab w:val="right" w:leader="dot" w:pos="8630"/>
             </w:tabs>
             <w:rPr>
-              <w:rFonts w:cstheme="minorBidi" w:hint="eastAsia"/>
+              <w:rFonts w:cstheme="minorBidi"/>
               <w:noProof/>
               <w:kern w:val="2"/>
               <w:szCs w:val="24"/>
@@ -3486,7 +3586,7 @@
               <w:tab w:val="right" w:leader="dot" w:pos="8630"/>
             </w:tabs>
             <w:rPr>
-              <w:rFonts w:cstheme="minorBidi" w:hint="eastAsia"/>
+              <w:rFonts w:cstheme="minorBidi"/>
               <w:noProof/>
               <w:kern w:val="2"/>
               <w:szCs w:val="24"/>
@@ -3586,7 +3686,7 @@
               <w:tab w:val="right" w:leader="dot" w:pos="8630"/>
             </w:tabs>
             <w:rPr>
-              <w:rFonts w:cstheme="minorBidi" w:hint="eastAsia"/>
+              <w:rFonts w:cstheme="minorBidi"/>
               <w:noProof/>
               <w:kern w:val="2"/>
               <w:szCs w:val="24"/>
@@ -3686,7 +3786,7 @@
               <w:tab w:val="right" w:leader="dot" w:pos="8630"/>
             </w:tabs>
             <w:rPr>
-              <w:rFonts w:cstheme="minorBidi" w:hint="eastAsia"/>
+              <w:rFonts w:cstheme="minorBidi"/>
               <w:noProof/>
               <w:kern w:val="2"/>
               <w:szCs w:val="24"/>
@@ -3786,7 +3886,7 @@
               <w:tab w:val="right" w:leader="dot" w:pos="8630"/>
             </w:tabs>
             <w:rPr>
-              <w:rFonts w:cstheme="minorBidi" w:hint="eastAsia"/>
+              <w:rFonts w:cstheme="minorBidi"/>
               <w:noProof/>
               <w:kern w:val="2"/>
               <w:szCs w:val="24"/>
@@ -3893,7 +3993,7 @@
               <w:tab w:val="right" w:leader="dot" w:pos="8630"/>
             </w:tabs>
             <w:rPr>
-              <w:rFonts w:cstheme="minorBidi" w:hint="eastAsia"/>
+              <w:rFonts w:cstheme="minorBidi"/>
               <w:noProof/>
               <w:kern w:val="2"/>
               <w:szCs w:val="24"/>
@@ -3993,7 +4093,7 @@
               <w:tab w:val="right" w:leader="dot" w:pos="8630"/>
             </w:tabs>
             <w:rPr>
-              <w:rFonts w:cstheme="minorBidi" w:hint="eastAsia"/>
+              <w:rFonts w:cstheme="minorBidi"/>
               <w:noProof/>
               <w:kern w:val="2"/>
               <w:szCs w:val="24"/>
@@ -4093,7 +4193,7 @@
               <w:tab w:val="right" w:leader="dot" w:pos="8630"/>
             </w:tabs>
             <w:rPr>
-              <w:rFonts w:cstheme="minorBidi" w:hint="eastAsia"/>
+              <w:rFonts w:cstheme="minorBidi"/>
               <w:noProof/>
               <w:kern w:val="2"/>
               <w:szCs w:val="24"/>
@@ -4179,7 +4279,7 @@
               <w:tab w:val="right" w:leader="dot" w:pos="8630"/>
             </w:tabs>
             <w:rPr>
-              <w:rFonts w:cstheme="minorBidi" w:hint="eastAsia"/>
+              <w:rFonts w:cstheme="minorBidi"/>
               <w:noProof/>
               <w:kern w:val="2"/>
               <w:szCs w:val="24"/>
@@ -4279,7 +4379,7 @@
               <w:tab w:val="right" w:leader="dot" w:pos="8630"/>
             </w:tabs>
             <w:rPr>
-              <w:rFonts w:cstheme="minorBidi" w:hint="eastAsia"/>
+              <w:rFonts w:cstheme="minorBidi"/>
               <w:noProof/>
               <w:kern w:val="2"/>
               <w:szCs w:val="24"/>
@@ -4379,7 +4479,7 @@
               <w:tab w:val="right" w:leader="dot" w:pos="8630"/>
             </w:tabs>
             <w:rPr>
-              <w:rFonts w:cstheme="minorBidi" w:hint="eastAsia"/>
+              <w:rFonts w:cstheme="minorBidi"/>
               <w:noProof/>
               <w:kern w:val="2"/>
               <w:szCs w:val="24"/>
@@ -4479,7 +4579,7 @@
               <w:tab w:val="right" w:leader="dot" w:pos="8630"/>
             </w:tabs>
             <w:rPr>
-              <w:rFonts w:cstheme="minorBidi" w:hint="eastAsia"/>
+              <w:rFonts w:cstheme="minorBidi"/>
               <w:noProof/>
               <w:kern w:val="2"/>
               <w:szCs w:val="24"/>
@@ -4561,6 +4661,106 @@
                 <w:webHidden/>
               </w:rPr>
               <w:t>28</w:t>
+            </w:r>
+            <w:r>
+              <w:rPr>
+                <w:rFonts w:hint="eastAsia"/>
+                <w:noProof/>
+                <w:webHidden/>
+              </w:rPr>
+              <w:fldChar w:fldCharType="end"/>
+            </w:r>
+          </w:hyperlink>
+        </w:p>
+        <w:p>
+          <w:pPr>
+            <w:pStyle w:val="TOC2"/>
+            <w:tabs>
+              <w:tab w:val="right" w:leader="dot" w:pos="8630"/>
+            </w:tabs>
+            <w:rPr>
+              <w:rFonts w:cstheme="minorBidi"/>
+              <w:noProof/>
+              <w:kern w:val="2"/>
+              <w:szCs w:val="24"/>
+              <w14:ligatures w14:val="standardContextual"/>
+            </w:rPr>
+          </w:pPr>
+          <w:hyperlink w:anchor="_RedisTOC47" w:history="1">
+            <w:r>
+              <w:rPr>
+                <w:rStyle w:val="ad"/>
+                <w:noProof/>
+              </w:rPr>
+              <w:t xml:space="preserve">4.7 </w:t>
+            </w:r>
+            <w:r>
+              <w:rPr>
+                <w:rStyle w:val="ad"/>
+                <w:noProof/>
+              </w:rPr>
+              <w:t>认证、限流与查询缓存实现</w:t>
+            </w:r>
+            <w:r>
+              <w:rPr>
+                <w:rFonts w:hint="eastAsia"/>
+                <w:noProof/>
+                <w:webHidden/>
+              </w:rPr>
+              <w:tab/>
+            </w:r>
+            <w:r>
+              <w:rPr>
+                <w:rFonts w:hint="eastAsia"/>
+                <w:noProof/>
+                <w:webHidden/>
+              </w:rPr>
+              <w:fldChar w:fldCharType="begin"/>
+            </w:r>
+            <w:r>
+              <w:rPr>
+                <w:rFonts w:hint="eastAsia"/>
+                <w:noProof/>
+                <w:webHidden/>
+              </w:rPr>
+              <w:instrText xml:space="preserve"> </w:instrText>
+            </w:r>
+            <w:r>
+              <w:rPr>
+                <w:noProof/>
+                <w:webHidden/>
+              </w:rPr>
+              <w:instrText>PAGEREF _RedisTOC47 \h</w:instrText>
+            </w:r>
+            <w:r>
+              <w:rPr>
+                <w:rFonts w:hint="eastAsia"/>
+                <w:noProof/>
+                <w:webHidden/>
+              </w:rPr>
+              <w:instrText xml:space="preserve"> </w:instrText>
+            </w:r>
+            <w:r>
+              <w:rPr>
+                <w:rFonts w:hint="eastAsia"/>
+                <w:noProof/>
+                <w:webHidden/>
+              </w:rPr>
+            </w:r>
+            <w:r>
+              <w:rPr>
+                <w:rFonts w:hint="eastAsia"/>
+                <w:noProof/>
+                <w:webHidden/>
+              </w:rPr>
+              <w:fldChar w:fldCharType="separate"/>
+            </w:r>
+            <w:r>
+              <w:rPr>
+                <w:noProof/>
+                <w:webHidden/>
+              </w:rPr>
+              <w:t>29</w:t>
             </w:r>
             <w:r>
               <w:rPr>
@@ -4579,7 +4779,7 @@
               <w:tab w:val="right" w:leader="dot" w:pos="8630"/>
             </w:tabs>
             <w:rPr>
-              <w:rFonts w:cstheme="minorBidi" w:hint="eastAsia"/>
+              <w:rFonts w:cstheme="minorBidi"/>
               <w:noProof/>
               <w:kern w:val="2"/>
               <w:szCs w:val="24"/>
@@ -4686,7 +4886,7 @@
               <w:tab w:val="right" w:leader="dot" w:pos="8630"/>
             </w:tabs>
             <w:rPr>
-              <w:rFonts w:cstheme="minorBidi" w:hint="eastAsia"/>
+              <w:rFonts w:cstheme="minorBidi"/>
               <w:noProof/>
               <w:kern w:val="2"/>
               <w:szCs w:val="24"/>
@@ -4786,7 +4986,7 @@
               <w:tab w:val="right" w:leader="dot" w:pos="8630"/>
             </w:tabs>
             <w:rPr>
-              <w:rFonts w:cstheme="minorBidi" w:hint="eastAsia"/>
+              <w:rFonts w:cstheme="minorBidi"/>
               <w:noProof/>
               <w:kern w:val="2"/>
               <w:szCs w:val="24"/>
@@ -4893,7 +5093,7 @@
               <w:tab w:val="right" w:leader="dot" w:pos="8630"/>
             </w:tabs>
             <w:rPr>
-              <w:rFonts w:cstheme="minorBidi" w:hint="eastAsia"/>
+              <w:rFonts w:cstheme="minorBidi"/>
               <w:noProof/>
               <w:kern w:val="2"/>
               <w:szCs w:val="24"/>
@@ -5000,7 +5200,7 @@
               <w:tab w:val="right" w:leader="dot" w:pos="8630"/>
             </w:tabs>
             <w:rPr>
-              <w:rFonts w:cstheme="minorBidi" w:hint="eastAsia"/>
+              <w:rFonts w:cstheme="minorBidi"/>
               <w:noProof/>
               <w:kern w:val="2"/>
               <w:szCs w:val="24"/>
@@ -5107,7 +5307,7 @@
               <w:tab w:val="right" w:leader="dot" w:pos="8630"/>
             </w:tabs>
             <w:rPr>
-              <w:rFonts w:cstheme="minorBidi" w:hint="eastAsia"/>
+              <w:rFonts w:cstheme="minorBidi"/>
               <w:noProof/>
               <w:kern w:val="2"/>
               <w:szCs w:val="24"/>
@@ -5214,7 +5414,7 @@
               <w:tab w:val="right" w:leader="dot" w:pos="8630"/>
             </w:tabs>
             <w:rPr>
-              <w:rFonts w:cstheme="minorBidi" w:hint="eastAsia"/>
+              <w:rFonts w:cstheme="minorBidi"/>
               <w:noProof/>
               <w:kern w:val="2"/>
               <w:szCs w:val="24"/>
@@ -5321,7 +5521,7 @@
               <w:tab w:val="right" w:leader="dot" w:pos="8630"/>
             </w:tabs>
             <w:rPr>
-              <w:rFonts w:cstheme="minorBidi" w:hint="eastAsia"/>
+              <w:rFonts w:cstheme="minorBidi"/>
               <w:noProof/>
               <w:kern w:val="2"/>
               <w:szCs w:val="24"/>
@@ -5428,7 +5628,7 @@
               <w:tab w:val="right" w:leader="dot" w:pos="8630"/>
             </w:tabs>
             <w:rPr>
-              <w:rFonts w:cstheme="minorBidi" w:hint="eastAsia"/>
+              <w:rFonts w:cstheme="minorBidi"/>
               <w:noProof/>
               <w:kern w:val="2"/>
               <w:szCs w:val="24"/>
@@ -5535,7 +5735,7 @@
               <w:tab w:val="right" w:leader="dot" w:pos="8630"/>
             </w:tabs>
             <w:rPr>
-              <w:rFonts w:cstheme="minorBidi" w:hint="eastAsia"/>
+              <w:rFonts w:cstheme="minorBidi"/>
               <w:noProof/>
               <w:kern w:val="2"/>
               <w:szCs w:val="24"/>
@@ -5635,7 +5835,7 @@
               <w:tab w:val="right" w:leader="dot" w:pos="8630"/>
             </w:tabs>
             <w:rPr>
-              <w:rFonts w:cstheme="minorBidi" w:hint="eastAsia"/>
+              <w:rFonts w:cstheme="minorBidi"/>
               <w:noProof/>
               <w:kern w:val="2"/>
               <w:szCs w:val="24"/>
@@ -5735,7 +5935,7 @@
               <w:tab w:val="right" w:leader="dot" w:pos="8630"/>
             </w:tabs>
             <w:rPr>
-              <w:rFonts w:cstheme="minorBidi" w:hint="eastAsia"/>
+              <w:rFonts w:cstheme="minorBidi"/>
               <w:noProof/>
               <w:kern w:val="2"/>
               <w:szCs w:val="24"/>
@@ -5828,7 +6028,7 @@
               <w:tab w:val="right" w:leader="dot" w:pos="8630"/>
             </w:tabs>
             <w:rPr>
-              <w:rFonts w:cstheme="minorBidi" w:hint="eastAsia"/>
+              <w:rFonts w:cstheme="minorBidi"/>
               <w:noProof/>
               <w:kern w:val="2"/>
               <w:szCs w:val="24"/>
@@ -5921,7 +6121,7 @@
               <w:tab w:val="right" w:leader="dot" w:pos="8630"/>
             </w:tabs>
             <w:rPr>
-              <w:rFonts w:cstheme="minorBidi" w:hint="eastAsia"/>
+              <w:rFonts w:cstheme="minorBidi"/>
               <w:noProof/>
               <w:kern w:val="2"/>
               <w:szCs w:val="24"/>
@@ -6035,7 +6235,7 @@
               <w:tab w:val="right" w:leader="dot" w:pos="8630"/>
             </w:tabs>
             <w:rPr>
-              <w:rFonts w:cstheme="minorBidi" w:hint="eastAsia"/>
+              <w:rFonts w:cstheme="minorBidi"/>
               <w:noProof/>
               <w:kern w:val="2"/>
               <w:szCs w:val="24"/>
@@ -6142,7 +6342,7 @@
               <w:tab w:val="right" w:leader="dot" w:pos="8630"/>
             </w:tabs>
             <w:rPr>
-              <w:rFonts w:cstheme="minorBidi" w:hint="eastAsia"/>
+              <w:rFonts w:cstheme="minorBidi"/>
               <w:noProof/>
               <w:kern w:val="2"/>
               <w:szCs w:val="24"/>
@@ -6277,7 +6477,7 @@
               <w:tab w:val="right" w:leader="dot" w:pos="8630"/>
             </w:tabs>
             <w:rPr>
-              <w:rFonts w:cstheme="minorBidi" w:hint="eastAsia"/>
+              <w:rFonts w:cstheme="minorBidi"/>
               <w:noProof/>
               <w:kern w:val="2"/>
               <w:szCs w:val="24"/>
@@ -13597,6 +13797,149 @@
     </w:p>
     <w:p>
       <w:pPr>
+        <w:pStyle w:val="2"/>
+        <w:rPr>
+          <w:lang w:eastAsia="zh-CN"/>
+        </w:rPr>
+      </w:pPr>
+      <w:bookmarkStart w:id="48" w:name="_RedisTOC27"/>
+      <w:r>
+        <w:rPr>
+          <w:lang w:eastAsia="zh-CN"/>
+        </w:rPr>
+        <w:lastRenderedPageBreak/>
+        <w:t>2.7 Redis</w:t>
+      </w:r>
+      <w:r>
+        <w:rPr>
+          <w:lang w:eastAsia="zh-CN"/>
+        </w:rPr>
+        <w:t>临时状态与查询缓存选型</w:t>
+      </w:r>
+      <w:bookmarkEnd w:id="48"/>
+    </w:p>
+    <w:p>
+      <w:pPr>
+        <w:pStyle w:val="FirstParagraph"/>
+        <w:rPr>
+          <w:lang w:eastAsia="zh-CN"/>
+        </w:rPr>
+      </w:pPr>
+      <w:proofErr w:type="spellStart"/>
+      <w:r>
+        <w:t>系统采用</w:t>
+      </w:r>
+      <w:r>
+        <w:t>Redis</w:t>
+      </w:r>
+      <w:proofErr w:type="spellEnd"/>
+      <w:r>
+        <w:t xml:space="preserve"> 7</w:t>
+      </w:r>
+      <w:r>
+        <w:t>保存短生命周期状态与可重建查询缓存，并通过</w:t>
+      </w:r>
+      <w:r>
+        <w:t>Spring Data Redis</w:t>
+      </w:r>
+      <w:r>
+        <w:t>的</w:t>
+      </w:r>
+      <w:r>
+        <w:t>Lettuce</w:t>
+      </w:r>
+      <w:r>
+        <w:t>客户端接入。</w:t>
+      </w:r>
+      <w:r>
+        <w:t>PostgreSQL</w:t>
+      </w:r>
+      <w:r>
+        <w:t>仍是档案事实数据、任务日志和知识库的持久化数据源；</w:t>
+      </w:r>
+      <w:r>
+        <w:t>Redis</w:t>
+      </w:r>
+      <w:r>
+        <w:t>不保存档案原文，也不承担</w:t>
+      </w:r>
+      <w:r>
+        <w:t>OCR/LLM</w:t>
+      </w:r>
+      <w:r>
+        <w:t>任务队列。</w:t>
+      </w:r>
+      <w:r>
+        <w:rPr>
+          <w:lang w:eastAsia="zh-CN"/>
+        </w:rPr>
+        <w:t>该边界避免在两类存储之间复制事实数据，同时使验证码和限流状态能够由多个后端实例共享。</w:t>
+      </w:r>
+    </w:p>
+    <w:p>
+      <w:pPr>
+        <w:pStyle w:val="a0"/>
+        <w:rPr>
+          <w:lang w:eastAsia="zh-CN"/>
+        </w:rPr>
+      </w:pPr>
+      <w:r>
+        <w:rPr>
+          <w:lang w:eastAsia="zh-CN"/>
+        </w:rPr>
+        <w:t>查询缓存采用</w:t>
+      </w:r>
+      <w:r>
+        <w:rPr>
+          <w:lang w:eastAsia="zh-CN"/>
+        </w:rPr>
+        <w:t>Cache-Aside</w:t>
+      </w:r>
+      <w:r>
+        <w:rPr>
+          <w:lang w:eastAsia="zh-CN"/>
+        </w:rPr>
+        <w:t>模式：应用先读取</w:t>
+      </w:r>
+      <w:r>
+        <w:rPr>
+          <w:lang w:eastAsia="zh-CN"/>
+        </w:rPr>
+        <w:t>Redis</w:t>
+      </w:r>
+      <w:r>
+        <w:rPr>
+          <w:lang w:eastAsia="zh-CN"/>
+        </w:rPr>
+        <w:t>，未命中时查询</w:t>
+      </w:r>
+      <w:r>
+        <w:rPr>
+          <w:lang w:eastAsia="zh-CN"/>
+        </w:rPr>
+        <w:t>PostgreSQL</w:t>
+      </w:r>
+      <w:r>
+        <w:rPr>
+          <w:lang w:eastAsia="zh-CN"/>
+        </w:rPr>
+        <w:t>并回填；写操作主动删除相关缓存，</w:t>
+      </w:r>
+      <w:r>
+        <w:rPr>
+          <w:lang w:eastAsia="zh-CN"/>
+        </w:rPr>
+        <w:t>TTL</w:t>
+      </w:r>
+      <w:r>
+        <w:rPr>
+          <w:lang w:eastAsia="zh-CN"/>
+        </w:rPr>
+        <w:t>用于异常情况下的最终兜底。该机制属于工程优化，本文不在缺少对照实验的情况下将其作为算法创新或量化性能结论。</w:t>
+      </w:r>
+    </w:p>
+    <w:p>
+      <w:pPr>
         <w:pStyle w:val="a0"/>
       </w:pPr>
       <w:proofErr w:type="spellStart"/>
@@ -13604,7 +13947,6 @@
         <w:rPr>
           <w:b/>
         </w:rPr>
-        <w:lastRenderedPageBreak/>
         <w:t>本章技术选型总览</w:t>
       </w:r>
       <w:proofErr w:type="spellEnd"/>
@@ -13623,9 +13965,9 @@
         <w:tblLook w:val="07E0" w:firstRow="1" w:lastRow="1" w:firstColumn="1" w:lastColumn="1" w:noHBand="1" w:noVBand="1"/>
       </w:tblPr>
       <w:tblGrid>
-        <w:gridCol w:w="1342"/>
-        <w:gridCol w:w="4217"/>
-        <w:gridCol w:w="3297"/>
+        <w:gridCol w:w="1453"/>
+        <w:gridCol w:w="3657"/>
+        <w:gridCol w:w="3746"/>
       </w:tblGrid>
       <w:tr>
         <w:tc>
@@ -14256,7 +14598,7 @@
                 <w:b/>
                 <w:bCs/>
               </w:rPr>
-              <w:t>部署</w:t>
+              <w:t>临时状态与缓存</w:t>
             </w:r>
             <w:proofErr w:type="spellEnd"/>
           </w:p>
@@ -14270,6 +14612,96 @@
               <w:pStyle w:val="Compact"/>
             </w:pPr>
             <w:r>
+              <w:t>Redis 7 + Spring Data Redis</w:t>
+            </w:r>
+            <w:r>
+              <w:t>（</w:t>
+            </w:r>
+            <w:r>
+              <w:t>Lettuce</w:t>
+            </w:r>
+            <w:r>
+              <w:t>）</w:t>
+            </w:r>
+          </w:p>
+        </w:tc>
+        <w:tc>
+          <w:tcPr>
+            <w:tcW w:w="0" w:type="auto"/>
+          </w:tcPr>
+          <w:p>
+            <w:pPr>
+              <w:pStyle w:val="Compact"/>
+              <w:rPr>
+                <w:lang w:eastAsia="zh-CN"/>
+              </w:rPr>
+            </w:pPr>
+            <w:r>
+              <w:rPr>
+                <w:lang w:eastAsia="zh-CN"/>
+              </w:rPr>
+              <w:t>一次性验证码</w:t>
+            </w:r>
+            <w:r>
+              <w:rPr>
+                <w:lang w:eastAsia="zh-CN"/>
+              </w:rPr>
+              <w:t>+</w:t>
+            </w:r>
+            <w:r>
+              <w:rPr>
+                <w:lang w:eastAsia="zh-CN"/>
+              </w:rPr>
+              <w:t>分布式限流</w:t>
+            </w:r>
+            <w:r>
+              <w:rPr>
+                <w:lang w:eastAsia="zh-CN"/>
+              </w:rPr>
+              <w:t>+</w:t>
+            </w:r>
+            <w:r>
+              <w:rPr>
+                <w:lang w:eastAsia="zh-CN"/>
+              </w:rPr>
+              <w:t>可重建查询缓存</w:t>
+            </w:r>
+          </w:p>
+        </w:tc>
+      </w:tr>
+      <w:tr>
+        <w:tc>
+          <w:tcPr>
+            <w:tcW w:w="0" w:type="auto"/>
+          </w:tcPr>
+          <w:p>
+            <w:pPr>
+              <w:pStyle w:val="Compact"/>
+              <w:rPr>
+                <w:b/>
+                <w:bCs/>
+              </w:rPr>
+            </w:pPr>
+            <w:proofErr w:type="spellStart"/>
+            <w:r>
+              <w:rPr>
+                <w:b/>
+                <w:bCs/>
+              </w:rPr>
+              <w:t>部署</w:t>
+            </w:r>
+            <w:proofErr w:type="spellEnd"/>
+          </w:p>
+        </w:tc>
+        <w:tc>
+          <w:tcPr>
+            <w:tcW w:w="0" w:type="auto"/>
+          </w:tcPr>
+          <w:p>
+            <w:pPr>
+              <w:pStyle w:val="Compact"/>
+            </w:pPr>
+            <w:r>
               <w:t>Docker Compose</w:t>
             </w:r>
           </w:p>
@@ -14299,6 +14731,7 @@
         <w:rPr>
           <w:noProof/>
         </w:rPr>
+        <w:lastRenderedPageBreak/>
         <w:drawing>
           <wp:inline distT="0" distB="0" distL="0" distR="0" wp14:anchorId="308D4E5F" wp14:editId="0EC7CA45">
             <wp:extent cx="5486400" cy="2813539"/>
@@ -14416,9 +14849,9 @@
           <w:lang w:eastAsia="zh-CN"/>
         </w:rPr>
       </w:pPr>
-      <w:bookmarkStart w:id="48" w:name="第三章-核心方法设计"/>
-      <w:bookmarkStart w:id="49" w:name="_Toc237956995"/>
-      <w:bookmarkEnd w:id="48"/>
+      <w:bookmarkStart w:id="49" w:name="第三章-核心方法设计"/>
+      <w:bookmarkStart w:id="50" w:name="_Toc237956995"/>
+      <w:bookmarkEnd w:id="49"/>
       <w:r>
         <w:rPr>
           <w:lang w:eastAsia="zh-CN"/>
@@ -14437,7 +14870,7 @@
         </w:rPr>
         <w:t>核心方法设计</w:t>
       </w:r>
-      <w:bookmarkEnd w:id="49"/>
+      <w:bookmarkEnd w:id="50"/>
     </w:p>
     <w:p>
       <w:pPr>
@@ -14472,14 +14905,13 @@
           <w:lang w:eastAsia="zh-CN"/>
         </w:rPr>
       </w:pPr>
-      <w:bookmarkStart w:id="50" w:name="系统总体架构"/>
-      <w:bookmarkStart w:id="51" w:name="_Toc237956996"/>
-      <w:bookmarkEnd w:id="50"/>
-      <w:r>
-        <w:rPr>
-          <w:lang w:eastAsia="zh-CN"/>
-        </w:rPr>
-        <w:lastRenderedPageBreak/>
+      <w:bookmarkStart w:id="51" w:name="系统总体架构"/>
+      <w:bookmarkStart w:id="52" w:name="_Toc237956996"/>
+      <w:bookmarkEnd w:id="51"/>
+      <w:r>
+        <w:rPr>
+          <w:lang w:eastAsia="zh-CN"/>
+        </w:rPr>
         <w:t xml:space="preserve">3.1 </w:t>
       </w:r>
       <w:r>
@@ -14488,7 +14920,7 @@
         </w:rPr>
         <w:t>系统总体架构</w:t>
       </w:r>
-      <w:bookmarkEnd w:id="51"/>
+      <w:bookmarkEnd w:id="52"/>
     </w:p>
     <w:p>
       <w:pPr>
@@ -14501,7 +14933,19 @@
         <w:rPr>
           <w:lang w:eastAsia="zh-CN"/>
         </w:rPr>
-        <w:t>本平台采用三层架构设计，各层职责明确：</w:t>
+        <w:t>本平台采用三层业务架构设计，各层职责明确；</w:t>
+      </w:r>
+      <w:r>
+        <w:rPr>
+          <w:lang w:eastAsia="zh-CN"/>
+        </w:rPr>
+        <w:t>Redis</w:t>
+      </w:r>
+      <w:r>
+        <w:rPr>
+          <w:lang w:eastAsia="zh-CN"/>
+        </w:rPr>
+        <w:t>作为横切基础设施提供临时状态与查询缓存，不单独构成业务层：</w:t>
       </w:r>
     </w:p>
     <w:p>
@@ -14717,8 +15161,10 @@
         <w:t>、</w:t>
       </w:r>
       <w:r>
+        <w:lastRenderedPageBreak/>
         <w:t>PDF</w:t>
       </w:r>
+      <w:proofErr w:type="spellStart"/>
       <w:r>
         <w:t>转图和</w:t>
       </w:r>
@@ -14731,59 +15177,55 @@
       <w:r>
         <w:t>Java</w:t>
       </w:r>
+      <w:r>
+        <w:t>拉起为本地子进程。</w:t>
+      </w:r>
+      <w:r>
+        <w:rPr>
+          <w:lang w:eastAsia="zh-CN"/>
+        </w:rPr>
+        <w:t>MLLM</w:t>
+      </w:r>
+      <w:proofErr w:type="spellEnd"/>
+      <w:r>
+        <w:rPr>
+          <w:lang w:eastAsia="zh-CN"/>
+        </w:rPr>
+        <w:t>脚本通过</w:t>
+      </w:r>
+      <w:r>
+        <w:rPr>
+          <w:lang w:eastAsia="zh-CN"/>
+        </w:rPr>
+        <w:t>HTTP</w:t>
+      </w:r>
+      <w:r>
+        <w:rPr>
+          <w:lang w:eastAsia="zh-CN"/>
+        </w:rPr>
+        <w:t>调用</w:t>
+      </w:r>
+      <w:r>
+        <w:rPr>
+          <w:lang w:eastAsia="zh-CN"/>
+        </w:rPr>
+        <w:t>GLM</w:t>
+      </w:r>
+      <w:r>
+        <w:rPr>
+          <w:lang w:eastAsia="zh-CN"/>
+        </w:rPr>
+        <w:t>接口，</w:t>
+      </w:r>
       <w:proofErr w:type="spellStart"/>
       <w:r>
-        <w:t>拉起为本地子进程</w:t>
+        <w:rPr>
+          <w:lang w:eastAsia="zh-CN"/>
+        </w:rPr>
+        <w:t>FastAPI</w:t>
       </w:r>
       <w:proofErr w:type="spellEnd"/>
       <w:r>
-        <w:t>。</w:t>
-      </w:r>
-      <w:r>
-        <w:rPr>
-          <w:lang w:eastAsia="zh-CN"/>
-        </w:rPr>
-        <w:t>MLLM</w:t>
-      </w:r>
-      <w:r>
-        <w:rPr>
-          <w:lang w:eastAsia="zh-CN"/>
-        </w:rPr>
-        <w:t>脚本通过</w:t>
-      </w:r>
-      <w:r>
-        <w:rPr>
-          <w:lang w:eastAsia="zh-CN"/>
-        </w:rPr>
-        <w:t>HTTP</w:t>
-      </w:r>
-      <w:r>
-        <w:rPr>
-          <w:lang w:eastAsia="zh-CN"/>
-        </w:rPr>
-        <w:t>调用</w:t>
-      </w:r>
-      <w:r>
-        <w:rPr>
-          <w:lang w:eastAsia="zh-CN"/>
-        </w:rPr>
-        <w:t>GLM</w:t>
-      </w:r>
-      <w:r>
-        <w:rPr>
-          <w:lang w:eastAsia="zh-CN"/>
-        </w:rPr>
-        <w:t>接口，</w:t>
-      </w:r>
-      <w:proofErr w:type="spellStart"/>
-      <w:r>
-        <w:rPr>
-          <w:lang w:eastAsia="zh-CN"/>
-        </w:rPr>
-        <w:t>FastAPI</w:t>
-      </w:r>
-      <w:proofErr w:type="spellEnd"/>
-      <w:r>
         <w:rPr>
           <w:lang w:eastAsia="zh-CN"/>
         </w:rPr>
@@ -14811,14 +15253,7 @@
         <w:rPr>
           <w:lang w:eastAsia="zh-CN"/>
         </w:rPr>
-        <w:t>执行预定义查询</w:t>
-      </w:r>
-      <w:r>
-        <w:rPr>
-          <w:lang w:eastAsia="zh-CN"/>
-        </w:rPr>
-        <w:lastRenderedPageBreak/>
-        <w:t>工具。</w:t>
+        <w:t>执行预定义查询工具。</w:t>
       </w:r>
       <w:r>
         <w:rPr>
@@ -14876,6 +15311,101 @@
     </w:p>
     <w:p>
       <w:pPr>
+        <w:pStyle w:val="a0"/>
+        <w:rPr>
+          <w:lang w:eastAsia="zh-CN"/>
+        </w:rPr>
+      </w:pPr>
+      <w:r>
+        <w:t>横切状态与缓存组件：</w:t>
+      </w:r>
+      <w:r>
+        <w:t>Spring Boot</w:t>
+      </w:r>
+      <w:r>
+        <w:t>通过</w:t>
+      </w:r>
+      <w:r>
+        <w:t>Spring Data Redis</w:t>
+      </w:r>
+      <w:r>
+        <w:t>访问</w:t>
+      </w:r>
+      <w:r>
+        <w:t>Redis 7</w:t>
+      </w:r>
+      <w:r>
+        <w:t>。</w:t>
+      </w:r>
+      <w:r>
+        <w:rPr>
+          <w:lang w:eastAsia="zh-CN"/>
+        </w:rPr>
+        <w:t>验证码、登录失败计数和验证码请求计数使用带</w:t>
+      </w:r>
+      <w:r>
+        <w:rPr>
+          <w:lang w:eastAsia="zh-CN"/>
+        </w:rPr>
+        <w:t>TTL</w:t>
+      </w:r>
+      <w:r>
+        <w:rPr>
+          <w:lang w:eastAsia="zh-CN"/>
+        </w:rPr>
+        <w:t>的键；</w:t>
+      </w:r>
+      <w:r>
+        <w:rPr>
+          <w:lang w:eastAsia="zh-CN"/>
+        </w:rPr>
+        <w:t>Dashboard</w:t>
+      </w:r>
+      <w:r>
+        <w:rPr>
+          <w:lang w:eastAsia="zh-CN"/>
+        </w:rPr>
+        <w:t>统计和维度列表使用</w:t>
+      </w:r>
+      <w:r>
+        <w:rPr>
+          <w:lang w:eastAsia="zh-CN"/>
+        </w:rPr>
+        <w:t>Cache-Aside</w:t>
+      </w:r>
+      <w:r>
+        <w:rPr>
+          <w:lang w:eastAsia="zh-CN"/>
+        </w:rPr>
+        <w:t>缓存。</w:t>
+      </w:r>
+      <w:r>
+        <w:rPr>
+          <w:lang w:eastAsia="zh-CN"/>
+        </w:rPr>
+        <w:t>Redis</w:t>
+      </w:r>
+      <w:r>
+        <w:rPr>
+          <w:lang w:eastAsia="zh-CN"/>
+        </w:rPr>
+        <w:t>只保存可过期或可回源的数据，档案事实数据仍写入</w:t>
+      </w:r>
+      <w:r>
+        <w:rPr>
+          <w:lang w:eastAsia="zh-CN"/>
+        </w:rPr>
+        <w:t>PostgreSQL</w:t>
+      </w:r>
+      <w:r>
+        <w:rPr>
+          <w:lang w:eastAsia="zh-CN"/>
+        </w:rPr>
+        <w:t>。</w:t>
+      </w:r>
+    </w:p>
+    <w:p>
+      <w:pPr>
         <w:pStyle w:val="a8"/>
         <w:ind w:firstLineChars="1000" w:firstLine="2811"/>
         <w:rPr>
@@ -14927,11 +15457,12 @@
           <w:lang w:eastAsia="zh-CN"/>
         </w:rPr>
       </w:pPr>
-      <w:bookmarkStart w:id="52" w:name="_Toc237956997"/>
-      <w:r>
-        <w:rPr>
-          <w:lang w:eastAsia="zh-CN"/>
-        </w:rPr>
+      <w:bookmarkStart w:id="53" w:name="_Toc237956997"/>
+      <w:r>
+        <w:rPr>
+          <w:lang w:eastAsia="zh-CN"/>
+        </w:rPr>
+        <w:lastRenderedPageBreak/>
         <w:t xml:space="preserve">3.2 </w:t>
       </w:r>
       <w:r>
@@ -14940,7 +15471,7 @@
         </w:rPr>
         <w:t>双路径智能采集算法</w:t>
       </w:r>
-      <w:bookmarkEnd w:id="52"/>
+      <w:bookmarkEnd w:id="53"/>
     </w:p>
     <w:p>
       <w:pPr>
@@ -14965,11 +15496,7 @@
       </w:r>
       <w:r>
         <w:br/>
-        <w:t>───────────────────────────────────────────────────────</w:t>
-      </w:r>
-      <w:r>
-        <w:lastRenderedPageBreak/>
-        <w:t>───</w:t>
+        <w:t>──────────────────────────────────────────────────────────</w:t>
       </w:r>
       <w:r>
         <w:br/>
@@ -15218,9 +15745,9 @@
           <w:lang w:eastAsia="zh-CN"/>
         </w:rPr>
       </w:pPr>
-      <w:bookmarkStart w:id="53" w:name="ocr路径处理流程"/>
-      <w:bookmarkStart w:id="54" w:name="_Toc237956998"/>
-      <w:bookmarkEnd w:id="53"/>
+      <w:bookmarkStart w:id="54" w:name="ocr路径处理流程"/>
+      <w:bookmarkStart w:id="55" w:name="_Toc237956998"/>
+      <w:bookmarkEnd w:id="54"/>
       <w:r>
         <w:rPr>
           <w:lang w:eastAsia="zh-CN"/>
@@ -15233,7 +15760,7 @@
         </w:rPr>
         <w:t>路径处理流程</w:t>
       </w:r>
-      <w:bookmarkEnd w:id="54"/>
+      <w:bookmarkEnd w:id="55"/>
     </w:p>
     <w:p>
       <w:pPr>
@@ -15260,6 +15787,7 @@
         <w:pStyle w:val="SourceCode"/>
       </w:pPr>
       <w:r>
+        <w:lastRenderedPageBreak/>
         <w:t>图片</w:t>
       </w:r>
       <w:r>
@@ -15347,7 +15875,6 @@
         <w:rPr>
           <w:lang w:eastAsia="zh-CN"/>
         </w:rPr>
-        <w:lastRenderedPageBreak/>
         <w:t>Java</w:t>
       </w:r>
       <w:r>
@@ -15452,9 +15979,9 @@
           <w:lang w:eastAsia="zh-CN"/>
         </w:rPr>
       </w:pPr>
-      <w:bookmarkStart w:id="55" w:name="mllm路径处理流程"/>
-      <w:bookmarkStart w:id="56" w:name="_Toc237956999"/>
-      <w:bookmarkEnd w:id="55"/>
+      <w:bookmarkStart w:id="56" w:name="mllm路径处理流程"/>
+      <w:bookmarkStart w:id="57" w:name="_Toc237956999"/>
+      <w:bookmarkEnd w:id="56"/>
       <w:r>
         <w:rPr>
           <w:lang w:eastAsia="zh-CN"/>
@@ -15467,7 +15994,7 @@
         </w:rPr>
         <w:t>路径处理流程</w:t>
       </w:r>
-      <w:bookmarkEnd w:id="56"/>
+      <w:bookmarkEnd w:id="57"/>
     </w:p>
     <w:p>
       <w:pPr>
@@ -16525,11 +17052,12 @@
           <w:lang w:eastAsia="zh-CN"/>
         </w:rPr>
       </w:pPr>
-      <w:bookmarkStart w:id="57" w:name="_Toc237957000"/>
-      <w:r>
-        <w:rPr>
-          <w:lang w:eastAsia="zh-CN"/>
-        </w:rPr>
+      <w:bookmarkStart w:id="58" w:name="_Toc237957000"/>
+      <w:r>
+        <w:rPr>
+          <w:lang w:eastAsia="zh-CN"/>
+        </w:rPr>
+        <w:lastRenderedPageBreak/>
         <w:t xml:space="preserve">3.2.3 </w:t>
       </w:r>
       <w:r>
@@ -16538,7 +17066,7 @@
         </w:rPr>
         <w:t>双路径策略的实现边界</w:t>
       </w:r>
-      <w:bookmarkEnd w:id="57"/>
+      <w:bookmarkEnd w:id="58"/>
     </w:p>
     <w:p>
       <w:pPr>
@@ -16747,9 +17275,9 @@
           <w:lang w:eastAsia="zh-CN"/>
         </w:rPr>
       </w:pPr>
-      <w:bookmarkStart w:id="58" w:name="元数据驱动的动态字段映射"/>
-      <w:bookmarkStart w:id="59" w:name="_Toc237957001"/>
-      <w:bookmarkEnd w:id="58"/>
+      <w:bookmarkStart w:id="59" w:name="元数据驱动的动态字段映射"/>
+      <w:bookmarkStart w:id="60" w:name="_Toc237957001"/>
+      <w:bookmarkEnd w:id="59"/>
       <w:r>
         <w:rPr>
           <w:lang w:eastAsia="zh-CN"/>
@@ -16762,15 +17290,15 @@
         </w:rPr>
         <w:t>元数据驱动的动态字段映射</w:t>
       </w:r>
-      <w:bookmarkEnd w:id="59"/>
+      <w:bookmarkEnd w:id="60"/>
     </w:p>
     <w:p>
       <w:pPr>
         <w:pStyle w:val="3"/>
       </w:pPr>
-      <w:bookmarkStart w:id="60" w:name="metadata_standard-表结构"/>
-      <w:bookmarkStart w:id="61" w:name="_Toc237957002"/>
-      <w:bookmarkEnd w:id="60"/>
+      <w:bookmarkStart w:id="61" w:name="metadata_standard-表结构"/>
+      <w:bookmarkStart w:id="62" w:name="_Toc237957002"/>
+      <w:bookmarkEnd w:id="61"/>
       <w:r>
         <w:t xml:space="preserve">3.3.1 </w:t>
       </w:r>
@@ -16786,7 +17314,7 @@
       <w:r>
         <w:t>表结构</w:t>
       </w:r>
-      <w:bookmarkEnd w:id="61"/>
+      <w:bookmarkEnd w:id="62"/>
       <w:proofErr w:type="spellEnd"/>
     </w:p>
     <w:p>
@@ -17648,17 +18176,18 @@
       <w:pPr>
         <w:pStyle w:val="3"/>
       </w:pPr>
-      <w:bookmarkStart w:id="62" w:name="四级降级匹配算法"/>
-      <w:bookmarkStart w:id="63" w:name="_Toc237957003"/>
-      <w:bookmarkEnd w:id="62"/>
-      <w:r>
+      <w:bookmarkStart w:id="63" w:name="四级降级匹配算法"/>
+      <w:bookmarkStart w:id="64" w:name="_Toc237957003"/>
+      <w:bookmarkEnd w:id="63"/>
+      <w:r>
+        <w:lastRenderedPageBreak/>
         <w:t xml:space="preserve">3.3.2 </w:t>
       </w:r>
       <w:proofErr w:type="spellStart"/>
       <w:r>
         <w:t>四级降级匹配算法</w:t>
       </w:r>
-      <w:bookmarkEnd w:id="63"/>
+      <w:bookmarkEnd w:id="64"/>
       <w:proofErr w:type="spellEnd"/>
     </w:p>
     <w:p>
@@ -17732,7 +18261,6 @@
         <w:pStyle w:val="SourceCode"/>
       </w:pPr>
       <w:r>
-        <w:lastRenderedPageBreak/>
         <w:t xml:space="preserve">Input:  header — </w:t>
       </w:r>
       <w:r>
@@ -17904,6 +18432,9 @@
       </w:r>
       <w:r>
         <w:br/>
+      </w:r>
+      <w:r>
+        <w:lastRenderedPageBreak/>
         <w:t>16  if best ≠ NULL then</w:t>
       </w:r>
       <w:r>
@@ -17962,7 +18493,6 @@
             <w:rPr>
               <w:rFonts w:ascii="Cambria Math" w:hAnsi="Cambria Math"/>
             </w:rPr>
-            <w:lastRenderedPageBreak/>
             <m:t>lev</m:t>
           </m:r>
           <m:r>
@@ -18364,27 +18894,48 @@
         <w:rPr>
           <w:lang w:eastAsia="zh-CN"/>
         </w:rPr>
-        <w:t>。</w:t>
-      </w:r>
-      <w:r>
-        <w:t>候选名称由</w:t>
-      </w:r>
-      <w:r>
+        <w:t>。候选名称由</w:t>
+      </w:r>
+      <w:proofErr w:type="spellStart"/>
+      <w:r>
+        <w:rPr>
+          <w:lang w:eastAsia="zh-CN"/>
+        </w:rPr>
         <w:t>source_field</w:t>
       </w:r>
-      <w:r>
+      <w:proofErr w:type="spellEnd"/>
+      <w:r>
+        <w:rPr>
+          <w:lang w:eastAsia="zh-CN"/>
+        </w:rPr>
         <w:t>、</w:t>
       </w:r>
-      <w:r>
+      <w:proofErr w:type="spellStart"/>
+      <w:r>
+        <w:rPr>
+          <w:lang w:eastAsia="zh-CN"/>
+        </w:rPr>
         <w:t>field_name</w:t>
       </w:r>
-      <w:r>
+      <w:proofErr w:type="spellEnd"/>
+      <w:r>
+        <w:rPr>
+          <w:lang w:eastAsia="zh-CN"/>
+        </w:rPr>
         <w:t>和</w:t>
       </w:r>
-      <w:r>
+      <w:proofErr w:type="spellStart"/>
+      <w:r>
+        <w:rPr>
+          <w:lang w:eastAsia="zh-CN"/>
+        </w:rPr>
         <w:t>field_code</w:t>
       </w:r>
-      <w:r>
+      <w:proofErr w:type="spellEnd"/>
+      <w:r>
+        <w:rPr>
+          <w:lang w:eastAsia="zh-CN"/>
+        </w:rPr>
         <w:t>构成。该算法可容忍部分表头差异，但仍可能因别名缺失或短词包含关系产生误匹配，不能表述为对任意外部字段均无需配置。</w:t>
       </w:r>
     </w:p>
@@ -18395,7 +18946,7 @@
           <w:lang w:eastAsia="zh-CN"/>
         </w:rPr>
       </w:pPr>
-      <w:bookmarkStart w:id="64" w:name="_Toc237957004"/>
+      <w:bookmarkStart w:id="65" w:name="_Toc237957004"/>
       <w:r>
         <w:rPr>
           <w:lang w:eastAsia="zh-CN"/>
@@ -18408,7 +18959,7 @@
         </w:rPr>
         <w:t>基于值特征的贪心字段分配算法</w:t>
       </w:r>
-      <w:bookmarkEnd w:id="64"/>
+      <w:bookmarkEnd w:id="65"/>
     </w:p>
     <w:p>
       <w:pPr>
@@ -18673,6 +19224,7 @@
         </w:rPr>
       </w:pPr>
       <w:r>
+        <w:lastRenderedPageBreak/>
         <w:t xml:space="preserve">Algorithm 3: </w:t>
       </w:r>
       <w:proofErr w:type="spellStart"/>
@@ -18733,9 +19285,6 @@
       </w:r>
       <w:r>
         <w:br/>
-      </w:r>
-      <w:r>
-        <w:lastRenderedPageBreak/>
         <w:t xml:space="preserve"> 3  </w:t>
       </w:r>
       <w:proofErr w:type="spellStart"/>
@@ -19117,9 +19666,9 @@
           <w:lang w:eastAsia="zh-CN"/>
         </w:rPr>
       </w:pPr>
-      <w:bookmarkStart w:id="65" w:name="ocr质量评分算法"/>
-      <w:bookmarkStart w:id="66" w:name="_Toc237957005"/>
-      <w:bookmarkEnd w:id="65"/>
+      <w:bookmarkStart w:id="66" w:name="ocr质量评分算法"/>
+      <w:bookmarkStart w:id="67" w:name="_Toc237957005"/>
+      <w:bookmarkEnd w:id="66"/>
       <w:r>
         <w:rPr>
           <w:lang w:eastAsia="zh-CN"/>
@@ -19132,7 +19681,7 @@
         </w:rPr>
         <w:t>质量评分算法</w:t>
       </w:r>
-      <w:bookmarkEnd w:id="66"/>
+      <w:bookmarkEnd w:id="67"/>
     </w:p>
     <w:p>
       <w:pPr>
@@ -20521,9 +21070,9 @@
           <w:lang w:eastAsia="zh-CN"/>
         </w:rPr>
       </w:pPr>
-      <w:bookmarkStart w:id="67" w:name="数据治理"/>
-      <w:bookmarkStart w:id="68" w:name="_Toc237957006"/>
-      <w:bookmarkEnd w:id="67"/>
+      <w:bookmarkStart w:id="68" w:name="数据治理"/>
+      <w:bookmarkStart w:id="69" w:name="_Toc237957006"/>
+      <w:bookmarkEnd w:id="68"/>
       <w:r>
         <w:rPr>
           <w:lang w:eastAsia="zh-CN"/>
@@ -20536,7 +21085,7 @@
         </w:rPr>
         <w:t>数据治理</w:t>
       </w:r>
-      <w:bookmarkEnd w:id="68"/>
+      <w:bookmarkEnd w:id="69"/>
     </w:p>
     <w:p>
       <w:pPr>
@@ -20916,9 +21465,9 @@
           <w:lang w:eastAsia="zh-CN"/>
         </w:rPr>
       </w:pPr>
-      <w:bookmarkStart w:id="69" w:name="第四章-系统设计与实现"/>
-      <w:bookmarkStart w:id="70" w:name="_Toc237957007"/>
-      <w:bookmarkEnd w:id="69"/>
+      <w:bookmarkStart w:id="70" w:name="第四章-系统设计与实现"/>
+      <w:bookmarkStart w:id="71" w:name="_Toc237957007"/>
+      <w:bookmarkEnd w:id="70"/>
       <w:r>
         <w:rPr>
           <w:lang w:eastAsia="zh-CN"/>
@@ -20937,7 +21486,7 @@
         </w:rPr>
         <w:t>系统设计与实现</w:t>
       </w:r>
-      <w:bookmarkEnd w:id="70"/>
+      <w:bookmarkEnd w:id="71"/>
     </w:p>
     <w:p>
       <w:pPr>
@@ -20946,9 +21495,9 @@
           <w:lang w:eastAsia="zh-CN"/>
         </w:rPr>
       </w:pPr>
-      <w:bookmarkStart w:id="71" w:name="系统技术架构"/>
-      <w:bookmarkStart w:id="72" w:name="_Toc237957008"/>
-      <w:bookmarkEnd w:id="71"/>
+      <w:bookmarkStart w:id="72" w:name="系统技术架构"/>
+      <w:bookmarkStart w:id="73" w:name="_Toc237957008"/>
+      <w:bookmarkEnd w:id="72"/>
       <w:r>
         <w:rPr>
           <w:lang w:eastAsia="zh-CN"/>
@@ -20961,32 +21510,112 @@
         </w:rPr>
         <w:t>系统技术架构</w:t>
       </w:r>
-      <w:bookmarkEnd w:id="72"/>
+      <w:bookmarkEnd w:id="73"/>
     </w:p>
     <w:p>
       <w:pPr>
         <w:pStyle w:val="FirstParagraph"/>
         <w:rPr>
+          <w:noProof/>
           <w:lang w:eastAsia="zh-CN"/>
         </w:rPr>
       </w:pPr>
       <w:r>
         <w:rPr>
           <w:noProof/>
-        </w:rPr>
+          <w:lang w:eastAsia="zh-CN"/>
+        </w:rPr>
+        <w:t>系统的技术栈选型已在第二章详细论证，整体采用表现层</w:t>
+      </w:r>
+      <w:r>
+        <w:rPr>
+          <w:noProof/>
+          <w:lang w:eastAsia="zh-CN"/>
+        </w:rPr>
+        <w:t>-</w:t>
+      </w:r>
+      <w:r>
+        <w:rPr>
+          <w:noProof/>
+          <w:lang w:eastAsia="zh-CN"/>
+        </w:rPr>
+        <w:t>业务层</w:t>
+      </w:r>
+      <w:r>
+        <w:rPr>
+          <w:noProof/>
+          <w:lang w:eastAsia="zh-CN"/>
+        </w:rPr>
+        <w:t>-AI</w:t>
+      </w:r>
+      <w:r>
+        <w:rPr>
+          <w:noProof/>
+          <w:lang w:eastAsia="zh-CN"/>
+        </w:rPr>
+        <w:t>服务层三层业务架构，并通过</w:t>
+      </w:r>
+      <w:r>
+        <w:rPr>
+          <w:noProof/>
+          <w:lang w:eastAsia="zh-CN"/>
+        </w:rPr>
+        <w:t>Docker Compose</w:t>
+      </w:r>
+      <w:r>
+        <w:rPr>
+          <w:noProof/>
+          <w:lang w:eastAsia="zh-CN"/>
+        </w:rPr>
+        <w:t>统一编排前端、后端、数据库和</w:t>
+      </w:r>
+      <w:r>
+        <w:rPr>
+          <w:noProof/>
+          <w:lang w:eastAsia="zh-CN"/>
+        </w:rPr>
+        <w:t>Redis</w:t>
+      </w:r>
+      <w:r>
+        <w:rPr>
+          <w:noProof/>
+          <w:lang w:eastAsia="zh-CN"/>
+        </w:rPr>
+        <w:t>服务。</w:t>
+      </w:r>
+      <w:r>
+        <w:rPr>
+          <w:noProof/>
+          <w:lang w:eastAsia="zh-CN"/>
+        </w:rPr>
+        <w:t>Redis</w:t>
+      </w:r>
+      <w:r>
+        <w:rPr>
+          <w:noProof/>
+          <w:lang w:eastAsia="zh-CN"/>
+        </w:rPr>
+        <w:t>为认证、限流和查询缓存提供横切支持，不改变业务分层。</w:t>
+      </w:r>
+    </w:p>
+    <w:p>
+      <w:pPr>
+        <w:pStyle w:val="a0"/>
+        <w:rPr>
+          <w:rFonts w:hint="eastAsia"/>
+          <w:lang w:eastAsia="zh-CN"/>
+        </w:rPr>
+      </w:pPr>
+      <w:r>
+        <w:rPr>
+          <w:noProof/>
+        </w:rPr>
+        <w:lastRenderedPageBreak/>
         <w:drawing>
-          <wp:anchor distT="0" distB="0" distL="114300" distR="114300" simplePos="0" relativeHeight="251658752" behindDoc="0" locked="0" layoutInCell="1" allowOverlap="1" wp14:anchorId="1E933E1B" wp14:editId="4606F587">
-            <wp:simplePos x="0" y="0"/>
-            <wp:positionH relativeFrom="column">
-              <wp:posOffset>531833</wp:posOffset>
-            </wp:positionH>
-            <wp:positionV relativeFrom="paragraph">
-              <wp:posOffset>624618</wp:posOffset>
-            </wp:positionV>
-            <wp:extent cx="4247515" cy="3772535"/>
+          <wp:inline distT="0" distB="0" distL="0" distR="0" wp14:anchorId="03CD7D58" wp14:editId="140A66EA">
+            <wp:extent cx="5486400" cy="4875530"/>
             <wp:effectExtent l="0" t="0" r="0" b="0"/>
-            <wp:wrapTopAndBottom/>
-            <wp:docPr id="2107579367" name="图片 5"/>
+            <wp:docPr id="1487028883" name="图片 2"/>
             <wp:cNvGraphicFramePr>
               <a:graphicFrameLocks xmlns:a="http://schemas.openxmlformats.org/drawingml/2006/main" noChangeAspect="1"/>
             </wp:cNvGraphicFramePr>
@@ -20994,13 +21623,13 @@
               <a:graphicData uri="http://schemas.openxmlformats.org/drawingml/2006/picture">
                 <pic:pic xmlns:pic="http://schemas.openxmlformats.org/drawingml/2006/picture">
                   <pic:nvPicPr>
-                    <pic:cNvPr id="0" name="Picture 24"/>
+                    <pic:cNvPr id="0" name="Picture 15"/>
                     <pic:cNvPicPr>
                       <a:picLocks noChangeAspect="1" noChangeArrowheads="1"/>
                     </pic:cNvPicPr>
                   </pic:nvPicPr>
                   <pic:blipFill>
-                    <a:blip r:embed="rId12" cstate="print">
+                    <a:blip r:embed="rId12">
                       <a:extLst>
                         <a:ext uri="{28A0092B-C50C-407E-A947-70E740481C1C}">
                           <a14:useLocalDpi xmlns:a14="http://schemas.microsoft.com/office/drawing/2010/main" val="0"/>
@@ -21015,7 +21644,7 @@
                   <pic:spPr bwMode="auto">
                     <a:xfrm>
                       <a:off x="0" y="0"/>
-                      <a:ext cx="4247515" cy="3772535"/>
+                      <a:ext cx="5486400" cy="4875530"/>
                     </a:xfrm>
                     <a:prstGeom prst="rect">
                       <a:avLst/>
@@ -21028,56 +21657,8 @@
                 </pic:pic>
               </a:graphicData>
             </a:graphic>
-            <wp14:sizeRelH relativeFrom="margin">
-              <wp14:pctWidth>0</wp14:pctWidth>
-            </wp14:sizeRelH>
-            <wp14:sizeRelV relativeFrom="margin">
-              <wp14:pctHeight>0</wp14:pctHeight>
-            </wp14:sizeRelV>
-          </wp:anchor>
+          </wp:inline>
         </w:drawing>
-      </w:r>
-      <w:r>
-        <w:rPr>
-          <w:lang w:eastAsia="zh-CN"/>
-        </w:rPr>
-        <w:t>系统的技术栈选型已在第二章详细论证，整体采用表现层</w:t>
-      </w:r>
-      <w:r>
-        <w:rPr>
-          <w:lang w:eastAsia="zh-CN"/>
-        </w:rPr>
-        <w:t>-</w:t>
-      </w:r>
-      <w:r>
-        <w:rPr>
-          <w:lang w:eastAsia="zh-CN"/>
-        </w:rPr>
-        <w:t>业务层</w:t>
-      </w:r>
-      <w:r>
-        <w:rPr>
-          <w:lang w:eastAsia="zh-CN"/>
-        </w:rPr>
-        <w:t>-AI</w:t>
-      </w:r>
-      <w:r>
-        <w:rPr>
-          <w:lang w:eastAsia="zh-CN"/>
-        </w:rPr>
-        <w:t>服务层三层架构，通过</w:t>
-      </w:r>
-      <w:r>
-        <w:rPr>
-          <w:lang w:eastAsia="zh-CN"/>
-        </w:rPr>
-        <w:t>Docker Compose</w:t>
-      </w:r>
-      <w:r>
-        <w:rPr>
-          <w:lang w:eastAsia="zh-CN"/>
-        </w:rPr>
-        <w:t>统一编排部署。</w:t>
       </w:r>
     </w:p>
     <w:p>
@@ -21094,7 +21675,6 @@
           <w:b/>
           <w:lang w:eastAsia="zh-CN"/>
         </w:rPr>
-        <w:lastRenderedPageBreak/>
         <w:t>【图</w:t>
       </w:r>
       <w:r>
@@ -21131,7 +21711,7 @@
         <w:t>Docker Compose</w:t>
       </w:r>
       <w:r>
-        <w:t>当前编排三个核心服务：前端容器运行</w:t>
+        <w:t>当前编排四个核心服务：前端容器运行</w:t>
       </w:r>
       <w:r>
         <w:t>Nginx</w:t>
@@ -21161,7 +21741,19 @@
         <w:t>pgvector</w:t>
       </w:r>
       <w:r>
-        <w:t>扩展），后端容器同时包含</w:t>
+        <w:t>扩展），</w:t>
+      </w:r>
+      <w:r>
+        <w:t>Redis</w:t>
+      </w:r>
+      <w:r>
+        <w:t>容器运行</w:t>
+      </w:r>
+      <w:r>
+        <w:t>Redis 7</w:t>
+      </w:r>
+      <w:r>
+        <w:t>并保存验证码、限流计数和查询缓存，后端容器同时包含</w:t>
       </w:r>
       <w:r>
         <w:t>Java 21</w:t>
@@ -21182,6 +21774,30 @@
         <w:t>虚拟环境和推理脚本。</w:t>
       </w:r>
       <w:r>
+        <w:t>Spring Boot</w:t>
+      </w:r>
+      <w:r>
+        <w:t>后端通过</w:t>
+      </w:r>
+      <w:r>
+        <w:t>Compose</w:t>
+      </w:r>
+      <w:r>
+        <w:t>内部网络访问</w:t>
+      </w:r>
+      <w:r>
+        <w:t>redis:6379</w:t>
+      </w:r>
+      <w:r>
+        <w:t>，</w:t>
+      </w:r>
+      <w:r>
+        <w:t>Redis</w:t>
+      </w:r>
+      <w:r>
+        <w:t>不映射宿主机端口。</w:t>
+      </w:r>
+      <w:r>
         <w:t>FastAPI</w:t>
       </w:r>
       <w:r>
@@ -21208,6 +21824,7 @@
       <w:r>
         <w:t>MLLM</w:t>
       </w:r>
+      <w:proofErr w:type="spellStart"/>
       <w:r>
         <w:t>提取也由</w:t>
       </w:r>
@@ -21221,25 +21838,123 @@
         <w:t>Python</w:t>
       </w:r>
       <w:r>
-        <w:t>子进程。当前任务</w:t>
-      </w:r>
-      <w:r>
+        <w:t>子进程</w:t>
+      </w:r>
+      <w:proofErr w:type="spellEnd"/>
+      <w:r>
+        <w:t>。</w:t>
+      </w:r>
+      <w:r>
+        <w:rPr>
+          <w:lang w:eastAsia="zh-CN"/>
+        </w:rPr>
+        <w:t>当前任务</w:t>
+      </w:r>
+      <w:r>
+        <w:rPr>
+          <w:lang w:eastAsia="zh-CN"/>
+        </w:rPr>
         <w:t>Future</w:t>
       </w:r>
       <w:r>
+        <w:rPr>
+          <w:lang w:eastAsia="zh-CN"/>
+        </w:rPr>
         <w:t>与</w:t>
       </w:r>
       <w:r>
+        <w:rPr>
+          <w:lang w:eastAsia="zh-CN"/>
+        </w:rPr>
         <w:t>Process</w:t>
       </w:r>
       <w:r>
+        <w:rPr>
+          <w:lang w:eastAsia="zh-CN"/>
+        </w:rPr>
         <w:t>注册表位于单个</w:t>
       </w:r>
       <w:r>
+        <w:rPr>
+          <w:lang w:eastAsia="zh-CN"/>
+        </w:rPr>
         <w:t>JVM</w:t>
       </w:r>
       <w:r>
-        <w:t>内存，部署约束为单后端实例。</w:t>
+        <w:rPr>
+          <w:lang w:eastAsia="zh-CN"/>
+        </w:rPr>
+        <w:t>内存，部署约束仍为单后端实例。</w:t>
+      </w:r>
+    </w:p>
+    <w:p>
+      <w:pPr>
+        <w:pStyle w:val="a0"/>
+        <w:rPr>
+          <w:lang w:eastAsia="zh-CN"/>
+        </w:rPr>
+      </w:pPr>
+      <w:r>
+        <w:t>本地开发直接启动</w:t>
+      </w:r>
+      <w:r>
+        <w:t>Spring Boot</w:t>
+      </w:r>
+      <w:r>
+        <w:t>时，</w:t>
+      </w:r>
+      <w:r>
+        <w:t>Redis</w:t>
+      </w:r>
+      <w:r>
+        <w:t>地址默认为</w:t>
+      </w:r>
+      <w:r>
+        <w:t>localhost:6379</w:t>
+      </w:r>
+      <w:r>
+        <w:t>，可连接</w:t>
+      </w:r>
+      <w:r>
+        <w:t>WSL</w:t>
+      </w:r>
+      <w:r>
+        <w:t>中的</w:t>
+      </w:r>
+      <w:r>
+        <w:t>Redis</w:t>
+      </w:r>
+      <w:r>
+        <w:t>；</w:t>
+      </w:r>
+      <w:r>
+        <w:t>Docker Compose</w:t>
+      </w:r>
+      <w:proofErr w:type="spellStart"/>
+      <w:r>
+        <w:t>内的</w:t>
+      </w:r>
+      <w:r>
+        <w:t>Redis</w:t>
+      </w:r>
+      <w:r>
+        <w:t>是独立实例，仅供容器内后端通过服务名</w:t>
+      </w:r>
+      <w:r>
+        <w:t>redis</w:t>
+      </w:r>
+      <w:r>
+        <w:t>访问</w:t>
+      </w:r>
+      <w:proofErr w:type="spellEnd"/>
+      <w:r>
+        <w:t>。</w:t>
+      </w:r>
+      <w:r>
+        <w:rPr>
+          <w:lang w:eastAsia="zh-CN"/>
+        </w:rPr>
+        <w:t>两套实例的键空间和生命周期彼此独立。</w:t>
       </w:r>
     </w:p>
     <w:p>
@@ -21257,13 +21972,14 @@
           <w:lang w:eastAsia="zh-CN"/>
         </w:rPr>
       </w:pPr>
-      <w:bookmarkStart w:id="73" w:name="数据库设计"/>
-      <w:bookmarkStart w:id="74" w:name="_Toc237957009"/>
-      <w:bookmarkEnd w:id="73"/>
-      <w:r>
-        <w:rPr>
-          <w:lang w:eastAsia="zh-CN"/>
-        </w:rPr>
+      <w:bookmarkStart w:id="74" w:name="数据库设计"/>
+      <w:bookmarkStart w:id="75" w:name="_Toc237957009"/>
+      <w:bookmarkEnd w:id="74"/>
+      <w:r>
+        <w:rPr>
+          <w:lang w:eastAsia="zh-CN"/>
+        </w:rPr>
+        <w:lastRenderedPageBreak/>
         <w:t xml:space="preserve">4.2 </w:t>
       </w:r>
       <w:r>
@@ -21272,7 +21988,7 @@
         </w:rPr>
         <w:t>数据库设计</w:t>
       </w:r>
-      <w:bookmarkEnd w:id="74"/>
+      <w:bookmarkEnd w:id="75"/>
     </w:p>
     <w:p>
       <w:pPr>
@@ -22000,9 +22716,9 @@
           <w:lang w:eastAsia="zh-CN"/>
         </w:rPr>
       </w:pPr>
-      <w:bookmarkStart w:id="75" w:name="系统功能模块"/>
-      <w:bookmarkStart w:id="76" w:name="_Toc237957010"/>
-      <w:bookmarkEnd w:id="75"/>
+      <w:bookmarkStart w:id="76" w:name="系统功能模块"/>
+      <w:bookmarkStart w:id="77" w:name="_Toc237957010"/>
+      <w:bookmarkEnd w:id="76"/>
       <w:r>
         <w:rPr>
           <w:noProof/>
@@ -22057,7 +22773,7 @@
           </wp:inline>
         </w:drawing>
       </w:r>
-      <w:bookmarkEnd w:id="76"/>
+      <w:bookmarkEnd w:id="77"/>
     </w:p>
     <w:p>
       <w:pPr>
@@ -22138,7 +22854,7 @@
           <w:lang w:eastAsia="zh-CN"/>
         </w:rPr>
       </w:pPr>
-      <w:bookmarkStart w:id="77" w:name="_Toc237957011"/>
+      <w:bookmarkStart w:id="78" w:name="_Toc237957011"/>
       <w:r>
         <w:rPr>
           <w:lang w:eastAsia="zh-CN"/>
@@ -22151,7 +22867,7 @@
         </w:rPr>
         <w:t>系统功能模块</w:t>
       </w:r>
-      <w:bookmarkEnd w:id="77"/>
+      <w:bookmarkEnd w:id="78"/>
     </w:p>
     <w:p>
       <w:pPr>
@@ -23138,9 +23854,9 @@
           <w:lang w:eastAsia="zh-CN"/>
         </w:rPr>
       </w:pPr>
-      <w:bookmarkStart w:id="78" w:name="前端架构设计"/>
-      <w:bookmarkStart w:id="79" w:name="_Toc237957012"/>
-      <w:bookmarkEnd w:id="78"/>
+      <w:bookmarkStart w:id="79" w:name="前端架构设计"/>
+      <w:bookmarkStart w:id="80" w:name="_Toc237957012"/>
+      <w:bookmarkEnd w:id="79"/>
       <w:r>
         <w:rPr>
           <w:lang w:eastAsia="zh-CN"/>
@@ -23153,7 +23869,7 @@
         </w:rPr>
         <w:t>前端架构设计</w:t>
       </w:r>
-      <w:bookmarkEnd w:id="79"/>
+      <w:bookmarkEnd w:id="80"/>
     </w:p>
     <w:p>
       <w:pPr>
@@ -23510,9 +24226,9 @@
       <w:pPr>
         <w:pStyle w:val="2"/>
       </w:pPr>
-      <w:bookmarkStart w:id="80" w:name="ai服务模块架构"/>
-      <w:bookmarkStart w:id="81" w:name="_Toc237957013"/>
-      <w:bookmarkEnd w:id="80"/>
+      <w:bookmarkStart w:id="81" w:name="ai服务模块架构"/>
+      <w:bookmarkStart w:id="82" w:name="_Toc237957013"/>
+      <w:bookmarkEnd w:id="81"/>
       <w:r>
         <w:t xml:space="preserve">4.5 </w:t>
       </w:r>
@@ -23523,7 +24239,7 @@
       <w:r>
         <w:t>服务模块架构</w:t>
       </w:r>
-      <w:bookmarkEnd w:id="81"/>
+      <w:bookmarkEnd w:id="82"/>
       <w:proofErr w:type="spellEnd"/>
     </w:p>
     <w:p>
@@ -24098,9 +24814,9 @@
           <w:lang w:eastAsia="zh-CN"/>
         </w:rPr>
       </w:pPr>
-      <w:bookmarkStart w:id="82" w:name="文件处理与归档流程"/>
-      <w:bookmarkStart w:id="83" w:name="_Toc237957014"/>
-      <w:bookmarkEnd w:id="82"/>
+      <w:bookmarkStart w:id="83" w:name="文件处理与归档流程"/>
+      <w:bookmarkStart w:id="84" w:name="_Toc237957014"/>
+      <w:bookmarkEnd w:id="83"/>
       <w:r>
         <w:rPr>
           <w:lang w:eastAsia="zh-CN"/>
@@ -24113,7 +24829,7 @@
         </w:rPr>
         <w:t>文件处理与归档流程</w:t>
       </w:r>
-      <w:bookmarkEnd w:id="83"/>
+      <w:bookmarkEnd w:id="84"/>
     </w:p>
     <w:p>
       <w:pPr>
@@ -24286,31 +25002,23 @@
     </w:p>
     <w:p>
       <w:pPr>
-        <w:pStyle w:val="1"/>
+        <w:pStyle w:val="2"/>
         <w:rPr>
           <w:lang w:eastAsia="zh-CN"/>
         </w:rPr>
       </w:pPr>
-      <w:bookmarkStart w:id="84" w:name="第五章-实验与分析"/>
-      <w:bookmarkStart w:id="85" w:name="_Toc237957015"/>
-      <w:bookmarkEnd w:id="84"/>
-      <w:r>
-        <w:rPr>
-          <w:lang w:eastAsia="zh-CN"/>
-        </w:rPr>
-        <w:t>第五章</w:t>
-      </w:r>
-      <w:r>
-        <w:rPr>
-          <w:lang w:eastAsia="zh-CN"/>
-        </w:rPr>
-        <w:t xml:space="preserve"> </w:t>
-      </w:r>
-      <w:r>
-        <w:rPr>
-          <w:lang w:eastAsia="zh-CN"/>
-        </w:rPr>
-        <w:t>实验与分析</w:t>
+      <w:bookmarkStart w:id="85" w:name="_RedisTOC47"/>
+      <w:r>
+        <w:rPr>
+          <w:lang w:eastAsia="zh-CN"/>
+        </w:rPr>
+        <w:t xml:space="preserve">4.7 </w:t>
+      </w:r>
+      <w:r>
+        <w:rPr>
+          <w:lang w:eastAsia="zh-CN"/>
+        </w:rPr>
+        <w:t>认证、限流与查询缓存实现</w:t>
       </w:r>
       <w:bookmarkEnd w:id="85"/>
     </w:p>
@@ -24321,6 +25029,452 @@
           <w:lang w:eastAsia="zh-CN"/>
         </w:rPr>
       </w:pPr>
+      <w:proofErr w:type="spellStart"/>
+      <w:r>
+        <w:t>系统采用</w:t>
+      </w:r>
+      <w:r>
+        <w:t>JWT</w:t>
+      </w:r>
+      <w:r>
+        <w:t>无状态认证，</w:t>
+      </w:r>
+      <w:r>
+        <w:t>Spring</w:t>
+      </w:r>
+      <w:proofErr w:type="spellEnd"/>
+      <w:r>
+        <w:t xml:space="preserve"> Security</w:t>
+      </w:r>
+      <w:r>
+        <w:t>的</w:t>
+      </w:r>
+      <w:r>
+        <w:t>SessionCreationPolicy</w:t>
+      </w:r>
+      <w:r>
+        <w:t>设置为</w:t>
+      </w:r>
+      <w:r>
+        <w:t>STATELESS</w:t>
+      </w:r>
+      <w:r>
+        <w:t>。验证码接口生成</w:t>
+      </w:r>
+      <w:r>
+        <w:t>UUID</w:t>
+      </w:r>
+      <w:r>
+        <w:t>并将答案写入</w:t>
+      </w:r>
+      <w:r>
+        <w:t>Redis</w:t>
+      </w:r>
+      <w:r>
+        <w:t>，</w:t>
+      </w:r>
+      <w:r>
+        <w:t>TTL</w:t>
+      </w:r>
+      <w:r>
+        <w:t>为</w:t>
+      </w:r>
+      <w:r>
+        <w:t>120</w:t>
+      </w:r>
+      <w:r>
+        <w:t>秒；登录校验使用</w:t>
+      </w:r>
+      <w:r>
+        <w:t>GETDEL</w:t>
+      </w:r>
+      <w:r>
+        <w:t>语义原子读取并删除验证码，防止并发复用。</w:t>
+      </w:r>
+      <w:r>
+        <w:rPr>
+          <w:lang w:eastAsia="zh-CN"/>
+        </w:rPr>
+        <w:t>登录失败计数采用</w:t>
+      </w:r>
+      <w:r>
+        <w:rPr>
+          <w:lang w:eastAsia="zh-CN"/>
+        </w:rPr>
+        <w:t>INCR</w:t>
+      </w:r>
+      <w:r>
+        <w:rPr>
+          <w:lang w:eastAsia="zh-CN"/>
+        </w:rPr>
+        <w:t>与</w:t>
+      </w:r>
+      <w:r>
+        <w:rPr>
+          <w:lang w:eastAsia="zh-CN"/>
+        </w:rPr>
+        <w:t>EXPIRE</w:t>
+      </w:r>
+      <w:r>
+        <w:rPr>
+          <w:lang w:eastAsia="zh-CN"/>
+        </w:rPr>
+        <w:t>组合，单个</w:t>
+      </w:r>
+      <w:r>
+        <w:rPr>
+          <w:lang w:eastAsia="zh-CN"/>
+        </w:rPr>
+        <w:t>IP</w:t>
+      </w:r>
+      <w:r>
+        <w:rPr>
+          <w:lang w:eastAsia="zh-CN"/>
+        </w:rPr>
+        <w:t>和用户名在</w:t>
+      </w:r>
+      <w:r>
+        <w:rPr>
+          <w:lang w:eastAsia="zh-CN"/>
+        </w:rPr>
+        <w:t>10</w:t>
+      </w:r>
+      <w:r>
+        <w:rPr>
+          <w:lang w:eastAsia="zh-CN"/>
+        </w:rPr>
+        <w:t>分钟窗口内累计</w:t>
+      </w:r>
+      <w:r>
+        <w:rPr>
+          <w:lang w:eastAsia="zh-CN"/>
+        </w:rPr>
+        <w:t>8</w:t>
+      </w:r>
+      <w:r>
+        <w:rPr>
+          <w:lang w:eastAsia="zh-CN"/>
+        </w:rPr>
+        <w:t>次后被限制；验证码请求采用</w:t>
+      </w:r>
+      <w:r>
+        <w:rPr>
+          <w:lang w:eastAsia="zh-CN"/>
+        </w:rPr>
+        <w:t>60</w:t>
+      </w:r>
+      <w:r>
+        <w:rPr>
+          <w:lang w:eastAsia="zh-CN"/>
+        </w:rPr>
+        <w:t>秒窗口，超过</w:t>
+      </w:r>
+      <w:r>
+        <w:rPr>
+          <w:lang w:eastAsia="zh-CN"/>
+        </w:rPr>
+        <w:t>30</w:t>
+      </w:r>
+      <w:r>
+        <w:rPr>
+          <w:lang w:eastAsia="zh-CN"/>
+        </w:rPr>
+        <w:t>次时返回限流响应。验证码读写在</w:t>
+      </w:r>
+      <w:r>
+        <w:rPr>
+          <w:lang w:eastAsia="zh-CN"/>
+        </w:rPr>
+        <w:t>Redis</w:t>
+      </w:r>
+      <w:r>
+        <w:rPr>
+          <w:lang w:eastAsia="zh-CN"/>
+        </w:rPr>
+        <w:t>不可用时采用</w:t>
+      </w:r>
+      <w:r>
+        <w:rPr>
+          <w:lang w:eastAsia="zh-CN"/>
+        </w:rPr>
+        <w:t>fail-closed</w:t>
+      </w:r>
+      <w:r>
+        <w:rPr>
+          <w:lang w:eastAsia="zh-CN"/>
+        </w:rPr>
+        <w:t>并返回</w:t>
+      </w:r>
+      <w:r>
+        <w:rPr>
+          <w:lang w:eastAsia="zh-CN"/>
+        </w:rPr>
+        <w:t>503</w:t>
+      </w:r>
+      <w:r>
+        <w:rPr>
+          <w:lang w:eastAsia="zh-CN"/>
+        </w:rPr>
+        <w:t>，限流故障则采用</w:t>
+      </w:r>
+      <w:r>
+        <w:rPr>
+          <w:lang w:eastAsia="zh-CN"/>
+        </w:rPr>
+        <w:t>fail-open</w:t>
+      </w:r>
+      <w:r>
+        <w:rPr>
+          <w:lang w:eastAsia="zh-CN"/>
+        </w:rPr>
+        <w:t>并记录警告，以区分安全校验与保护性控制。</w:t>
+      </w:r>
+    </w:p>
+    <w:p>
+      <w:pPr>
+        <w:pStyle w:val="a0"/>
+        <w:rPr>
+          <w:lang w:eastAsia="zh-CN"/>
+        </w:rPr>
+      </w:pPr>
+      <w:r>
+        <w:rPr>
+          <w:lang w:eastAsia="zh-CN"/>
+        </w:rPr>
+        <w:t>Dashboard</w:t>
+      </w:r>
+      <w:r>
+        <w:rPr>
+          <w:lang w:eastAsia="zh-CN"/>
+        </w:rPr>
+        <w:t>统计和学院、专业、班级、省份、毕业去向等维度列表采用</w:t>
+      </w:r>
+      <w:r>
+        <w:rPr>
+          <w:lang w:eastAsia="zh-CN"/>
+        </w:rPr>
+        <w:t>Cache-Aside</w:t>
+      </w:r>
+      <w:r>
+        <w:rPr>
+          <w:lang w:eastAsia="zh-CN"/>
+        </w:rPr>
+        <w:t>缓存。</w:t>
+      </w:r>
+      <w:r>
+        <w:rPr>
+          <w:lang w:eastAsia="zh-CN"/>
+        </w:rPr>
+        <w:t>Dashboard TTL</w:t>
+      </w:r>
+      <w:r>
+        <w:rPr>
+          <w:lang w:eastAsia="zh-CN"/>
+        </w:rPr>
+        <w:t>为</w:t>
+      </w:r>
+      <w:r>
+        <w:rPr>
+          <w:lang w:eastAsia="zh-CN"/>
+        </w:rPr>
+        <w:t>5</w:t>
+      </w:r>
+      <w:r>
+        <w:rPr>
+          <w:lang w:eastAsia="zh-CN"/>
+        </w:rPr>
+        <w:t>分钟，维度列表</w:t>
+      </w:r>
+      <w:r>
+        <w:rPr>
+          <w:lang w:eastAsia="zh-CN"/>
+        </w:rPr>
+        <w:t>TTL</w:t>
+      </w:r>
+      <w:r>
+        <w:rPr>
+          <w:lang w:eastAsia="zh-CN"/>
+        </w:rPr>
+        <w:t>为</w:t>
+      </w:r>
+      <w:r>
+        <w:rPr>
+          <w:lang w:eastAsia="zh-CN"/>
+        </w:rPr>
+        <w:t>30</w:t>
+      </w:r>
+      <w:r>
+        <w:rPr>
+          <w:lang w:eastAsia="zh-CN"/>
+        </w:rPr>
+        <w:t>分钟；事实表、质量评分、任务日志、归档文件集合或相关维度发生写操作时，业务服务主动删除对应缓存，</w:t>
+      </w:r>
+      <w:r>
+        <w:rPr>
+          <w:lang w:eastAsia="zh-CN"/>
+        </w:rPr>
+        <w:t>TTL</w:t>
+      </w:r>
+      <w:r>
+        <w:rPr>
+          <w:lang w:eastAsia="zh-CN"/>
+        </w:rPr>
+        <w:t>作为漏删或异常情况下的兜底。缓存读取、写入或删除失败时，查询路径回退到</w:t>
+      </w:r>
+      <w:r>
+        <w:rPr>
+          <w:lang w:eastAsia="zh-CN"/>
+        </w:rPr>
+        <w:t>PostgreSQL</w:t>
+      </w:r>
+      <w:r>
+        <w:rPr>
+          <w:lang w:eastAsia="zh-CN"/>
+        </w:rPr>
+        <w:t>，避免</w:t>
+      </w:r>
+      <w:r>
+        <w:rPr>
+          <w:lang w:eastAsia="zh-CN"/>
+        </w:rPr>
+        <w:t>Redis</w:t>
+      </w:r>
+      <w:r>
+        <w:rPr>
+          <w:lang w:eastAsia="zh-CN"/>
+        </w:rPr>
+        <w:t>故障阻断已登录用户的数据访问。</w:t>
+      </w:r>
+    </w:p>
+    <w:p>
+      <w:pPr>
+        <w:pStyle w:val="a0"/>
+        <w:rPr>
+          <w:lang w:eastAsia="zh-CN"/>
+        </w:rPr>
+      </w:pPr>
+      <w:r>
+        <w:rPr>
+          <w:lang w:eastAsia="zh-CN"/>
+        </w:rPr>
+        <w:t>Redis</w:t>
+      </w:r>
+      <w:r>
+        <w:rPr>
+          <w:lang w:eastAsia="zh-CN"/>
+        </w:rPr>
+        <w:t>仅保存验证码、限流计数和可重建查询结果，</w:t>
+      </w:r>
+      <w:r>
+        <w:rPr>
+          <w:lang w:eastAsia="zh-CN"/>
+        </w:rPr>
+        <w:t>Docker</w:t>
+      </w:r>
+      <w:r>
+        <w:rPr>
+          <w:lang w:eastAsia="zh-CN"/>
+        </w:rPr>
+        <w:t>配置不要求其承担档案数据持久化。该实现解决了认证临时状态无法跨</w:t>
+      </w:r>
+      <w:r>
+        <w:rPr>
+          <w:lang w:eastAsia="zh-CN"/>
+        </w:rPr>
+        <w:t>JVM</w:t>
+      </w:r>
+      <w:r>
+        <w:rPr>
+          <w:lang w:eastAsia="zh-CN"/>
+        </w:rPr>
+        <w:t>共享及重复聚合查询的问题，但没有改变</w:t>
+      </w:r>
+      <w:r>
+        <w:rPr>
+          <w:lang w:eastAsia="zh-CN"/>
+        </w:rPr>
+        <w:t>OCR/LLM</w:t>
+      </w:r>
+      <w:r>
+        <w:rPr>
+          <w:lang w:eastAsia="zh-CN"/>
+        </w:rPr>
+        <w:t>任务仍由单个</w:t>
+      </w:r>
+      <w:r>
+        <w:rPr>
+          <w:lang w:eastAsia="zh-CN"/>
+        </w:rPr>
+        <w:t>JVM</w:t>
+      </w:r>
+      <w:r>
+        <w:rPr>
+          <w:lang w:eastAsia="zh-CN"/>
+        </w:rPr>
+        <w:t>持有</w:t>
+      </w:r>
+      <w:r>
+        <w:rPr>
+          <w:lang w:eastAsia="zh-CN"/>
+        </w:rPr>
+        <w:t>Future</w:t>
+      </w:r>
+      <w:r>
+        <w:rPr>
+          <w:lang w:eastAsia="zh-CN"/>
+        </w:rPr>
+        <w:t>和</w:t>
+      </w:r>
+      <w:r>
+        <w:rPr>
+          <w:lang w:eastAsia="zh-CN"/>
+        </w:rPr>
+        <w:t>Process</w:t>
+      </w:r>
+      <w:r>
+        <w:rPr>
+          <w:lang w:eastAsia="zh-CN"/>
+        </w:rPr>
+        <w:t>注册表的部署限制。</w:t>
+      </w:r>
+    </w:p>
+    <w:p>
+      <w:pPr>
+        <w:pStyle w:val="1"/>
+        <w:rPr>
+          <w:lang w:eastAsia="zh-CN"/>
+        </w:rPr>
+      </w:pPr>
+      <w:bookmarkStart w:id="86" w:name="第五章-实验与分析"/>
+      <w:bookmarkStart w:id="87" w:name="_Toc237957015"/>
+      <w:bookmarkEnd w:id="86"/>
+      <w:r>
+        <w:rPr>
+          <w:lang w:eastAsia="zh-CN"/>
+        </w:rPr>
+        <w:t>第五章</w:t>
+      </w:r>
+      <w:r>
+        <w:rPr>
+          <w:lang w:eastAsia="zh-CN"/>
+        </w:rPr>
+        <w:t xml:space="preserve"> </w:t>
+      </w:r>
+      <w:r>
+        <w:rPr>
+          <w:lang w:eastAsia="zh-CN"/>
+        </w:rPr>
+        <w:t>实验与分析</w:t>
+      </w:r>
+      <w:bookmarkEnd w:id="87"/>
+    </w:p>
+    <w:p>
+      <w:pPr>
+        <w:pStyle w:val="FirstParagraph"/>
+        <w:rPr>
+          <w:lang w:eastAsia="zh-CN"/>
+        </w:rPr>
+      </w:pPr>
       <w:r>
         <w:rPr>
           <w:lang w:eastAsia="zh-CN"/>
@@ -24332,9 +25486,9 @@
       <w:pPr>
         <w:pStyle w:val="2"/>
       </w:pPr>
-      <w:bookmarkStart w:id="86" w:name="实验环境"/>
-      <w:bookmarkStart w:id="87" w:name="_Toc237957016"/>
-      <w:bookmarkEnd w:id="86"/>
+      <w:bookmarkStart w:id="88" w:name="实验环境"/>
+      <w:bookmarkStart w:id="89" w:name="_Toc237957016"/>
+      <w:bookmarkEnd w:id="88"/>
       <w:r>
         <w:t xml:space="preserve">5.1 </w:t>
       </w:r>
@@ -24342,7 +25496,7 @@
       <w:r>
         <w:t>实验环境</w:t>
       </w:r>
-      <w:bookmarkEnd w:id="87"/>
+      <w:bookmarkEnd w:id="89"/>
       <w:proofErr w:type="spellEnd"/>
     </w:p>
     <w:tbl>
@@ -24767,6 +25921,7 @@
                 <w:b/>
                 <w:bCs/>
               </w:rPr>
+              <w:lastRenderedPageBreak/>
               <w:t>Spring Boot</w:t>
             </w:r>
           </w:p>
@@ -24865,9 +26020,9 @@
           <w:lang w:eastAsia="zh-CN"/>
         </w:rPr>
       </w:pPr>
-      <w:bookmarkStart w:id="88" w:name="不同采集方法的识别效果对比"/>
-      <w:bookmarkStart w:id="89" w:name="_Toc237957017"/>
-      <w:bookmarkEnd w:id="88"/>
+      <w:bookmarkStart w:id="90" w:name="不同采集方法的识别效果对比"/>
+      <w:bookmarkStart w:id="91" w:name="_Toc237957017"/>
+      <w:bookmarkEnd w:id="90"/>
       <w:r>
         <w:rPr>
           <w:lang w:eastAsia="zh-CN"/>
@@ -24886,7 +26041,7 @@
         </w:rPr>
         <w:t xml:space="preserve"> *</w:t>
       </w:r>
-      <w:bookmarkEnd w:id="89"/>
+      <w:bookmarkEnd w:id="91"/>
     </w:p>
     <w:p>
       <w:pPr>
@@ -25489,7 +26644,6 @@
         <w:rPr>
           <w:noProof/>
         </w:rPr>
-        <w:lastRenderedPageBreak/>
         <w:drawing>
           <wp:anchor distT="0" distB="0" distL="114300" distR="114300" simplePos="0" relativeHeight="251659776" behindDoc="0" locked="0" layoutInCell="1" allowOverlap="1" wp14:anchorId="0217AD35" wp14:editId="7175FBE3">
             <wp:simplePos x="0" y="0"/>
@@ -25798,13 +26952,14 @@
           <w:lang w:eastAsia="zh-CN"/>
         </w:rPr>
       </w:pPr>
-      <w:bookmarkStart w:id="90" w:name="处理速度对比"/>
-      <w:bookmarkStart w:id="91" w:name="_Toc237957018"/>
-      <w:bookmarkEnd w:id="90"/>
-      <w:r>
-        <w:rPr>
-          <w:lang w:eastAsia="zh-CN"/>
-        </w:rPr>
+      <w:bookmarkStart w:id="92" w:name="处理速度对比"/>
+      <w:bookmarkStart w:id="93" w:name="_Toc237957018"/>
+      <w:bookmarkEnd w:id="92"/>
+      <w:r>
+        <w:rPr>
+          <w:lang w:eastAsia="zh-CN"/>
+        </w:rPr>
+        <w:lastRenderedPageBreak/>
         <w:t xml:space="preserve">5.3 </w:t>
       </w:r>
       <w:r>
@@ -25819,7 +26974,7 @@
         </w:rPr>
         <w:t xml:space="preserve"> *</w:t>
       </w:r>
-      <w:bookmarkEnd w:id="91"/>
+      <w:bookmarkEnd w:id="93"/>
     </w:p>
     <w:p>
       <w:pPr>
@@ -26219,9 +27374,9 @@
           <w:lang w:eastAsia="zh-CN"/>
         </w:rPr>
       </w:pPr>
-      <w:bookmarkStart w:id="92" w:name="成本分析"/>
-      <w:bookmarkStart w:id="93" w:name="_Toc237957019"/>
-      <w:bookmarkEnd w:id="92"/>
+      <w:bookmarkStart w:id="94" w:name="成本分析"/>
+      <w:bookmarkStart w:id="95" w:name="_Toc237957019"/>
+      <w:bookmarkEnd w:id="94"/>
       <w:r>
         <w:rPr>
           <w:lang w:eastAsia="zh-CN"/>
@@ -26240,7 +27395,7 @@
         </w:rPr>
         <w:t xml:space="preserve"> *</w:t>
       </w:r>
-      <w:bookmarkEnd w:id="93"/>
+      <w:bookmarkEnd w:id="95"/>
     </w:p>
     <w:p>
       <w:pPr>
@@ -26467,7 +27622,6 @@
                 <w:b/>
                 <w:bCs/>
               </w:rPr>
-              <w:lastRenderedPageBreak/>
               <w:t>GPU</w:t>
             </w:r>
             <w:proofErr w:type="spellEnd"/>
@@ -26489,7 +27643,6 @@
               <w:pStyle w:val="Compact"/>
             </w:pPr>
             <w:r>
-              <w:lastRenderedPageBreak/>
               <w:t>0.00</w:t>
             </w:r>
           </w:p>
@@ -26824,9 +27977,9 @@
           <w:lang w:eastAsia="zh-CN"/>
         </w:rPr>
       </w:pPr>
-      <w:bookmarkStart w:id="94" w:name="ai助手消融实验"/>
-      <w:bookmarkStart w:id="95" w:name="_Toc237957020"/>
-      <w:bookmarkEnd w:id="94"/>
+      <w:bookmarkStart w:id="96" w:name="ai助手消融实验"/>
+      <w:bookmarkStart w:id="97" w:name="_Toc237957020"/>
+      <w:bookmarkEnd w:id="96"/>
       <w:r>
         <w:rPr>
           <w:lang w:eastAsia="zh-CN"/>
@@ -26845,7 +27998,7 @@
         </w:rPr>
         <w:t xml:space="preserve"> *</w:t>
       </w:r>
-      <w:bookmarkEnd w:id="95"/>
+      <w:bookmarkEnd w:id="97"/>
     </w:p>
     <w:p>
       <w:pPr>
@@ -27287,6 +28440,7 @@
         <w:rPr>
           <w:noProof/>
         </w:rPr>
+        <w:lastRenderedPageBreak/>
         <w:drawing>
           <wp:inline distT="0" distB="0" distL="0" distR="0" wp14:anchorId="4849F7ED" wp14:editId="5E30CA8F">
             <wp:extent cx="5486400" cy="3143885"/>
@@ -27400,14 +28554,13 @@
           <w:lang w:eastAsia="zh-CN"/>
         </w:rPr>
       </w:pPr>
-      <w:bookmarkStart w:id="96" w:name="字段级提取效果分析"/>
-      <w:bookmarkStart w:id="97" w:name="_Toc237957021"/>
-      <w:bookmarkEnd w:id="96"/>
-      <w:r>
-        <w:rPr>
-          <w:lang w:eastAsia="zh-CN"/>
-        </w:rPr>
-        <w:lastRenderedPageBreak/>
+      <w:bookmarkStart w:id="98" w:name="字段级提取效果分析"/>
+      <w:bookmarkStart w:id="99" w:name="_Toc237957021"/>
+      <w:bookmarkEnd w:id="98"/>
+      <w:r>
+        <w:rPr>
+          <w:lang w:eastAsia="zh-CN"/>
+        </w:rPr>
         <w:t xml:space="preserve">5.6 </w:t>
       </w:r>
       <w:r>
@@ -27422,7 +28575,7 @@
         </w:rPr>
         <w:t xml:space="preserve"> *</w:t>
       </w:r>
-      <w:bookmarkEnd w:id="97"/>
+      <w:bookmarkEnd w:id="99"/>
     </w:p>
     <w:p>
       <w:pPr>
@@ -27919,9 +29072,9 @@
           <w:lang w:eastAsia="zh-CN"/>
         </w:rPr>
       </w:pPr>
-      <w:bookmarkStart w:id="98" w:name="系统压力测试"/>
-      <w:bookmarkStart w:id="99" w:name="_Toc237957022"/>
-      <w:bookmarkEnd w:id="98"/>
+      <w:bookmarkStart w:id="100" w:name="系统压力测试"/>
+      <w:bookmarkStart w:id="101" w:name="_Toc237957022"/>
+      <w:bookmarkEnd w:id="100"/>
       <w:r>
         <w:rPr>
           <w:lang w:eastAsia="zh-CN"/>
@@ -27940,7 +29093,7 @@
         </w:rPr>
         <w:t xml:space="preserve"> *</w:t>
       </w:r>
-      <w:bookmarkEnd w:id="99"/>
+      <w:bookmarkEnd w:id="101"/>
     </w:p>
     <w:p>
       <w:pPr>
@@ -28309,6 +29462,7 @@
                 <w:b/>
                 <w:bCs/>
               </w:rPr>
+              <w:lastRenderedPageBreak/>
               <w:t>AI</w:t>
             </w:r>
             <w:r>
@@ -28594,9 +29748,9 @@
           <w:lang w:eastAsia="zh-CN"/>
         </w:rPr>
       </w:pPr>
-      <w:bookmarkStart w:id="100" w:name="第六章-总结与展望"/>
-      <w:bookmarkStart w:id="101" w:name="_Toc237957023"/>
-      <w:bookmarkEnd w:id="100"/>
+      <w:bookmarkStart w:id="102" w:name="第六章-总结与展望"/>
+      <w:bookmarkStart w:id="103" w:name="_Toc237957023"/>
+      <w:bookmarkEnd w:id="102"/>
       <w:r>
         <w:rPr>
           <w:lang w:eastAsia="zh-CN"/>
@@ -28615,7 +29769,7 @@
         </w:rPr>
         <w:t>总结与展望</w:t>
       </w:r>
-      <w:bookmarkEnd w:id="101"/>
+      <w:bookmarkEnd w:id="103"/>
     </w:p>
     <w:p>
       <w:pPr>
@@ -28624,9 +29778,9 @@
           <w:lang w:eastAsia="zh-CN"/>
         </w:rPr>
       </w:pPr>
-      <w:bookmarkStart w:id="102" w:name="工作总结"/>
-      <w:bookmarkStart w:id="103" w:name="_Toc237957024"/>
-      <w:bookmarkEnd w:id="102"/>
+      <w:bookmarkStart w:id="104" w:name="工作总结"/>
+      <w:bookmarkStart w:id="105" w:name="_Toc237957024"/>
+      <w:bookmarkEnd w:id="104"/>
       <w:r>
         <w:rPr>
           <w:lang w:eastAsia="zh-CN"/>
@@ -28638,403 +29792,6 @@
           <w:lang w:eastAsia="zh-CN"/>
         </w:rPr>
         <w:t>工作总结</w:t>
-      </w:r>
-      <w:bookmarkEnd w:id="103"/>
-    </w:p>
-    <w:p>
-      <w:pPr>
-        <w:pStyle w:val="FirstParagraph"/>
-        <w:rPr>
-          <w:lang w:eastAsia="zh-CN"/>
-        </w:rPr>
-      </w:pPr>
-      <w:r>
-        <w:rPr>
-          <w:lang w:eastAsia="zh-CN"/>
-        </w:rPr>
-        <w:t>本文设计并实现了融合</w:t>
-      </w:r>
-      <w:r>
-        <w:rPr>
-          <w:lang w:eastAsia="zh-CN"/>
-        </w:rPr>
-        <w:t>OCR</w:t>
-      </w:r>
-      <w:r>
-        <w:rPr>
-          <w:lang w:eastAsia="zh-CN"/>
-        </w:rPr>
-        <w:t>与多模态大语言模型的高校名册档案智能采集与决策支持平台，主要工作如下：</w:t>
-      </w:r>
-    </w:p>
-    <w:p>
-      <w:pPr>
-        <w:pStyle w:val="a0"/>
-        <w:rPr>
-          <w:lang w:eastAsia="zh-CN"/>
-        </w:rPr>
-      </w:pPr>
-      <w:r>
-        <w:rPr>
-          <w:lang w:eastAsia="zh-CN"/>
-        </w:rPr>
-        <w:t>（</w:t>
-      </w:r>
-      <w:r>
-        <w:rPr>
-          <w:lang w:eastAsia="zh-CN"/>
-        </w:rPr>
-        <w:t>1</w:t>
-      </w:r>
-      <w:r>
-        <w:rPr>
-          <w:lang w:eastAsia="zh-CN"/>
-        </w:rPr>
-        <w:t>）设计并实现了</w:t>
-      </w:r>
-      <w:r>
-        <w:rPr>
-          <w:lang w:eastAsia="zh-CN"/>
-        </w:rPr>
-        <w:t>OCR+MLLM</w:t>
-      </w:r>
-      <w:r>
-        <w:rPr>
-          <w:lang w:eastAsia="zh-CN"/>
-        </w:rPr>
-        <w:t>双路径智能采集框架。</w:t>
-      </w:r>
-      <w:r>
-        <w:rPr>
-          <w:lang w:eastAsia="zh-CN"/>
-        </w:rPr>
-        <w:t xml:space="preserve"> </w:t>
-      </w:r>
-      <w:r>
-        <w:rPr>
-          <w:lang w:eastAsia="zh-CN"/>
-        </w:rPr>
-        <w:t>图像与</w:t>
-      </w:r>
-      <w:r>
-        <w:rPr>
-          <w:lang w:eastAsia="zh-CN"/>
-        </w:rPr>
-        <w:t>PDF</w:t>
-      </w:r>
-      <w:r>
-        <w:rPr>
-          <w:lang w:eastAsia="zh-CN"/>
-        </w:rPr>
-        <w:t>在上传时由用户选择本地</w:t>
-      </w:r>
-      <w:r>
-        <w:rPr>
-          <w:lang w:eastAsia="zh-CN"/>
-        </w:rPr>
-        <w:t>PPStructureV3</w:t>
-      </w:r>
-      <w:r>
-        <w:rPr>
-          <w:lang w:eastAsia="zh-CN"/>
-        </w:rPr>
-        <w:t>或</w:t>
-      </w:r>
-      <w:r>
-        <w:rPr>
-          <w:lang w:eastAsia="zh-CN"/>
-        </w:rPr>
-        <w:t>GLM</w:t>
-      </w:r>
-      <w:r>
-        <w:rPr>
-          <w:lang w:eastAsia="zh-CN"/>
-        </w:rPr>
-        <w:t>多模态路径，结构化文件直接映射；两条路径</w:t>
-      </w:r>
-      <w:r>
-        <w:rPr>
-          <w:lang w:eastAsia="zh-CN"/>
-        </w:rPr>
-        <w:lastRenderedPageBreak/>
-        <w:t>共享字段校正、入库和归档流程。系统以单文件</w:t>
-      </w:r>
-      <w:proofErr w:type="spellStart"/>
-      <w:r>
-        <w:rPr>
-          <w:lang w:eastAsia="zh-CN"/>
-        </w:rPr>
-        <w:t>taskId</w:t>
-      </w:r>
-      <w:proofErr w:type="spellEnd"/>
-      <w:r>
-        <w:rPr>
-          <w:lang w:eastAsia="zh-CN"/>
-        </w:rPr>
-        <w:t>和阶段日志实现后台处理、状态观察及人工取消，但当前尚未实现基于质量阈值的自动路径切换。</w:t>
-      </w:r>
-    </w:p>
-    <w:p>
-      <w:pPr>
-        <w:pStyle w:val="a0"/>
-        <w:rPr>
-          <w:lang w:eastAsia="zh-CN"/>
-        </w:rPr>
-      </w:pPr>
-      <w:r>
-        <w:rPr>
-          <w:lang w:eastAsia="zh-CN"/>
-        </w:rPr>
-        <w:t>（</w:t>
-      </w:r>
-      <w:r>
-        <w:rPr>
-          <w:lang w:eastAsia="zh-CN"/>
-        </w:rPr>
-        <w:t>2</w:t>
-      </w:r>
-      <w:r>
-        <w:rPr>
-          <w:lang w:eastAsia="zh-CN"/>
-        </w:rPr>
-        <w:t>）</w:t>
-      </w:r>
-      <w:r>
-        <w:rPr>
-          <w:b/>
-          <w:lang w:eastAsia="zh-CN"/>
-        </w:rPr>
-        <w:t>建立了元数据驱动的动态字段映射机制。</w:t>
-      </w:r>
-      <w:r>
-        <w:rPr>
-          <w:lang w:eastAsia="zh-CN"/>
-        </w:rPr>
-        <w:t xml:space="preserve"> </w:t>
-      </w:r>
-      <w:r>
-        <w:rPr>
-          <w:lang w:eastAsia="zh-CN"/>
-        </w:rPr>
-        <w:t>通过四级降级匹配策略和维度表自动维护，使系统在新增档案类型时无需修改代码，显著提升了可扩展性。</w:t>
-      </w:r>
-    </w:p>
-    <w:p>
-      <w:pPr>
-        <w:pStyle w:val="a0"/>
-        <w:rPr>
-          <w:lang w:eastAsia="zh-CN"/>
-        </w:rPr>
-      </w:pPr>
-      <w:r>
-        <w:rPr>
-          <w:lang w:eastAsia="zh-CN"/>
-        </w:rPr>
-        <w:t>（</w:t>
-      </w:r>
-      <w:r>
-        <w:rPr>
-          <w:lang w:eastAsia="zh-CN"/>
-        </w:rPr>
-        <w:t>3</w:t>
-      </w:r>
-      <w:r>
-        <w:rPr>
-          <w:lang w:eastAsia="zh-CN"/>
-        </w:rPr>
-        <w:t>）实现了高校档案智能分析平台。</w:t>
-      </w:r>
-      <w:r>
-        <w:rPr>
-          <w:lang w:eastAsia="zh-CN"/>
-        </w:rPr>
-        <w:t xml:space="preserve"> </w:t>
-      </w:r>
-      <w:r>
-        <w:rPr>
-          <w:lang w:eastAsia="zh-CN"/>
-        </w:rPr>
-        <w:t>系统涵盖上传采集、异步任务观察、</w:t>
-      </w:r>
-      <w:r>
-        <w:rPr>
-          <w:lang w:eastAsia="zh-CN"/>
-        </w:rPr>
-        <w:t>OCR/MLLM</w:t>
-      </w:r>
-      <w:r>
-        <w:rPr>
-          <w:lang w:eastAsia="zh-CN"/>
-        </w:rPr>
-        <w:t>处理、质量评分、数据治理、可视化分析、</w:t>
-      </w:r>
-      <w:r>
-        <w:rPr>
-          <w:lang w:eastAsia="zh-CN"/>
-        </w:rPr>
-        <w:t>AI</w:t>
-      </w:r>
-      <w:r>
-        <w:rPr>
-          <w:lang w:eastAsia="zh-CN"/>
-        </w:rPr>
-        <w:t>问答、网页报告和</w:t>
-      </w:r>
-      <w:r>
-        <w:rPr>
-          <w:lang w:eastAsia="zh-CN"/>
-        </w:rPr>
-        <w:t>A3</w:t>
-      </w:r>
-      <w:r>
-        <w:rPr>
-          <w:lang w:eastAsia="zh-CN"/>
-        </w:rPr>
-        <w:t>打印导出，并通过</w:t>
-      </w:r>
-      <w:r>
-        <w:rPr>
-          <w:lang w:eastAsia="zh-CN"/>
-        </w:rPr>
-        <w:t>Docker Compose</w:t>
-      </w:r>
-      <w:r>
-        <w:rPr>
-          <w:lang w:eastAsia="zh-CN"/>
-        </w:rPr>
-        <w:t>编排前端、后端和数据库三个容器；</w:t>
-      </w:r>
-      <w:r>
-        <w:rPr>
-          <w:lang w:eastAsia="zh-CN"/>
-        </w:rPr>
-        <w:t>Python</w:t>
-      </w:r>
-      <w:r>
-        <w:rPr>
-          <w:lang w:eastAsia="zh-CN"/>
-        </w:rPr>
-        <w:t>运行时与脚本位于后端容器内。</w:t>
-      </w:r>
-    </w:p>
-    <w:p>
-      <w:pPr>
-        <w:pStyle w:val="a0"/>
-        <w:rPr>
-          <w:lang w:eastAsia="zh-CN"/>
-        </w:rPr>
-      </w:pPr>
-      <w:r>
-        <w:rPr>
-          <w:lang w:eastAsia="zh-CN"/>
-        </w:rPr>
-        <w:t>（</w:t>
-      </w:r>
-      <w:r>
-        <w:rPr>
-          <w:lang w:eastAsia="zh-CN"/>
-        </w:rPr>
-        <w:t>4</w:t>
-      </w:r>
-      <w:r>
-        <w:rPr>
-          <w:lang w:eastAsia="zh-CN"/>
-        </w:rPr>
-        <w:t>）</w:t>
-      </w:r>
-      <w:r>
-        <w:rPr>
-          <w:b/>
-          <w:lang w:eastAsia="zh-CN"/>
-        </w:rPr>
-        <w:t>构建了面向档案知识的</w:t>
-      </w:r>
-      <w:r>
-        <w:rPr>
-          <w:b/>
-          <w:lang w:eastAsia="zh-CN"/>
-        </w:rPr>
-        <w:t>RAG</w:t>
-      </w:r>
-      <w:r>
-        <w:rPr>
-          <w:b/>
-          <w:lang w:eastAsia="zh-CN"/>
-        </w:rPr>
-        <w:t>智能问答系统。</w:t>
-      </w:r>
-      <w:r>
-        <w:rPr>
-          <w:lang w:eastAsia="zh-CN"/>
-        </w:rPr>
-        <w:t xml:space="preserve"> </w:t>
-      </w:r>
-      <w:r>
-        <w:rPr>
-          <w:lang w:eastAsia="zh-CN"/>
-        </w:rPr>
-        <w:t>以</w:t>
-      </w:r>
-      <w:proofErr w:type="spellStart"/>
-      <w:r>
-        <w:rPr>
-          <w:lang w:eastAsia="zh-CN"/>
-        </w:rPr>
-        <w:t>pgvector</w:t>
-      </w:r>
-      <w:proofErr w:type="spellEnd"/>
-      <w:r>
-        <w:rPr>
-          <w:lang w:eastAsia="zh-CN"/>
-        </w:rPr>
-        <w:t>存储嵌入向量，通过检索增强生成技术使</w:t>
-      </w:r>
-      <w:r>
-        <w:rPr>
-          <w:lang w:eastAsia="zh-CN"/>
-        </w:rPr>
-        <w:t>AI</w:t>
-      </w:r>
-      <w:r>
-        <w:rPr>
-          <w:lang w:eastAsia="zh-CN"/>
-        </w:rPr>
-        <w:t>助手回答准确率达</w:t>
-      </w:r>
-      <w:r>
-        <w:rPr>
-          <w:lang w:eastAsia="zh-CN"/>
-        </w:rPr>
-        <w:t>94%</w:t>
-      </w:r>
-      <w:r>
-        <w:rPr>
-          <w:lang w:eastAsia="zh-CN"/>
-        </w:rPr>
-        <w:t>。</w:t>
-      </w:r>
-    </w:p>
-    <w:p>
-      <w:pPr>
-        <w:pStyle w:val="2"/>
-        <w:rPr>
-          <w:lang w:eastAsia="zh-CN"/>
-        </w:rPr>
-      </w:pPr>
-      <w:bookmarkStart w:id="104" w:name="不足与改进方向"/>
-      <w:bookmarkStart w:id="105" w:name="_Toc237957025"/>
-      <w:bookmarkEnd w:id="104"/>
-      <w:r>
-        <w:rPr>
-          <w:lang w:eastAsia="zh-CN"/>
-        </w:rPr>
-        <w:t xml:space="preserve">6.2 </w:t>
-      </w:r>
-      <w:r>
-        <w:rPr>
-          <w:lang w:eastAsia="zh-CN"/>
-        </w:rPr>
-        <w:t>不足与改进方向</w:t>
       </w:r>
       <w:bookmarkEnd w:id="105"/>
     </w:p>
@@ -29047,112 +29804,21 @@
       </w:pPr>
       <w:r>
         <w:rPr>
-          <w:b/>
-          <w:lang w:eastAsia="zh-CN"/>
-        </w:rPr>
-        <w:t>（</w:t>
-      </w:r>
-      <w:r>
-        <w:rPr>
-          <w:b/>
-          <w:lang w:eastAsia="zh-CN"/>
-        </w:rPr>
-        <w:t>1</w:t>
-      </w:r>
-      <w:r>
-        <w:rPr>
-          <w:b/>
-          <w:lang w:eastAsia="zh-CN"/>
-        </w:rPr>
-        <w:t>）</w:t>
-      </w:r>
-      <w:r>
-        <w:rPr>
-          <w:b/>
-          <w:lang w:eastAsia="zh-CN"/>
-        </w:rPr>
-        <w:t>MLLM</w:t>
-      </w:r>
-      <w:r>
-        <w:rPr>
-          <w:b/>
-          <w:lang w:eastAsia="zh-CN"/>
-        </w:rPr>
-        <w:t>路径依赖云端</w:t>
-      </w:r>
-      <w:r>
-        <w:rPr>
-          <w:b/>
-          <w:lang w:eastAsia="zh-CN"/>
-        </w:rPr>
-        <w:t>API</w:t>
-      </w:r>
-      <w:r>
-        <w:rPr>
-          <w:b/>
-          <w:lang w:eastAsia="zh-CN"/>
-        </w:rPr>
-        <w:t>。</w:t>
-      </w:r>
-      <w:r>
-        <w:rPr>
-          <w:lang w:eastAsia="zh-CN"/>
-        </w:rPr>
-        <w:t xml:space="preserve"> </w:t>
-      </w:r>
-      <w:r>
-        <w:rPr>
-          <w:lang w:eastAsia="zh-CN"/>
-        </w:rPr>
-        <w:t>当前</w:t>
-      </w:r>
-      <w:r>
-        <w:rPr>
-          <w:lang w:eastAsia="zh-CN"/>
-        </w:rPr>
-        <w:t>GLM-4V-Plus</w:t>
-      </w:r>
-      <w:r>
-        <w:rPr>
-          <w:lang w:eastAsia="zh-CN"/>
-        </w:rPr>
-        <w:t>调用依赖智谱云端服务，存在网络延迟和数据隐私风险。未来可在配备高性能</w:t>
-      </w:r>
-      <w:r>
-        <w:rPr>
-          <w:lang w:eastAsia="zh-CN"/>
-        </w:rPr>
-        <w:t>GPU</w:t>
-      </w:r>
-      <w:r>
-        <w:rPr>
-          <w:lang w:eastAsia="zh-CN"/>
-        </w:rPr>
-        <w:t>的服务器上部署开源模型（如</w:t>
-      </w:r>
-      <w:r>
-        <w:rPr>
-          <w:lang w:eastAsia="zh-CN"/>
-        </w:rPr>
-        <w:t>GLM-4V-9B</w:t>
-      </w:r>
-      <w:r>
-        <w:rPr>
-          <w:lang w:eastAsia="zh-CN"/>
-        </w:rPr>
-        <w:t>或</w:t>
-      </w:r>
-      <w:r>
-        <w:rPr>
-          <w:lang w:eastAsia="zh-CN"/>
-        </w:rPr>
-        <w:t>Qwen-VL-Chat</w:t>
-      </w:r>
-      <w:r>
-        <w:rPr>
-          <w:lang w:eastAsia="zh-CN"/>
-        </w:rPr>
-        <w:t>）实现全本地推理。</w:t>
+          <w:lang w:eastAsia="zh-CN"/>
+        </w:rPr>
+        <w:t>本文设计并实现了融合</w:t>
+      </w:r>
+      <w:r>
+        <w:rPr>
+          <w:lang w:eastAsia="zh-CN"/>
+        </w:rPr>
+        <w:t>OCR</w:t>
+      </w:r>
+      <w:r>
+        <w:rPr>
+          <w:lang w:eastAsia="zh-CN"/>
+        </w:rPr>
+        <w:t>与多模态大语言模型的高校名册档案智能采集与决策支持平台，主要工作如下：</w:t>
       </w:r>
     </w:p>
     <w:p>
@@ -29172,13 +29838,25 @@
         <w:rPr>
           <w:lang w:eastAsia="zh-CN"/>
         </w:rPr>
-        <w:t>2</w:t>
-      </w:r>
-      <w:r>
-        <w:rPr>
-          <w:lang w:eastAsia="zh-CN"/>
-        </w:rPr>
-        <w:t>）任务调度仍受单实例约束。</w:t>
+        <w:t>1</w:t>
+      </w:r>
+      <w:r>
+        <w:rPr>
+          <w:lang w:eastAsia="zh-CN"/>
+        </w:rPr>
+        <w:t>）设计并实现了</w:t>
+      </w:r>
+      <w:r>
+        <w:rPr>
+          <w:lang w:eastAsia="zh-CN"/>
+        </w:rPr>
+        <w:t>OCR+MLLM</w:t>
+      </w:r>
+      <w:r>
+        <w:rPr>
+          <w:lang w:eastAsia="zh-CN"/>
+        </w:rPr>
+        <w:t>双路径智能采集框架。</w:t>
       </w:r>
       <w:r>
         <w:rPr>
@@ -29190,55 +29868,57 @@
         <w:rPr>
           <w:lang w:eastAsia="zh-CN"/>
         </w:rPr>
-        <w:t>当前后台</w:t>
-      </w:r>
-      <w:r>
-        <w:rPr>
-          <w:lang w:eastAsia="zh-CN"/>
-        </w:rPr>
-        <w:t>Future</w:t>
-      </w:r>
-      <w:r>
-        <w:rPr>
-          <w:lang w:eastAsia="zh-CN"/>
-        </w:rPr>
-        <w:t>和本地</w:t>
-      </w:r>
-      <w:r>
-        <w:rPr>
-          <w:lang w:eastAsia="zh-CN"/>
-        </w:rPr>
-        <w:t>Process</w:t>
-      </w:r>
-      <w:r>
-        <w:rPr>
-          <w:lang w:eastAsia="zh-CN"/>
-        </w:rPr>
-        <w:t>注册表保存在单个</w:t>
-      </w:r>
-      <w:r>
-        <w:rPr>
-          <w:lang w:eastAsia="zh-CN"/>
-        </w:rPr>
-        <w:t>Spring Boot JVM</w:t>
-      </w:r>
-      <w:r>
-        <w:rPr>
-          <w:lang w:eastAsia="zh-CN"/>
-        </w:rPr>
-        <w:t>内，取消请求只能定位本实例创建的任务；横向扩容后需要引入共享任务队列、任务归属与取消转发机制。对云端</w:t>
-      </w:r>
-      <w:r>
-        <w:rPr>
-          <w:lang w:eastAsia="zh-CN"/>
-        </w:rPr>
-        <w:t>MLLM</w:t>
-      </w:r>
-      <w:r>
-        <w:rPr>
-          <w:lang w:eastAsia="zh-CN"/>
-        </w:rPr>
-        <w:t>任务，取消只能终止本地等待进程，不能保证远端立即停止计算或计费。</w:t>
+        <w:t>图像与</w:t>
+      </w:r>
+      <w:r>
+        <w:rPr>
+          <w:lang w:eastAsia="zh-CN"/>
+        </w:rPr>
+        <w:t>PDF</w:t>
+      </w:r>
+      <w:r>
+        <w:rPr>
+          <w:lang w:eastAsia="zh-CN"/>
+        </w:rPr>
+        <w:t>在上传时由用户选择本地</w:t>
+      </w:r>
+      <w:r>
+        <w:rPr>
+          <w:lang w:eastAsia="zh-CN"/>
+        </w:rPr>
+        <w:t>PPStructureV3</w:t>
+      </w:r>
+      <w:r>
+        <w:rPr>
+          <w:lang w:eastAsia="zh-CN"/>
+        </w:rPr>
+        <w:t>或</w:t>
+      </w:r>
+      <w:r>
+        <w:rPr>
+          <w:lang w:eastAsia="zh-CN"/>
+        </w:rPr>
+        <w:t>GLM</w:t>
+      </w:r>
+      <w:r>
+        <w:rPr>
+          <w:lang w:eastAsia="zh-CN"/>
+        </w:rPr>
+        <w:t>多模态路径，结构化文件直接映射；两条路径共享字段校正、入库和归档流程。系统以单文件</w:t>
+      </w:r>
+      <w:proofErr w:type="spellStart"/>
+      <w:r>
+        <w:rPr>
+          <w:lang w:eastAsia="zh-CN"/>
+        </w:rPr>
+        <w:t>taskId</w:t>
+      </w:r>
+      <w:proofErr w:type="spellEnd"/>
+      <w:r>
+        <w:rPr>
+          <w:lang w:eastAsia="zh-CN"/>
+        </w:rPr>
+        <w:t>和阶段日志实现后台处理、状态观察及人工取消，但当前尚未实现基于质量阈值的自动路径切换。</w:t>
       </w:r>
     </w:p>
     <w:p>
@@ -29250,24 +29930,28 @@
       </w:pPr>
       <w:r>
         <w:rPr>
+          <w:lang w:eastAsia="zh-CN"/>
+        </w:rPr>
+        <w:t>（</w:t>
+      </w:r>
+      <w:r>
+        <w:rPr>
+          <w:lang w:eastAsia="zh-CN"/>
+        </w:rPr>
+        <w:t>2</w:t>
+      </w:r>
+      <w:r>
+        <w:rPr>
+          <w:lang w:eastAsia="zh-CN"/>
+        </w:rPr>
+        <w:t>）</w:t>
+      </w:r>
+      <w:r>
+        <w:rPr>
           <w:b/>
           <w:lang w:eastAsia="zh-CN"/>
         </w:rPr>
-        <w:t>（</w:t>
-      </w:r>
-      <w:r>
-        <w:rPr>
-          <w:b/>
-          <w:lang w:eastAsia="zh-CN"/>
-        </w:rPr>
-        <w:t>3</w:t>
-      </w:r>
-      <w:r>
-        <w:rPr>
-          <w:b/>
-          <w:lang w:eastAsia="zh-CN"/>
-        </w:rPr>
-        <w:t>）缺少知识图谱。</w:t>
+        <w:t>建立了元数据驱动的动态字段映射机制。</w:t>
       </w:r>
       <w:r>
         <w:rPr>
@@ -29279,19 +29963,7 @@
         <w:rPr>
           <w:lang w:eastAsia="zh-CN"/>
         </w:rPr>
-        <w:t>当前</w:t>
-      </w:r>
-      <w:r>
-        <w:rPr>
-          <w:lang w:eastAsia="zh-CN"/>
-        </w:rPr>
-        <w:t>RAG</w:t>
-      </w:r>
-      <w:r>
-        <w:rPr>
-          <w:lang w:eastAsia="zh-CN"/>
-        </w:rPr>
-        <w:t>基于纯文本向量检索，无法支持实体关系推理。未来可构建以学生、专业、课程为核心实体的知识图谱，实现基于关系的复杂查询。</w:t>
+        <w:t>通过四级降级匹配策略和维度表自动维护，使系统在新增档案类型时无需修改代码，显著提升了可扩展性。</w:t>
       </w:r>
     </w:p>
     <w:p>
@@ -29303,24 +29975,21 @@
       </w:pPr>
       <w:r>
         <w:rPr>
-          <w:b/>
           <w:lang w:eastAsia="zh-CN"/>
         </w:rPr>
         <w:t>（</w:t>
       </w:r>
       <w:r>
         <w:rPr>
-          <w:b/>
-          <w:lang w:eastAsia="zh-CN"/>
-        </w:rPr>
-        <w:t>4</w:t>
-      </w:r>
-      <w:r>
-        <w:rPr>
-          <w:b/>
-          <w:lang w:eastAsia="zh-CN"/>
-        </w:rPr>
-        <w:t>）实验数据有待补充。</w:t>
+          <w:lang w:eastAsia="zh-CN"/>
+        </w:rPr>
+        <w:t>3</w:t>
+      </w:r>
+      <w:r>
+        <w:rPr>
+          <w:lang w:eastAsia="zh-CN"/>
+        </w:rPr>
+        <w:t>）实现了高校档案智能分析平台。</w:t>
       </w:r>
       <w:r>
         <w:rPr>
@@ -29332,31 +30001,211 @@
         <w:rPr>
           <w:lang w:eastAsia="zh-CN"/>
         </w:rPr>
-        <w:t>本文实验数据为在有限测试集上的初步结果，未来需在更大规模、更多样化的档案样本上验证双路径策略的泛化能力。</w:t>
-      </w:r>
-    </w:p>
-    <w:p>
-      <w:r>
-        <w:pict w14:anchorId="4A4A0CA6">
-          <v:rect id="_x0000_i1034" style="width:0;height:1.5pt" o:hralign="center" o:hrstd="t" o:hr="t"/>
-        </w:pict>
+        <w:t>系统涵盖上传采集、异步任务观察、</w:t>
+      </w:r>
+      <w:r>
+        <w:rPr>
+          <w:lang w:eastAsia="zh-CN"/>
+        </w:rPr>
+        <w:t>OCR/MLLM</w:t>
+      </w:r>
+      <w:r>
+        <w:rPr>
+          <w:lang w:eastAsia="zh-CN"/>
+        </w:rPr>
+        <w:t>处理、质量评分、数据治理、可视化分析、</w:t>
+      </w:r>
+      <w:r>
+        <w:rPr>
+          <w:lang w:eastAsia="zh-CN"/>
+        </w:rPr>
+        <w:t>AI</w:t>
+      </w:r>
+      <w:r>
+        <w:rPr>
+          <w:lang w:eastAsia="zh-CN"/>
+        </w:rPr>
+        <w:t>问答、网页报告和</w:t>
+      </w:r>
+      <w:r>
+        <w:rPr>
+          <w:lang w:eastAsia="zh-CN"/>
+        </w:rPr>
+        <w:t>A3</w:t>
+      </w:r>
+      <w:r>
+        <w:rPr>
+          <w:lang w:eastAsia="zh-CN"/>
+        </w:rPr>
+        <w:t>打印导出，并通过</w:t>
+      </w:r>
+      <w:r>
+        <w:rPr>
+          <w:lang w:eastAsia="zh-CN"/>
+        </w:rPr>
+        <w:t>Docker Compose</w:t>
+      </w:r>
+      <w:r>
+        <w:rPr>
+          <w:lang w:eastAsia="zh-CN"/>
+        </w:rPr>
+        <w:t>编排前端、后端、数据库和</w:t>
+      </w:r>
+      <w:r>
+        <w:rPr>
+          <w:lang w:eastAsia="zh-CN"/>
+        </w:rPr>
+        <w:t>Redis</w:t>
+      </w:r>
+      <w:r>
+        <w:rPr>
+          <w:lang w:eastAsia="zh-CN"/>
+        </w:rPr>
+        <w:t>四个服务容器；</w:t>
+      </w:r>
+      <w:r>
+        <w:rPr>
+          <w:lang w:eastAsia="zh-CN"/>
+        </w:rPr>
+        <w:t>Redis</w:t>
+      </w:r>
+      <w:r>
+        <w:rPr>
+          <w:lang w:eastAsia="zh-CN"/>
+        </w:rPr>
+        <w:t>承载验证码、限流计数和可重建查询缓存，</w:t>
+      </w:r>
+      <w:r>
+        <w:rPr>
+          <w:lang w:eastAsia="zh-CN"/>
+        </w:rPr>
+        <w:t>Python</w:t>
+      </w:r>
+      <w:r>
+        <w:rPr>
+          <w:lang w:eastAsia="zh-CN"/>
+        </w:rPr>
+        <w:t>运行时与脚本位于后端容器内。</w:t>
       </w:r>
     </w:p>
     <w:p>
       <w:pPr>
-        <w:pStyle w:val="1"/>
+        <w:pStyle w:val="a0"/>
         <w:rPr>
           <w:lang w:eastAsia="zh-CN"/>
         </w:rPr>
       </w:pPr>
-      <w:bookmarkStart w:id="106" w:name="参考文献"/>
-      <w:bookmarkStart w:id="107" w:name="_Toc237957026"/>
+      <w:r>
+        <w:rPr>
+          <w:lang w:eastAsia="zh-CN"/>
+        </w:rPr>
+        <w:t>（</w:t>
+      </w:r>
+      <w:r>
+        <w:rPr>
+          <w:lang w:eastAsia="zh-CN"/>
+        </w:rPr>
+        <w:t>4</w:t>
+      </w:r>
+      <w:r>
+        <w:rPr>
+          <w:lang w:eastAsia="zh-CN"/>
+        </w:rPr>
+        <w:t>）</w:t>
+      </w:r>
+      <w:r>
+        <w:rPr>
+          <w:b/>
+          <w:lang w:eastAsia="zh-CN"/>
+        </w:rPr>
+        <w:t>构建了面向档案知识的</w:t>
+      </w:r>
+      <w:r>
+        <w:rPr>
+          <w:b/>
+          <w:lang w:eastAsia="zh-CN"/>
+        </w:rPr>
+        <w:t>RAG</w:t>
+      </w:r>
+      <w:r>
+        <w:rPr>
+          <w:b/>
+          <w:lang w:eastAsia="zh-CN"/>
+        </w:rPr>
+        <w:t>智能问答系统。</w:t>
+      </w:r>
+      <w:r>
+        <w:rPr>
+          <w:lang w:eastAsia="zh-CN"/>
+        </w:rPr>
+        <w:t xml:space="preserve"> </w:t>
+      </w:r>
+      <w:r>
+        <w:rPr>
+          <w:lang w:eastAsia="zh-CN"/>
+        </w:rPr>
+        <w:t>以</w:t>
+      </w:r>
+      <w:proofErr w:type="spellStart"/>
+      <w:r>
+        <w:rPr>
+          <w:lang w:eastAsia="zh-CN"/>
+        </w:rPr>
+        <w:t>pgvector</w:t>
+      </w:r>
+      <w:proofErr w:type="spellEnd"/>
+      <w:r>
+        <w:rPr>
+          <w:lang w:eastAsia="zh-CN"/>
+        </w:rPr>
+        <w:t>存储嵌入向量，通过检索增强生成技术使</w:t>
+      </w:r>
+      <w:r>
+        <w:rPr>
+          <w:lang w:eastAsia="zh-CN"/>
+        </w:rPr>
+        <w:t>AI</w:t>
+      </w:r>
+      <w:r>
+        <w:rPr>
+          <w:lang w:eastAsia="zh-CN"/>
+        </w:rPr>
+        <w:t>助手回答准确率达</w:t>
+      </w:r>
+      <w:r>
+        <w:rPr>
+          <w:lang w:eastAsia="zh-CN"/>
+        </w:rPr>
+        <w:t>94%</w:t>
+      </w:r>
+      <w:r>
+        <w:rPr>
+          <w:lang w:eastAsia="zh-CN"/>
+        </w:rPr>
+        <w:t>。</w:t>
+      </w:r>
+    </w:p>
+    <w:p>
+      <w:pPr>
+        <w:pStyle w:val="2"/>
+        <w:rPr>
+          <w:lang w:eastAsia="zh-CN"/>
+        </w:rPr>
+      </w:pPr>
+      <w:bookmarkStart w:id="106" w:name="不足与改进方向"/>
+      <w:bookmarkStart w:id="107" w:name="_Toc237957025"/>
       <w:bookmarkEnd w:id="106"/>
       <w:r>
         <w:rPr>
           <w:lang w:eastAsia="zh-CN"/>
         </w:rPr>
-        <w:t>参考文献</w:t>
+        <w:t xml:space="preserve">6.2 </w:t>
+      </w:r>
+      <w:r>
+        <w:rPr>
+          <w:lang w:eastAsia="zh-CN"/>
+        </w:rPr>
+        <w:t>不足与改进方向</w:t>
       </w:r>
       <w:bookmarkEnd w:id="107"/>
     </w:p>
@@ -29369,6 +30218,359 @@
       </w:pPr>
       <w:r>
         <w:rPr>
+          <w:b/>
+          <w:lang w:eastAsia="zh-CN"/>
+        </w:rPr>
+        <w:t>（</w:t>
+      </w:r>
+      <w:r>
+        <w:rPr>
+          <w:b/>
+          <w:lang w:eastAsia="zh-CN"/>
+        </w:rPr>
+        <w:t>1</w:t>
+      </w:r>
+      <w:r>
+        <w:rPr>
+          <w:b/>
+          <w:lang w:eastAsia="zh-CN"/>
+        </w:rPr>
+        <w:t>）</w:t>
+      </w:r>
+      <w:r>
+        <w:rPr>
+          <w:b/>
+          <w:lang w:eastAsia="zh-CN"/>
+        </w:rPr>
+        <w:t>MLLM</w:t>
+      </w:r>
+      <w:r>
+        <w:rPr>
+          <w:b/>
+          <w:lang w:eastAsia="zh-CN"/>
+        </w:rPr>
+        <w:t>路径依赖云端</w:t>
+      </w:r>
+      <w:r>
+        <w:rPr>
+          <w:b/>
+          <w:lang w:eastAsia="zh-CN"/>
+        </w:rPr>
+        <w:t>API</w:t>
+      </w:r>
+      <w:r>
+        <w:rPr>
+          <w:b/>
+          <w:lang w:eastAsia="zh-CN"/>
+        </w:rPr>
+        <w:t>。</w:t>
+      </w:r>
+      <w:r>
+        <w:rPr>
+          <w:lang w:eastAsia="zh-CN"/>
+        </w:rPr>
+        <w:t xml:space="preserve"> </w:t>
+      </w:r>
+      <w:r>
+        <w:rPr>
+          <w:lang w:eastAsia="zh-CN"/>
+        </w:rPr>
+        <w:t>当前</w:t>
+      </w:r>
+      <w:r>
+        <w:rPr>
+          <w:lang w:eastAsia="zh-CN"/>
+        </w:rPr>
+        <w:t>GLM-4V-Plus</w:t>
+      </w:r>
+      <w:r>
+        <w:rPr>
+          <w:lang w:eastAsia="zh-CN"/>
+        </w:rPr>
+        <w:t>调用依赖智谱云端服务，存在网络延迟和数据隐私风险。未来可在配备高性能</w:t>
+      </w:r>
+      <w:r>
+        <w:rPr>
+          <w:lang w:eastAsia="zh-CN"/>
+        </w:rPr>
+        <w:t>GPU</w:t>
+      </w:r>
+      <w:r>
+        <w:rPr>
+          <w:lang w:eastAsia="zh-CN"/>
+        </w:rPr>
+        <w:t>的服务器上部署开源模型（如</w:t>
+      </w:r>
+      <w:r>
+        <w:rPr>
+          <w:lang w:eastAsia="zh-CN"/>
+        </w:rPr>
+        <w:t>GLM-4V-9B</w:t>
+      </w:r>
+      <w:r>
+        <w:rPr>
+          <w:lang w:eastAsia="zh-CN"/>
+        </w:rPr>
+        <w:t>或</w:t>
+      </w:r>
+      <w:r>
+        <w:rPr>
+          <w:lang w:eastAsia="zh-CN"/>
+        </w:rPr>
+        <w:t>Qwen-VL-Chat</w:t>
+      </w:r>
+      <w:r>
+        <w:rPr>
+          <w:lang w:eastAsia="zh-CN"/>
+        </w:rPr>
+        <w:t>）实现全本地推理。</w:t>
+      </w:r>
+    </w:p>
+    <w:p>
+      <w:pPr>
+        <w:pStyle w:val="a0"/>
+        <w:rPr>
+          <w:lang w:eastAsia="zh-CN"/>
+        </w:rPr>
+      </w:pPr>
+      <w:r>
+        <w:rPr>
+          <w:lang w:eastAsia="zh-CN"/>
+        </w:rPr>
+        <w:t>（</w:t>
+      </w:r>
+      <w:r>
+        <w:rPr>
+          <w:lang w:eastAsia="zh-CN"/>
+        </w:rPr>
+        <w:t>2</w:t>
+      </w:r>
+      <w:r>
+        <w:rPr>
+          <w:lang w:eastAsia="zh-CN"/>
+        </w:rPr>
+        <w:t>）任务调度仍受单实例约束。</w:t>
+      </w:r>
+      <w:r>
+        <w:rPr>
+          <w:lang w:eastAsia="zh-CN"/>
+        </w:rPr>
+        <w:t xml:space="preserve"> </w:t>
+      </w:r>
+      <w:r>
+        <w:rPr>
+          <w:lang w:eastAsia="zh-CN"/>
+        </w:rPr>
+        <w:t>当前后台</w:t>
+      </w:r>
+      <w:r>
+        <w:rPr>
+          <w:lang w:eastAsia="zh-CN"/>
+        </w:rPr>
+        <w:t>Future</w:t>
+      </w:r>
+      <w:r>
+        <w:rPr>
+          <w:lang w:eastAsia="zh-CN"/>
+        </w:rPr>
+        <w:t>和本地</w:t>
+      </w:r>
+      <w:r>
+        <w:rPr>
+          <w:lang w:eastAsia="zh-CN"/>
+        </w:rPr>
+        <w:t>Process</w:t>
+      </w:r>
+      <w:r>
+        <w:rPr>
+          <w:lang w:eastAsia="zh-CN"/>
+        </w:rPr>
+        <w:t>注册表保存在单个</w:t>
+      </w:r>
+      <w:r>
+        <w:rPr>
+          <w:lang w:eastAsia="zh-CN"/>
+        </w:rPr>
+        <w:t>Spring Boot JVM</w:t>
+      </w:r>
+      <w:r>
+        <w:rPr>
+          <w:lang w:eastAsia="zh-CN"/>
+        </w:rPr>
+        <w:t>内，取消请求只能定位本实例创建的任务；横向扩容后需要引入共享任务队列、任务归属与取消转发机制。对云端</w:t>
+      </w:r>
+      <w:r>
+        <w:rPr>
+          <w:lang w:eastAsia="zh-CN"/>
+        </w:rPr>
+        <w:t>MLLM</w:t>
+      </w:r>
+      <w:r>
+        <w:rPr>
+          <w:lang w:eastAsia="zh-CN"/>
+        </w:rPr>
+        <w:t>任务，取消只能终</w:t>
+      </w:r>
+      <w:r>
+        <w:rPr>
+          <w:lang w:eastAsia="zh-CN"/>
+        </w:rPr>
+        <w:lastRenderedPageBreak/>
+        <w:t>止本地等待进程，不能保证远端立即停止计算或计费。</w:t>
+      </w:r>
+      <w:r>
+        <w:rPr>
+          <w:lang w:eastAsia="zh-CN"/>
+        </w:rPr>
+        <w:t xml:space="preserve"> </w:t>
+      </w:r>
+      <w:r>
+        <w:rPr>
+          <w:lang w:eastAsia="zh-CN"/>
+        </w:rPr>
+        <w:t>当前</w:t>
+      </w:r>
+      <w:r>
+        <w:rPr>
+          <w:lang w:eastAsia="zh-CN"/>
+        </w:rPr>
+        <w:t>Redis</w:t>
+      </w:r>
+      <w:r>
+        <w:rPr>
+          <w:lang w:eastAsia="zh-CN"/>
+        </w:rPr>
+        <w:t>接入仅用于验证码、限流和查询缓存，并未承担任务队列或任务归属管理。</w:t>
+      </w:r>
+    </w:p>
+    <w:p>
+      <w:pPr>
+        <w:pStyle w:val="a0"/>
+        <w:rPr>
+          <w:lang w:eastAsia="zh-CN"/>
+        </w:rPr>
+      </w:pPr>
+      <w:r>
+        <w:rPr>
+          <w:b/>
+          <w:lang w:eastAsia="zh-CN"/>
+        </w:rPr>
+        <w:t>（</w:t>
+      </w:r>
+      <w:r>
+        <w:rPr>
+          <w:b/>
+          <w:lang w:eastAsia="zh-CN"/>
+        </w:rPr>
+        <w:t>3</w:t>
+      </w:r>
+      <w:r>
+        <w:rPr>
+          <w:b/>
+          <w:lang w:eastAsia="zh-CN"/>
+        </w:rPr>
+        <w:t>）缺少知识图谱。</w:t>
+      </w:r>
+      <w:r>
+        <w:rPr>
+          <w:lang w:eastAsia="zh-CN"/>
+        </w:rPr>
+        <w:t xml:space="preserve"> </w:t>
+      </w:r>
+      <w:r>
+        <w:rPr>
+          <w:lang w:eastAsia="zh-CN"/>
+        </w:rPr>
+        <w:t>当前</w:t>
+      </w:r>
+      <w:r>
+        <w:rPr>
+          <w:lang w:eastAsia="zh-CN"/>
+        </w:rPr>
+        <w:t>RAG</w:t>
+      </w:r>
+      <w:r>
+        <w:rPr>
+          <w:lang w:eastAsia="zh-CN"/>
+        </w:rPr>
+        <w:t>基于纯文本向量检索，无法支持实体关系推理。未来可构建以学生、专业、课程为核心实体的知识图谱，实现基于关系的复杂查询。</w:t>
+      </w:r>
+    </w:p>
+    <w:p>
+      <w:pPr>
+        <w:pStyle w:val="a0"/>
+        <w:rPr>
+          <w:lang w:eastAsia="zh-CN"/>
+        </w:rPr>
+      </w:pPr>
+      <w:r>
+        <w:rPr>
+          <w:b/>
+          <w:lang w:eastAsia="zh-CN"/>
+        </w:rPr>
+        <w:t>（</w:t>
+      </w:r>
+      <w:r>
+        <w:rPr>
+          <w:b/>
+          <w:lang w:eastAsia="zh-CN"/>
+        </w:rPr>
+        <w:t>4</w:t>
+      </w:r>
+      <w:r>
+        <w:rPr>
+          <w:b/>
+          <w:lang w:eastAsia="zh-CN"/>
+        </w:rPr>
+        <w:t>）实验数据有待补充。</w:t>
+      </w:r>
+      <w:r>
+        <w:rPr>
+          <w:lang w:eastAsia="zh-CN"/>
+        </w:rPr>
+        <w:t xml:space="preserve"> </w:t>
+      </w:r>
+      <w:r>
+        <w:rPr>
+          <w:lang w:eastAsia="zh-CN"/>
+        </w:rPr>
+        <w:t>本文实验数据为在有限测试集上的初步结果，未来需在更大规模、更多样化的档案样本上验证双路径策略的泛化能力。</w:t>
+      </w:r>
+    </w:p>
+    <w:p>
+      <w:r>
+        <w:pict w14:anchorId="4A4A0CA6">
+          <v:rect id="_x0000_i1034" style="width:0;height:1.5pt" o:hralign="center" o:hrstd="t" o:hr="t"/>
+        </w:pict>
+      </w:r>
+    </w:p>
+    <w:p>
+      <w:pPr>
+        <w:pStyle w:val="1"/>
+        <w:rPr>
+          <w:lang w:eastAsia="zh-CN"/>
+        </w:rPr>
+      </w:pPr>
+      <w:bookmarkStart w:id="108" w:name="参考文献"/>
+      <w:bookmarkStart w:id="109" w:name="_Toc237957026"/>
+      <w:bookmarkEnd w:id="108"/>
+      <w:r>
+        <w:rPr>
+          <w:lang w:eastAsia="zh-CN"/>
+        </w:rPr>
+        <w:t>参考文献</w:t>
+      </w:r>
+      <w:bookmarkEnd w:id="109"/>
+    </w:p>
+    <w:p>
+      <w:pPr>
+        <w:pStyle w:val="FirstParagraph"/>
+        <w:rPr>
+          <w:lang w:eastAsia="zh-CN"/>
+        </w:rPr>
+      </w:pPr>
+      <w:r>
+        <w:rPr>
           <w:lang w:eastAsia="zh-CN"/>
         </w:rPr>
         <w:t xml:space="preserve">[1] </w:t>
@@ -29464,7 +30666,6 @@
         <w:pStyle w:val="a0"/>
       </w:pPr>
       <w:r>
-        <w:lastRenderedPageBreak/>
         <w:t>[</w:t>
       </w:r>
       <w:r>
@@ -29625,6 +30826,7 @@
         <w:pStyle w:val="a0"/>
       </w:pPr>
       <w:r>
+        <w:lastRenderedPageBreak/>
         <w:t>[11]</w:t>
       </w:r>
       <w:r>
@@ -29794,7 +30996,6 @@
         <w:pStyle w:val="a0"/>
       </w:pPr>
       <w:r>
-        <w:lastRenderedPageBreak/>
         <w:t xml:space="preserve">[18] </w:t>
       </w:r>
       <w:proofErr w:type="spellStart"/>
@@ -30091,6 +31292,7 @@
         <w:rPr>
           <w:lang w:eastAsia="zh-CN"/>
         </w:rPr>
+        <w:lastRenderedPageBreak/>
         <w:t xml:space="preserve">[25] </w:t>
       </w:r>
       <w:r>
@@ -30620,17 +31822,16 @@
           <w:lang w:eastAsia="zh-CN"/>
         </w:rPr>
       </w:pPr>
-      <w:bookmarkStart w:id="108" w:name="附录"/>
-      <w:bookmarkStart w:id="109" w:name="_Toc237957027"/>
-      <w:bookmarkEnd w:id="108"/>
-      <w:r>
-        <w:rPr>
-          <w:lang w:eastAsia="zh-CN"/>
-        </w:rPr>
-        <w:lastRenderedPageBreak/>
+      <w:bookmarkStart w:id="110" w:name="附录"/>
+      <w:bookmarkStart w:id="111" w:name="_Toc237957027"/>
+      <w:bookmarkEnd w:id="110"/>
+      <w:r>
+        <w:rPr>
+          <w:lang w:eastAsia="zh-CN"/>
+        </w:rPr>
         <w:t>附录</w:t>
       </w:r>
-      <w:bookmarkEnd w:id="109"/>
+      <w:bookmarkEnd w:id="111"/>
     </w:p>
     <w:p>
       <w:pPr>
@@ -30639,9 +31840,9 @@
           <w:lang w:eastAsia="zh-CN"/>
         </w:rPr>
       </w:pPr>
-      <w:bookmarkStart w:id="110" w:name="附录a核心数据表ddl"/>
-      <w:bookmarkStart w:id="111" w:name="_Toc237957028"/>
-      <w:bookmarkEnd w:id="110"/>
+      <w:bookmarkStart w:id="112" w:name="附录a核心数据表ddl"/>
+      <w:bookmarkStart w:id="113" w:name="_Toc237957028"/>
+      <w:bookmarkEnd w:id="112"/>
       <w:r>
         <w:rPr>
           <w:lang w:eastAsia="zh-CN"/>
@@ -30665,469 +31866,6 @@
           <w:lang w:eastAsia="zh-CN"/>
         </w:rPr>
         <w:t>DDL</w:t>
-      </w:r>
-      <w:bookmarkEnd w:id="111"/>
-    </w:p>
-    <w:p>
-      <w:pPr>
-        <w:pStyle w:val="SourceCode"/>
-      </w:pPr>
-      <w:r>
-        <w:t xml:space="preserve">-- </w:t>
-      </w:r>
-      <w:r>
-        <w:t>录取事实表</w:t>
-      </w:r>
-      <w:r>
-        <w:br/>
-        <w:t>CREATE TABLE admission_fact (</w:t>
-      </w:r>
-      <w:r>
-        <w:br/>
-        <w:t xml:space="preserve">    id              BIGSERIAL PRIMARY KEY,</w:t>
-      </w:r>
-      <w:r>
-        <w:br/>
-        <w:t xml:space="preserve">    student_no      VARCHAR(32),</w:t>
-      </w:r>
-      <w:r>
-        <w:br/>
-        <w:t xml:space="preserve">    exam_no         VARCHAR(32),</w:t>
-      </w:r>
-      <w:r>
-        <w:br/>
-        <w:t xml:space="preserve">    name            VARCHAR(30),</w:t>
-      </w:r>
-      <w:r>
-        <w:br/>
-        <w:t xml:space="preserve">    id_card         VARCHAR(18),</w:t>
-      </w:r>
-      <w:r>
-        <w:br/>
-        <w:t xml:space="preserve">    gender          VARCHAR(10),</w:t>
-      </w:r>
-      <w:r>
-        <w:br/>
-        <w:t xml:space="preserve">    province_id     INTEGER REFERENCES province_dim(province_id),</w:t>
-      </w:r>
-      <w:r>
-        <w:br/>
-        <w:t xml:space="preserve">    major_id        INTEGER REFERENCES major_dim(major_id),</w:t>
-      </w:r>
-      <w:r>
-        <w:br/>
-        <w:t xml:space="preserve">    admission_date  DATE,</w:t>
-      </w:r>
-      <w:r>
-        <w:br/>
-        <w:t xml:space="preserve">    admission_score INTEGER,</w:t>
-      </w:r>
-      <w:r>
-        <w:br/>
-        <w:t xml:space="preserve">    degree_id       INTEGER REFERENCES degree_dim(degree_id),</w:t>
-      </w:r>
-      <w:r>
-        <w:br/>
-        <w:t xml:space="preserve">    file_id         INTEGER REFERENCES archive_file_dim(file_id),</w:t>
-      </w:r>
-      <w:r>
-        <w:br/>
-        <w:t xml:space="preserve">    create_time     TIMESTAMP DEFAULT CURRENT_TIMESTAMP,</w:t>
-      </w:r>
-      <w:r>
-        <w:br/>
-        <w:t xml:space="preserve">    update_time     TIMESTAMP DEFAULT CURRENT_TIMESTAMP</w:t>
-      </w:r>
-      <w:r>
-        <w:br/>
-        <w:t>);</w:t>
-      </w:r>
-      <w:r>
-        <w:br/>
-      </w:r>
-      <w:r>
-        <w:br/>
-        <w:t xml:space="preserve">-- </w:t>
-      </w:r>
-      <w:r>
-        <w:t>学籍事实表</w:t>
-      </w:r>
-      <w:r>
-        <w:br/>
-        <w:t>CREATE TABLE student_fact (</w:t>
-      </w:r>
-      <w:r>
-        <w:br/>
-        <w:t xml:space="preserve">    id              BIGSERIAL PRIMARY KEY,</w:t>
-      </w:r>
-      <w:r>
-        <w:br/>
-        <w:t xml:space="preserve">    student_no      VARCHAR(32) UNIQUE,</w:t>
-      </w:r>
-      <w:r>
-        <w:br/>
-        <w:t xml:space="preserve">    name            VARCHAR(30),</w:t>
-      </w:r>
-      <w:r>
-        <w:br/>
-        <w:t xml:space="preserve">    id_card         VARCHAR(18) UNIQUE,</w:t>
-      </w:r>
-      <w:r>
-        <w:br/>
-        <w:t xml:space="preserve">    gender          VARCHAR(4) DEFAULT '</w:t>
-      </w:r>
-      <w:r>
-        <w:t>未知</w:t>
-      </w:r>
-      <w:r>
-        <w:t>',</w:t>
-      </w:r>
-      <w:r>
-        <w:br/>
-        <w:t xml:space="preserve">    major_id        INTEGER REFERENCES major_dim(major_id),</w:t>
-      </w:r>
-      <w:r>
-        <w:br/>
-        <w:t xml:space="preserve">    class_id        INTEGER REFERENCES class_dim(class_id),</w:t>
-      </w:r>
-      <w:r>
-        <w:br/>
-        <w:t xml:space="preserve">    province_id     INTEGER REFERENCES province_dim(province_id),</w:t>
-      </w:r>
-      <w:r>
-        <w:br/>
-        <w:t xml:space="preserve">    admission_date  DATE,</w:t>
-      </w:r>
-      <w:r>
-        <w:br/>
-        <w:t xml:space="preserve">    degree_id       INTEGER REFERENCES degree_dim(degree_id),</w:t>
-      </w:r>
-      <w:r>
-        <w:br/>
-        <w:t xml:space="preserve">    graduated       BOOLEAN DEFAULT FALSE,</w:t>
-      </w:r>
-      <w:r>
-        <w:br/>
-        <w:t xml:space="preserve">    file_id         INTEGER REFERENCES archive_file_dim(file_id),</w:t>
-      </w:r>
-      <w:r>
-        <w:br/>
-        <w:t xml:space="preserve">    create_time     TIMESTAMP DEFAULT CURRENT_TIMESTAMP,</w:t>
-      </w:r>
-      <w:r>
-        <w:br/>
-        <w:t xml:space="preserve">    update_time     TIMESTAMP DEFAULT CURRENT_TIMESTAMP</w:t>
-      </w:r>
-      <w:r>
-        <w:br/>
-        <w:t>);</w:t>
-      </w:r>
-      <w:r>
-        <w:br/>
-      </w:r>
-      <w:r>
-        <w:br/>
-        <w:t xml:space="preserve">-- </w:t>
-      </w:r>
-      <w:r>
-        <w:t>毕业事实表</w:t>
-      </w:r>
-      <w:r>
-        <w:br/>
-        <w:t>CREATE TABLE graduation_fact (</w:t>
-      </w:r>
-      <w:r>
-        <w:br/>
-        <w:t xml:space="preserve">    id              BIGSERIAL PRIMARY KEY,</w:t>
-      </w:r>
-      <w:r>
-        <w:br/>
-        <w:t xml:space="preserve">    student_no      VARCHAR(32),</w:t>
-      </w:r>
-      <w:r>
-        <w:br/>
-        <w:t xml:space="preserve">    name            VARCHAR(30),</w:t>
-      </w:r>
-      <w:r>
-        <w:br/>
-      </w:r>
-      <w:r>
-        <w:lastRenderedPageBreak/>
-        <w:t xml:space="preserve">    id_card         VARCHAR(18),</w:t>
-      </w:r>
-      <w:r>
-        <w:br/>
-        <w:t xml:space="preserve">    gender          VARCHAR(10),</w:t>
-      </w:r>
-      <w:r>
-        <w:br/>
-        <w:t xml:space="preserve">    degree_id       INTEGER REFERENCES degree_dim(degree_id),</w:t>
-      </w:r>
-      <w:r>
-        <w:br/>
-        <w:t xml:space="preserve">    dest_id         INTEGER REFERENCES destination_dim(dest_id),</w:t>
-      </w:r>
-      <w:r>
-        <w:br/>
-        <w:t xml:space="preserve">    graduation_date DATE,</w:t>
-      </w:r>
-      <w:r>
-        <w:br/>
-        <w:t xml:space="preserve">    file_id         INTEGER REFERENCES archive_file_dim(file_id),</w:t>
-      </w:r>
-      <w:r>
-        <w:br/>
-        <w:t xml:space="preserve">    create_time     TIMESTAMP DEFAULT CURRENT_TIMESTAMP,</w:t>
-      </w:r>
-      <w:r>
-        <w:br/>
-        <w:t xml:space="preserve">    update_time     TIMESTAMP DEFAULT CURRENT_TIMESTAMP</w:t>
-      </w:r>
-      <w:r>
-        <w:br/>
-        <w:t>);</w:t>
-      </w:r>
-      <w:r>
-        <w:br/>
-      </w:r>
-      <w:r>
-        <w:br/>
-        <w:t xml:space="preserve">-- </w:t>
-      </w:r>
-      <w:r>
-        <w:t>元数据标准表</w:t>
-      </w:r>
-      <w:r>
-        <w:br/>
-        <w:t>CREATE TABLE metadata_standard (</w:t>
-      </w:r>
-      <w:r>
-        <w:br/>
-        <w:t xml:space="preserve">    metadata_id     SERIAL PRIMARY KEY,</w:t>
-      </w:r>
-      <w:r>
-        <w:br/>
-        <w:t xml:space="preserve">    field_code      VARCHAR(32) NOT NULL,</w:t>
-      </w:r>
-      <w:r>
-        <w:br/>
-        <w:t xml:space="preserve">    field_name      VARCHAR(50) NOT NULL,</w:t>
-      </w:r>
-      <w:r>
-        <w:br/>
-        <w:t xml:space="preserve">    field_type      VARCHAR(20),</w:t>
-      </w:r>
-      <w:r>
-        <w:br/>
-        <w:t xml:space="preserve">    source_field    VARCHAR(100) NOT NULL,</w:t>
-      </w:r>
-      <w:r>
-        <w:br/>
-        <w:t xml:space="preserve">    transform_type  VARCHAR(50) DEFAULT 'DIRECT',</w:t>
-      </w:r>
-      <w:r>
-        <w:br/>
-        <w:t xml:space="preserve">    transform_rule  VARCHAR(255),</w:t>
-      </w:r>
-      <w:r>
-        <w:br/>
-        <w:t xml:space="preserve">    is_required     BOOLEAN DEFAULT FALSE</w:t>
-      </w:r>
-      <w:r>
-        <w:br/>
-        <w:t>);</w:t>
-      </w:r>
-      <w:r>
-        <w:br/>
-      </w:r>
-      <w:r>
-        <w:br/>
-        <w:t>-- OCR/LLM</w:t>
-      </w:r>
-      <w:r>
-        <w:t>任务日志；</w:t>
-      </w:r>
-      <w:r>
-        <w:t>log_id</w:t>
-      </w:r>
-      <w:r>
-        <w:t>同时作为</w:t>
-      </w:r>
-      <w:r>
-        <w:t>taskId</w:t>
-      </w:r>
-      <w:r>
-        <w:br/>
-        <w:t>CREATE TABLE ocr_log_dim (</w:t>
-      </w:r>
-      <w:r>
-        <w:br/>
-        <w:t xml:space="preserve">    log_id           SERIAL PRIMARY KEY,</w:t>
-      </w:r>
-      <w:r>
-        <w:br/>
-        <w:t xml:space="preserve">    file_id          INTEGER,</w:t>
-      </w:r>
-      <w:r>
-        <w:br/>
-        <w:t xml:space="preserve">    recognize_status VARCHAR(20),</w:t>
-      </w:r>
-      <w:r>
-        <w:br/>
-        <w:t xml:space="preserve">    recognize_time   TIMESTAMP DEFAULT CURRENT_TIMESTAMP,</w:t>
-      </w:r>
-      <w:r>
-        <w:br/>
-        <w:t xml:space="preserve">    f1_score         NUMERIC(5, 2),</w:t>
-      </w:r>
-      <w:r>
-        <w:br/>
-        <w:t xml:space="preserve">    file_name        VARCHAR(255),</w:t>
-      </w:r>
-      <w:r>
-        <w:br/>
-        <w:t xml:space="preserve">    file_type        VARCHAR(50),</w:t>
-      </w:r>
-      <w:r>
-        <w:br/>
-        <w:t xml:space="preserve">    error_message    TEXT,</w:t>
-      </w:r>
-      <w:r>
-        <w:br/>
-        <w:t xml:space="preserve">    message          TEXT,</w:t>
-      </w:r>
-      <w:r>
-        <w:br/>
-        <w:t xml:space="preserve">    updated_at       TIMESTAMP DEFAULT CURRENT_TIMESTAMP</w:t>
-      </w:r>
-      <w:r>
-        <w:br/>
-        <w:t>);</w:t>
-      </w:r>
-      <w:r>
-        <w:br/>
-      </w:r>
-      <w:r>
-        <w:br/>
-        <w:t xml:space="preserve">-- </w:t>
-      </w:r>
-      <w:r>
-        <w:t>知识库表</w:t>
-      </w:r>
-      <w:r>
-        <w:br/>
-        <w:t>CREATE TABLE knowledge_base (</w:t>
-      </w:r>
-      <w:r>
-        <w:br/>
-        <w:t xml:space="preserve">    id          SERIAL PRIMARY KEY,</w:t>
-      </w:r>
-      <w:r>
-        <w:br/>
-        <w:t xml:space="preserve">    title       VARCHAR(255) NOT NULL,</w:t>
-      </w:r>
-      <w:r>
-        <w:br/>
-        <w:t xml:space="preserve">    file_type   VARCHAR(20) NOT NULL,</w:t>
-      </w:r>
-      <w:r>
-        <w:br/>
-        <w:t xml:space="preserve">    file_path   TEXT,</w:t>
-      </w:r>
-      <w:r>
-        <w:br/>
-        <w:t xml:space="preserve">    source      VARCHAR(50) DEFAULT 'upload',</w:t>
-      </w:r>
-      <w:r>
-        <w:br/>
-        <w:t xml:space="preserve">    url         TEXT,</w:t>
-      </w:r>
-      <w:r>
-        <w:br/>
-        <w:t xml:space="preserve">    chunk_count INTEGER DEFAULT 0,</w:t>
-      </w:r>
-      <w:r>
-        <w:br/>
-      </w:r>
-      <w:r>
-        <w:lastRenderedPageBreak/>
-        <w:t xml:space="preserve">    status      VARCHAR(20) DEFAULT 'parsing',</w:t>
-      </w:r>
-      <w:r>
-        <w:br/>
-        <w:t xml:space="preserve">    error_msg   TEXT,</w:t>
-      </w:r>
-      <w:r>
-        <w:br/>
-        <w:t xml:space="preserve">    create_time TIMESTAMP DEFAULT CURRENT_TIMESTAMP</w:t>
-      </w:r>
-      <w:r>
-        <w:br/>
-        <w:t>);</w:t>
-      </w:r>
-      <w:r>
-        <w:br/>
-      </w:r>
-      <w:r>
-        <w:br/>
-        <w:t>CREATE TABLE knowledge_chunks (</w:t>
-      </w:r>
-      <w:r>
-        <w:br/>
-        <w:t xml:space="preserve">    id          SERIAL PRIMARY KEY,</w:t>
-      </w:r>
-      <w:r>
-        <w:br/>
-        <w:t xml:space="preserve">    kb_id       INTEGER REFERENCES knowledge_base(id),</w:t>
-      </w:r>
-      <w:r>
-        <w:br/>
-        <w:t xml:space="preserve">    chunk_index INTEGER NOT NULL,</w:t>
-      </w:r>
-      <w:r>
-        <w:br/>
-        <w:t xml:space="preserve">    content     TEXT NOT NULL,</w:t>
-      </w:r>
-      <w:r>
-        <w:br/>
-        <w:t xml:space="preserve">    metadata    JSONB DEFAULT '{}',</w:t>
-      </w:r>
-      <w:r>
-        <w:br/>
-        <w:t xml:space="preserve">    embedding   vector(1024)</w:t>
-      </w:r>
-      <w:r>
-        <w:br/>
-        <w:t>);</w:t>
-      </w:r>
-    </w:p>
-    <w:p>
-      <w:pPr>
-        <w:pStyle w:val="2"/>
-        <w:rPr>
-          <w:lang w:eastAsia="zh-CN"/>
-        </w:rPr>
-      </w:pPr>
-      <w:bookmarkStart w:id="112" w:name="附录b双路径采集算法伪代码完整版"/>
-      <w:bookmarkStart w:id="113" w:name="_Toc237957029"/>
-      <w:bookmarkEnd w:id="112"/>
-      <w:r>
-        <w:rPr>
-          <w:lang w:eastAsia="zh-CN"/>
-        </w:rPr>
-        <w:t>附录</w:t>
-      </w:r>
-      <w:r>
-        <w:rPr>
-          <w:lang w:eastAsia="zh-CN"/>
-        </w:rPr>
-        <w:t>B</w:t>
-      </w:r>
-      <w:r>
-        <w:rPr>
-          <w:lang w:eastAsia="zh-CN"/>
-        </w:rPr>
-        <w:t>：双路径采集算法伪代码（完整版）</w:t>
       </w:r>
       <w:bookmarkEnd w:id="113"/>
     </w:p>
@@ -31136,201 +31874,432 @@
         <w:pStyle w:val="SourceCode"/>
       </w:pPr>
       <w:r>
-        <w:t>Algorithm: DualPathIngestion(file, useLLM)</w:t>
+        <w:t xml:space="preserve">-- </w:t>
+      </w:r>
+      <w:r>
+        <w:t>录取事实表</w:t>
       </w:r>
       <w:r>
         <w:br/>
-        <w:t xml:space="preserve">  Input:  file — </w:t>
-      </w:r>
-      <w:r>
-        <w:t>上传的档案文件</w:t>
+        <w:t>CREATE TABLE admission_fact (</w:t>
       </w:r>
       <w:r>
         <w:br/>
-        <w:t xml:space="preserve">          useLLM — </w:t>
-      </w:r>
-      <w:r>
-        <w:t>用户选择的</w:t>
-      </w:r>
-      <w:r>
-        <w:t>MLLM</w:t>
-      </w:r>
-      <w:r>
-        <w:t>开关</w:t>
+        <w:t xml:space="preserve">    id              BIGSERIAL PRIMARY KEY,</w:t>
       </w:r>
       <w:r>
         <w:br/>
-        <w:t xml:space="preserve">  Output: taskId — ocr_log_dim.log_id</w:t>
+        <w:t xml:space="preserve">    student_no      VARCHAR(32),</w:t>
       </w:r>
       <w:r>
         <w:br/>
+        <w:t xml:space="preserve">    exam_no         VARCHAR(32),</w:t>
       </w:r>
       <w:r>
         <w:br/>
-        <w:t xml:space="preserve">  storedFile ← saveToTemp(file)</w:t>
+        <w:t xml:space="preserve">    name            VARCHAR(30),</w:t>
       </w:r>
       <w:r>
         <w:br/>
-        <w:t xml:space="preserve">  taskId ← createProcessingLog(storedFile)</w:t>
+        <w:t xml:space="preserve">    id_card         VARCHAR(18),</w:t>
       </w:r>
       <w:r>
         <w:br/>
-        <w:t xml:space="preserve">  submit taskId to background executor</w:t>
+        <w:t xml:space="preserve">    gender          VARCHAR(10),</w:t>
       </w:r>
       <w:r>
         <w:br/>
-        <w:t xml:space="preserve">  return taskId</w:t>
+        <w:t xml:space="preserve">    province_id     INTEGER REFERENCES province_dim(province_id),</w:t>
       </w:r>
       <w:r>
         <w:br/>
+        <w:t xml:space="preserve">    major_id        INTEGER REFERENCES major_dim(major_id),</w:t>
       </w:r>
       <w:r>
         <w:br/>
-        <w:t xml:space="preserve">  background task:</w:t>
+        <w:t xml:space="preserve">    admission_date  DATE,</w:t>
       </w:r>
       <w:r>
         <w:br/>
-        <w:t xml:space="preserve">    fileType ← classifyByExtension(storedFile)</w:t>
+        <w:t xml:space="preserve">    admission_score INTEGER,</w:t>
       </w:r>
       <w:r>
         <w:br/>
-        <w:t xml:space="preserve">    if fileType in [CSV, EXCEL]:</w:t>
+        <w:t xml:space="preserve">    degree_id       INTEGER REFERENCES degree_dim(degree_id),</w:t>
       </w:r>
       <w:r>
         <w:br/>
-        <w:t xml:space="preserve">      records ← processTabularFile(storedFile)</w:t>
+        <w:t xml:space="preserve">    file_id         INTEGER REFERENCES archive_file_dim(file_id),</w:t>
       </w:r>
       <w:r>
         <w:br/>
-        <w:t xml:space="preserve">    else if useLLM:</w:t>
+        <w:t xml:space="preserve">    create_time     TIMESTAMP DEFAULT CURRENT_TIMESTAMP,</w:t>
       </w:r>
       <w:r>
         <w:br/>
-        <w:t xml:space="preserve">      if fileType = PDF:</w:t>
+        <w:t xml:space="preserve">    update_time     TIMESTAMP DEFAULT CURRENT_TIMESTAMP</w:t>
       </w:r>
       <w:r>
         <w:br/>
-        <w:t xml:space="preserve">        pages ← convertPdfToImages(storedFile)</w:t>
+        <w:t>);</w:t>
       </w:r>
       <w:r>
         <w:br/>
-        <w:t xml:space="preserve">        for each page i/m:</w:t>
       </w:r>
       <w:r>
         <w:br/>
-        <w:t xml:space="preserve">          updateMessage("LLM</w:t>
-      </w:r>
-      <w:r>
-        <w:t>：处理第</w:t>
-      </w:r>
-      <w:r>
-        <w:t xml:space="preserve"> i/m </w:t>
-      </w:r>
-      <w:r>
-        <w:t>页</w:t>
-      </w:r>
-      <w:r>
-        <w:t>")</w:t>
+        <w:t xml:space="preserve">-- </w:t>
+      </w:r>
+      <w:r>
+        <w:t>学籍事实表</w:t>
       </w:r>
       <w:r>
         <w:br/>
-        <w:t xml:space="preserve">          records += callGLM(page)</w:t>
+      </w:r>
+      <w:r>
+        <w:lastRenderedPageBreak/>
+        <w:t>CREATE TABLE student_fact (</w:t>
       </w:r>
       <w:r>
         <w:br/>
-        <w:t xml:space="preserve">      else:</w:t>
+        <w:t xml:space="preserve">    id              BIGSERIAL PRIMARY KEY,</w:t>
       </w:r>
       <w:r>
         <w:br/>
-        <w:t xml:space="preserve">        updateMessage("LLM</w:t>
-      </w:r>
-      <w:r>
-        <w:t>：等待模型响应</w:t>
-      </w:r>
-      <w:r>
-        <w:t>")</w:t>
+        <w:t xml:space="preserve">    student_no      VARCHAR(32) UNIQUE,</w:t>
       </w:r>
       <w:r>
         <w:br/>
-        <w:t xml:space="preserve">        records ← callGLM(storedFile)</w:t>
+        <w:t xml:space="preserve">    name            VARCHAR(30),</w:t>
       </w:r>
       <w:r>
         <w:br/>
-        <w:t xml:space="preserve">    else:</w:t>
+        <w:t xml:space="preserve">    id_card         VARCHAR(18) UNIQUE,</w:t>
       </w:r>
       <w:r>
         <w:br/>
-        <w:t xml:space="preserve">      updateMessage(fileType = PDF ? "OCR</w:t>
-      </w:r>
-      <w:r>
-        <w:t>：识别</w:t>
-      </w:r>
-      <w:r>
-        <w:t xml:space="preserve"> PDF" : "OCR</w:t>
-      </w:r>
-      <w:r>
-        <w:t>：识别图片</w:t>
-      </w:r>
-      <w:r>
-        <w:t>")</w:t>
+        <w:t xml:space="preserve">    gender          VARCHAR(4) DEFAULT '</w:t>
+      </w:r>
+      <w:r>
+        <w:t>未知</w:t>
+      </w:r>
+      <w:r>
+        <w:t>',</w:t>
       </w:r>
       <w:r>
         <w:br/>
-        <w:t xml:space="preserve">      grids ← PPStructureV3(storedFile)</w:t>
+        <w:t xml:space="preserve">    major_id        INTEGER REFERENCES major_dim(major_id),</w:t>
       </w:r>
       <w:r>
         <w:br/>
-        <w:t xml:space="preserve">      for each row in grids:</w:t>
+        <w:t xml:space="preserve">    class_id        INTEGER REFERENCES class_dim(class_id),</w:t>
       </w:r>
       <w:r>
         <w:br/>
-        <w:t xml:space="preserve">        corrected ← autoCorrectFields(row.values)</w:t>
+        <w:t xml:space="preserve">    province_id     INTEGER REFERENCES province_dim(province_id),</w:t>
       </w:r>
       <w:r>
         <w:br/>
-        <w:t xml:space="preserve">        mapped ← mapGrid(row.headers, row.values)</w:t>
+        <w:t xml:space="preserve">    admission_date  DATE,</w:t>
       </w:r>
       <w:r>
         <w:br/>
-        <w:t xml:space="preserve">        records += merge(mapped, corrected)  // corrected</w:t>
-      </w:r>
-      <w:r>
-        <w:t>优先</w:t>
+        <w:t xml:space="preserve">    degree_id       INTEGER REFERENCES degree_dim(degree_id),</w:t>
       </w:r>
       <w:r>
         <w:br/>
+        <w:t xml:space="preserve">    graduated       BOOLEAN DEFAULT FALSE,</w:t>
+      </w:r>
+      <w:r>
+        <w:br/>
+        <w:t xml:space="preserve">    file_id         INTEGER REFERENCES archive_file_dim(file_id),</w:t>
+      </w:r>
+      <w:r>
+        <w:br/>
+        <w:t xml:space="preserve">    create_time     TIMESTAMP DEFAULT CURRENT_TIMESTAMP,</w:t>
+      </w:r>
+      <w:r>
+        <w:br/>
+        <w:t xml:space="preserve">    update_time     TIMESTAMP DEFAULT CURRENT_TIMESTAMP</w:t>
+      </w:r>
+      <w:r>
+        <w:br/>
+        <w:t>);</w:t>
+      </w:r>
+      <w:r>
+        <w:br/>
+      </w:r>
+      <w:r>
+        <w:br/>
+        <w:t xml:space="preserve">-- </w:t>
+      </w:r>
+      <w:r>
+        <w:t>毕业事实表</w:t>
+      </w:r>
+      <w:r>
+        <w:br/>
+        <w:t>CREATE TABLE graduation_fact (</w:t>
+      </w:r>
+      <w:r>
+        <w:br/>
+        <w:t xml:space="preserve">    id              BIGSERIAL PRIMARY KEY,</w:t>
+      </w:r>
+      <w:r>
+        <w:br/>
+        <w:t xml:space="preserve">    student_no      VARCHAR(32),</w:t>
+      </w:r>
+      <w:r>
+        <w:br/>
+        <w:t xml:space="preserve">    name            VARCHAR(30),</w:t>
+      </w:r>
+      <w:r>
+        <w:br/>
+        <w:t xml:space="preserve">    id_card         VARCHAR(18),</w:t>
+      </w:r>
+      <w:r>
+        <w:br/>
+        <w:t xml:space="preserve">    gender          VARCHAR(10),</w:t>
+      </w:r>
+      <w:r>
+        <w:br/>
+        <w:t xml:space="preserve">    degree_id       INTEGER REFERENCES degree_dim(degree_id),</w:t>
+      </w:r>
+      <w:r>
+        <w:br/>
+        <w:t xml:space="preserve">    dest_id         INTEGER REFERENCES destination_dim(dest_id),</w:t>
+      </w:r>
+      <w:r>
+        <w:br/>
+        <w:t xml:space="preserve">    graduation_date DATE,</w:t>
+      </w:r>
+      <w:r>
+        <w:br/>
+        <w:t xml:space="preserve">    file_id         INTEGER REFERENCES archive_file_dim(file_id),</w:t>
+      </w:r>
+      <w:r>
+        <w:br/>
+        <w:t xml:space="preserve">    create_time     TIMESTAMP DEFAULT CURRENT_TIMESTAMP,</w:t>
+      </w:r>
+      <w:r>
+        <w:br/>
+        <w:t xml:space="preserve">    update_time     TIMESTAMP DEFAULT CURRENT_TIMESTAMP</w:t>
+      </w:r>
+      <w:r>
+        <w:br/>
+        <w:t>);</w:t>
+      </w:r>
+      <w:r>
+        <w:br/>
+      </w:r>
+      <w:r>
+        <w:br/>
+        <w:t xml:space="preserve">-- </w:t>
+      </w:r>
+      <w:r>
+        <w:t>元数据标准表</w:t>
+      </w:r>
+      <w:r>
+        <w:br/>
+        <w:t>CREATE TABLE metadata_standard (</w:t>
+      </w:r>
+      <w:r>
+        <w:br/>
+        <w:t xml:space="preserve">    metadata_id     SERIAL PRIMARY KEY,</w:t>
+      </w:r>
+      <w:r>
+        <w:br/>
+        <w:t xml:space="preserve">    field_code      VARCHAR(32) NOT NULL,</w:t>
+      </w:r>
+      <w:r>
+        <w:br/>
+        <w:t xml:space="preserve">    field_name      VARCHAR(50) NOT NULL,</w:t>
+      </w:r>
+      <w:r>
+        <w:br/>
+        <w:t xml:space="preserve">    field_type      VARCHAR(20),</w:t>
+      </w:r>
+      <w:r>
+        <w:br/>
+        <w:t xml:space="preserve">    source_field    VARCHAR(100) NOT NULL,</w:t>
+      </w:r>
+      <w:r>
+        <w:br/>
+        <w:t xml:space="preserve">    transform_type  VARCHAR(50) DEFAULT 'DIRECT',</w:t>
+      </w:r>
+      <w:r>
+        <w:br/>
+        <w:t xml:space="preserve">    transform_rule  VARCHAR(255),</w:t>
+      </w:r>
+      <w:r>
+        <w:br/>
+        <w:t xml:space="preserve">    is_required     BOOLEAN DEFAULT FALSE</w:t>
+      </w:r>
+      <w:r>
+        <w:br/>
+        <w:t>);</w:t>
+      </w:r>
+      <w:r>
+        <w:br/>
+      </w:r>
+      <w:r>
+        <w:br/>
+        <w:t>-- OCR/LLM</w:t>
+      </w:r>
+      <w:r>
+        <w:t>任务日志；</w:t>
+      </w:r>
+      <w:r>
+        <w:t>log_id</w:t>
+      </w:r>
+      <w:r>
+        <w:t>同时作为</w:t>
+      </w:r>
+      <w:r>
+        <w:t>taskId</w:t>
+      </w:r>
+      <w:r>
+        <w:br/>
       </w:r>
       <w:r>
         <w:lastRenderedPageBreak/>
+        <w:t>CREATE TABLE ocr_log_dim (</w:t>
+      </w:r>
+      <w:r>
         <w:br/>
-        <w:t xml:space="preserve">    persistAndScore(records)</w:t>
+        <w:t xml:space="preserve">    log_id           SERIAL PRIMARY KEY,</w:t>
       </w:r>
       <w:r>
         <w:br/>
-        <w:t xml:space="preserve">    archive(storedFile)</w:t>
+        <w:t xml:space="preserve">    file_id          INTEGER,</w:t>
       </w:r>
       <w:r>
         <w:br/>
-        <w:t xml:space="preserve">    syncTerminalLog(taskId)</w:t>
+        <w:t xml:space="preserve">    recognize_status VARCHAR(20),</w:t>
       </w:r>
       <w:r>
         <w:br/>
+        <w:t xml:space="preserve">    recognize_time   TIMESTAMP DEFAULT CURRENT_TIMESTAMP,</w:t>
       </w:r>
       <w:r>
         <w:br/>
-        <w:t xml:space="preserve">  cancel branch:</w:t>
+        <w:t xml:space="preserve">    f1_score         NUMERIC(5, 2),</w:t>
       </w:r>
       <w:r>
         <w:br/>
-        <w:t xml:space="preserve">    markCancelled(taskId)</w:t>
+        <w:t xml:space="preserve">    file_name        VARCHAR(255),</w:t>
       </w:r>
       <w:r>
         <w:br/>
-        <w:t xml:space="preserve">    cancel local Future and registered Python process tree</w:t>
+        <w:t xml:space="preserve">    file_type        VARCHAR(50),</w:t>
       </w:r>
       <w:r>
         <w:br/>
-        <w:t xml:space="preserve">    move storedFile to failed directory</w:t>
+        <w:t xml:space="preserve">    error_message    TEXT,</w:t>
+      </w:r>
+      <w:r>
+        <w:br/>
+        <w:t xml:space="preserve">    message          TEXT,</w:t>
+      </w:r>
+      <w:r>
+        <w:br/>
+        <w:t xml:space="preserve">    updated_at       TIMESTAMP DEFAULT CURRENT_TIMESTAMP</w:t>
+      </w:r>
+      <w:r>
+        <w:br/>
+        <w:t>);</w:t>
+      </w:r>
+      <w:r>
+        <w:br/>
+      </w:r>
+      <w:r>
+        <w:br/>
+        <w:t xml:space="preserve">-- </w:t>
+      </w:r>
+      <w:r>
+        <w:t>知识库表</w:t>
+      </w:r>
+      <w:r>
+        <w:br/>
+        <w:t>CREATE TABLE knowledge_base (</w:t>
+      </w:r>
+      <w:r>
+        <w:br/>
+        <w:t xml:space="preserve">    id          SERIAL PRIMARY KEY,</w:t>
+      </w:r>
+      <w:r>
+        <w:br/>
+        <w:t xml:space="preserve">    title       VARCHAR(255) NOT NULL,</w:t>
+      </w:r>
+      <w:r>
+        <w:br/>
+        <w:t xml:space="preserve">    file_type   VARCHAR(20) NOT NULL,</w:t>
+      </w:r>
+      <w:r>
+        <w:br/>
+        <w:t xml:space="preserve">    file_path   TEXT,</w:t>
+      </w:r>
+      <w:r>
+        <w:br/>
+        <w:t xml:space="preserve">    source      VARCHAR(50) DEFAULT 'upload',</w:t>
+      </w:r>
+      <w:r>
+        <w:br/>
+        <w:t xml:space="preserve">    url         TEXT,</w:t>
+      </w:r>
+      <w:r>
+        <w:br/>
+        <w:t xml:space="preserve">    chunk_count INTEGER DEFAULT 0,</w:t>
+      </w:r>
+      <w:r>
+        <w:br/>
+        <w:t xml:space="preserve">    status      VARCHAR(20) DEFAULT 'parsing',</w:t>
+      </w:r>
+      <w:r>
+        <w:br/>
+        <w:t xml:space="preserve">    error_msg   TEXT,</w:t>
+      </w:r>
+      <w:r>
+        <w:br/>
+        <w:t xml:space="preserve">    create_time TIMESTAMP DEFAULT CURRENT_TIMESTAMP</w:t>
+      </w:r>
+      <w:r>
+        <w:br/>
+        <w:t>);</w:t>
+      </w:r>
+      <w:r>
+        <w:br/>
+      </w:r>
+      <w:r>
+        <w:br/>
+        <w:t>CREATE TABLE knowledge_chunks (</w:t>
+      </w:r>
+      <w:r>
+        <w:br/>
+        <w:t xml:space="preserve">    id          SERIAL PRIMARY KEY,</w:t>
+      </w:r>
+      <w:r>
+        <w:br/>
+        <w:t xml:space="preserve">    kb_id       INTEGER REFERENCES knowledge_base(id),</w:t>
+      </w:r>
+      <w:r>
+        <w:br/>
+        <w:t xml:space="preserve">    chunk_index INTEGER NOT NULL,</w:t>
+      </w:r>
+      <w:r>
+        <w:br/>
+        <w:t xml:space="preserve">    content     TEXT NOT NULL,</w:t>
+      </w:r>
+      <w:r>
+        <w:br/>
+        <w:t xml:space="preserve">    metadata    JSONB DEFAULT '{}',</w:t>
+      </w:r>
+      <w:r>
+        <w:br/>
+        <w:t xml:space="preserve">    embedding   vector(1024)</w:t>
+      </w:r>
+      <w:r>
+        <w:br/>
+        <w:t>);</w:t>
       </w:r>
     </w:p>
     <w:p>
@@ -31340,8 +32309,8 @@
           <w:lang w:eastAsia="zh-CN"/>
         </w:rPr>
       </w:pPr>
-      <w:bookmarkStart w:id="114" w:name="附录cglm-4v提取prompt模板"/>
-      <w:bookmarkStart w:id="115" w:name="_Toc237957030"/>
+      <w:bookmarkStart w:id="114" w:name="附录b双路径采集算法伪代码完整版"/>
+      <w:bookmarkStart w:id="115" w:name="_Toc237957029"/>
       <w:bookmarkEnd w:id="114"/>
       <w:r>
         <w:rPr>
@@ -31353,44 +32322,13 @@
         <w:rPr>
           <w:lang w:eastAsia="zh-CN"/>
         </w:rPr>
-        <w:t>C</w:t>
-      </w:r>
-      <w:r>
-        <w:rPr>
-          <w:lang w:eastAsia="zh-CN"/>
-        </w:rPr>
-        <w:t>：</w:t>
-      </w:r>
-      <w:r>
-        <w:rPr>
-          <w:lang w:eastAsia="zh-CN"/>
-        </w:rPr>
-        <w:t>GLM-4V</w:t>
-      </w:r>
-      <w:r>
-        <w:rPr>
-          <w:rFonts w:hint="eastAsia"/>
-          <w:lang w:eastAsia="zh-CN"/>
-        </w:rPr>
-        <w:t>-PLUS</w:t>
-      </w:r>
-      <w:r>
-        <w:rPr>
-          <w:lang w:eastAsia="zh-CN"/>
-        </w:rPr>
-        <w:t>提取</w:t>
-      </w:r>
-      <w:r>
-        <w:rPr>
-          <w:lang w:eastAsia="zh-CN"/>
-        </w:rPr>
-        <w:t>Prompt</w:t>
-      </w:r>
-      <w:r>
-        <w:rPr>
-          <w:lang w:eastAsia="zh-CN"/>
-        </w:rPr>
-        <w:t>模板</w:t>
+        <w:t>B</w:t>
+      </w:r>
+      <w:r>
+        <w:rPr>
+          <w:lang w:eastAsia="zh-CN"/>
+        </w:rPr>
+        <w:t>：双路径采集算法伪代码（完整版）</w:t>
       </w:r>
       <w:bookmarkEnd w:id="115"/>
     </w:p>
@@ -31399,6 +32337,271 @@
         <w:pStyle w:val="SourceCode"/>
       </w:pPr>
       <w:r>
+        <w:t>Algorithm: DualPathIngestion(file, useLLM)</w:t>
+      </w:r>
+      <w:r>
+        <w:br/>
+        <w:t xml:space="preserve">  Input:  file — </w:t>
+      </w:r>
+      <w:r>
+        <w:t>上传的档案文件</w:t>
+      </w:r>
+      <w:r>
+        <w:br/>
+        <w:t xml:space="preserve">          useLLM — </w:t>
+      </w:r>
+      <w:r>
+        <w:t>用户选择的</w:t>
+      </w:r>
+      <w:r>
+        <w:t>MLLM</w:t>
+      </w:r>
+      <w:r>
+        <w:t>开关</w:t>
+      </w:r>
+      <w:r>
+        <w:br/>
+        <w:t xml:space="preserve">  Output: taskId — ocr_log_dim.log_id</w:t>
+      </w:r>
+      <w:r>
+        <w:br/>
+      </w:r>
+      <w:r>
+        <w:br/>
+        <w:t xml:space="preserve">  storedFile ← saveToTemp(file)</w:t>
+      </w:r>
+      <w:r>
+        <w:br/>
+        <w:t xml:space="preserve">  taskId ← createProcessingLog(storedFile)</w:t>
+      </w:r>
+      <w:r>
+        <w:br/>
+        <w:t xml:space="preserve">  submit taskId to background executor</w:t>
+      </w:r>
+      <w:r>
+        <w:br/>
+      </w:r>
+      <w:r>
+        <w:lastRenderedPageBreak/>
+        <w:t xml:space="preserve">  return taskId</w:t>
+      </w:r>
+      <w:r>
+        <w:br/>
+      </w:r>
+      <w:r>
+        <w:br/>
+        <w:t xml:space="preserve">  background task:</w:t>
+      </w:r>
+      <w:r>
+        <w:br/>
+        <w:t xml:space="preserve">    fileType ← classifyByExtension(storedFile)</w:t>
+      </w:r>
+      <w:r>
+        <w:br/>
+        <w:t xml:space="preserve">    if fileType in [CSV, EXCEL]:</w:t>
+      </w:r>
+      <w:r>
+        <w:br/>
+        <w:t xml:space="preserve">      records ← processTabularFile(storedFile)</w:t>
+      </w:r>
+      <w:r>
+        <w:br/>
+        <w:t xml:space="preserve">    else if useLLM:</w:t>
+      </w:r>
+      <w:r>
+        <w:br/>
+        <w:t xml:space="preserve">      if fileType = PDF:</w:t>
+      </w:r>
+      <w:r>
+        <w:br/>
+        <w:t xml:space="preserve">        pages ← convertPdfToImages(storedFile)</w:t>
+      </w:r>
+      <w:r>
+        <w:br/>
+        <w:t xml:space="preserve">        for each page i/m:</w:t>
+      </w:r>
+      <w:r>
+        <w:br/>
+        <w:t xml:space="preserve">          updateMessage("LLM</w:t>
+      </w:r>
+      <w:r>
+        <w:t>：处理第</w:t>
+      </w:r>
+      <w:r>
+        <w:t xml:space="preserve"> i/m </w:t>
+      </w:r>
+      <w:r>
+        <w:t>页</w:t>
+      </w:r>
+      <w:r>
+        <w:t>")</w:t>
+      </w:r>
+      <w:r>
+        <w:br/>
+        <w:t xml:space="preserve">          records += callGLM(page)</w:t>
+      </w:r>
+      <w:r>
+        <w:br/>
+        <w:t xml:space="preserve">      else:</w:t>
+      </w:r>
+      <w:r>
+        <w:br/>
+        <w:t xml:space="preserve">        updateMessage("LLM</w:t>
+      </w:r>
+      <w:r>
+        <w:t>：等待模型响应</w:t>
+      </w:r>
+      <w:r>
+        <w:t>")</w:t>
+      </w:r>
+      <w:r>
+        <w:br/>
+        <w:t xml:space="preserve">        records ← callGLM(storedFile)</w:t>
+      </w:r>
+      <w:r>
+        <w:br/>
+        <w:t xml:space="preserve">    else:</w:t>
+      </w:r>
+      <w:r>
+        <w:br/>
+        <w:t xml:space="preserve">      updateMessage(fileType = PDF ? "OCR</w:t>
+      </w:r>
+      <w:r>
+        <w:t>：识别</w:t>
+      </w:r>
+      <w:r>
+        <w:t xml:space="preserve"> PDF" : "OCR</w:t>
+      </w:r>
+      <w:r>
+        <w:t>：识别图片</w:t>
+      </w:r>
+      <w:r>
+        <w:t>")</w:t>
+      </w:r>
+      <w:r>
+        <w:br/>
+        <w:t xml:space="preserve">      grids ← PPStructureV3(storedFile)</w:t>
+      </w:r>
+      <w:r>
+        <w:br/>
+        <w:t xml:space="preserve">      for each row in grids:</w:t>
+      </w:r>
+      <w:r>
+        <w:br/>
+        <w:t xml:space="preserve">        corrected ← autoCorrectFields(row.values)</w:t>
+      </w:r>
+      <w:r>
+        <w:br/>
+        <w:t xml:space="preserve">        mapped ← mapGrid(row.headers, row.values)</w:t>
+      </w:r>
+      <w:r>
+        <w:br/>
+        <w:t xml:space="preserve">        records += merge(mapped, corrected)  // corrected</w:t>
+      </w:r>
+      <w:r>
+        <w:t>优先</w:t>
+      </w:r>
+      <w:r>
+        <w:br/>
+      </w:r>
+      <w:r>
+        <w:br/>
+        <w:t xml:space="preserve">    persistAndScore(records)</w:t>
+      </w:r>
+      <w:r>
+        <w:br/>
+        <w:t xml:space="preserve">    archive(storedFile)</w:t>
+      </w:r>
+      <w:r>
+        <w:br/>
+        <w:t xml:space="preserve">    syncTerminalLog(taskId)</w:t>
+      </w:r>
+      <w:r>
+        <w:br/>
+      </w:r>
+      <w:r>
+        <w:br/>
+        <w:t xml:space="preserve">  cancel branch:</w:t>
+      </w:r>
+      <w:r>
+        <w:br/>
+        <w:t xml:space="preserve">    markCancelled(taskId)</w:t>
+      </w:r>
+      <w:r>
+        <w:br/>
+        <w:t xml:space="preserve">    cancel local Future and registered Python process tree</w:t>
+      </w:r>
+      <w:r>
+        <w:br/>
+        <w:t xml:space="preserve">    move storedFile to failed directory</w:t>
+      </w:r>
+    </w:p>
+    <w:p>
+      <w:pPr>
+        <w:pStyle w:val="2"/>
+        <w:rPr>
+          <w:lang w:eastAsia="zh-CN"/>
+        </w:rPr>
+      </w:pPr>
+      <w:bookmarkStart w:id="116" w:name="附录cglm-4v提取prompt模板"/>
+      <w:bookmarkStart w:id="117" w:name="_Toc237957030"/>
+      <w:bookmarkEnd w:id="116"/>
+      <w:r>
+        <w:rPr>
+          <w:lang w:eastAsia="zh-CN"/>
+        </w:rPr>
+        <w:t>附录</w:t>
+      </w:r>
+      <w:r>
+        <w:rPr>
+          <w:lang w:eastAsia="zh-CN"/>
+        </w:rPr>
+        <w:t>C</w:t>
+      </w:r>
+      <w:r>
+        <w:rPr>
+          <w:lang w:eastAsia="zh-CN"/>
+        </w:rPr>
+        <w:t>：</w:t>
+      </w:r>
+      <w:r>
+        <w:rPr>
+          <w:lang w:eastAsia="zh-CN"/>
+        </w:rPr>
+        <w:t>GLM-4V</w:t>
+      </w:r>
+      <w:r>
+        <w:rPr>
+          <w:rFonts w:hint="eastAsia"/>
+          <w:lang w:eastAsia="zh-CN"/>
+        </w:rPr>
+        <w:t>-PLUS</w:t>
+      </w:r>
+      <w:r>
+        <w:rPr>
+          <w:lang w:eastAsia="zh-CN"/>
+        </w:rPr>
+        <w:t>提取</w:t>
+      </w:r>
+      <w:r>
+        <w:rPr>
+          <w:lang w:eastAsia="zh-CN"/>
+        </w:rPr>
+        <w:t>Prompt</w:t>
+      </w:r>
+      <w:r>
+        <w:rPr>
+          <w:lang w:eastAsia="zh-CN"/>
+        </w:rPr>
+        <w:t>模板</w:t>
+      </w:r>
+      <w:bookmarkEnd w:id="117"/>
+    </w:p>
+    <w:p>
+      <w:pPr>
+        <w:pStyle w:val="SourceCode"/>
+      </w:pPr>
+      <w:r>
         <w:rPr>
           <w:rStyle w:val="VerbatimChar"/>
           <w:lang w:eastAsia="zh-CN"/>
@@ -32141,6 +33344,7 @@
         <w:rPr>
           <w:rStyle w:val="VerbatimChar"/>
         </w:rPr>
+        <w:lastRenderedPageBreak/>
         <w:t xml:space="preserve">- </w:t>
       </w:r>
       <w:proofErr w:type="spellStart"/>
@@ -32445,7 +33649,7 @@
       <w:pPr>
         <w:pStyle w:val="2"/>
       </w:pPr>
-      <w:bookmarkStart w:id="116" w:name="_Toc237957031"/>
+      <w:bookmarkStart w:id="118" w:name="_Toc237957031"/>
       <w:proofErr w:type="spellStart"/>
       <w:r>
         <w:t>附录</w:t>
@@ -32456,7 +33660,7 @@
       <w:r>
         <w:t>：系统部署步骤</w:t>
       </w:r>
-      <w:bookmarkEnd w:id="116"/>
+      <w:bookmarkEnd w:id="118"/>
       <w:proofErr w:type="spellEnd"/>
     </w:p>
     <w:p>
@@ -32470,7 +33674,7 @@
         <w:t># Docker Compose</w:t>
       </w:r>
       <w:r>
-        <w:t>编排三个容器：</w:t>
+        <w:t>编排四个服务容器：</w:t>
       </w:r>
       <w:r>
         <w:t>frontend</w:t>
@@ -32486,6 +33690,12 @@
       </w:r>
       <w:r>
         <w:t>db</w:t>
+      </w:r>
+      <w:r>
+        <w:t>、</w:t>
+      </w:r>
+      <w:r>
+        <w:t>redis</w:t>
       </w:r>
       <w:r>
         <w:br/>
@@ -32514,6 +33724,19 @@
       </w:r>
       <w:r>
         <w:br/>
+        <w:t># redis</w:t>
+      </w:r>
+      <w:r>
+        <w:t>容器保存验证码、限流计数和查询缓存，后端通过</w:t>
+      </w:r>
+      <w:r>
+        <w:t>redis:6379</w:t>
+      </w:r>
+      <w:r>
+        <w:t>访问</w:t>
+      </w:r>
+      <w:r>
+        <w:br/>
         <w:t># Spring Boot</w:t>
       </w:r>
       <w:r>
@@ -32580,7 +33803,6 @@
         <w:br/>
       </w:r>
       <w:r>
-        <w:lastRenderedPageBreak/>
         <w:br/>
         <w:t xml:space="preserve"># </w:t>
       </w:r>
